--- a/якість програмного забезпечення/ЛР 6 ЯПЗТ.docx
+++ b/якість програмного забезпечення/ЛР 6 ЯПЗТ.docx
@@ -4,18 +4,11 @@
   <w:body>
     <w:p>
       <w:pPr>
-        <w:spacing w:after="60"/>
-        <w:jc w:val="both"/>
-        <w:rPr>
-          <w:lang w:val="uk-UA"/>
-        </w:rPr>
-      </w:pPr>
-    </w:p>
-    <w:p>
-      <w:pPr>
         <w:spacing w:after="80"/>
         <w:jc w:val="center"/>
         <w:rPr>
+          <w:sz w:val="28"/>
+          <w:szCs w:val="28"/>
           <w:lang w:val="uk-UA"/>
         </w:rPr>
       </w:pPr>
@@ -24,6 +17,7 @@
           <w:rFonts w:ascii="Times New Roman" w:hAnsi="Times New Roman" w:cs="Times New Roman"/>
           <w:b/>
           <w:sz w:val="28"/>
+          <w:szCs w:val="28"/>
           <w:lang w:val="uk-UA"/>
         </w:rPr>
         <w:t>ЛАБОРАТОРНА РОБОТА № 6</w:t>
@@ -163,6 +157,8 @@
       <w:pPr>
         <w:spacing w:before="160" w:after="80"/>
         <w:rPr>
+          <w:sz w:val="28"/>
+          <w:szCs w:val="28"/>
           <w:lang w:val="uk-UA"/>
         </w:rPr>
       </w:pPr>
@@ -171,6 +167,7 @@
           <w:rFonts w:ascii="Times New Roman" w:hAnsi="Times New Roman" w:cs="Times New Roman"/>
           <w:b/>
           <w:sz w:val="28"/>
+          <w:szCs w:val="28"/>
           <w:lang w:val="uk-UA"/>
         </w:rPr>
         <w:t xml:space="preserve">1. Створення </w:t>
@@ -181,6 +178,7 @@
           <w:rFonts w:ascii="Times New Roman" w:hAnsi="Times New Roman" w:cs="Times New Roman"/>
           <w:b/>
           <w:sz w:val="28"/>
+          <w:szCs w:val="28"/>
           <w:lang w:val="uk-UA"/>
         </w:rPr>
         <w:t>проєкту</w:t>
@@ -191,6 +189,7 @@
           <w:rFonts w:ascii="Times New Roman" w:hAnsi="Times New Roman" w:cs="Times New Roman"/>
           <w:b/>
           <w:sz w:val="28"/>
+          <w:szCs w:val="28"/>
           <w:lang w:val="uk-UA"/>
         </w:rPr>
         <w:t xml:space="preserve"> у </w:t>
@@ -201,6 +200,7 @@
           <w:rFonts w:ascii="Times New Roman" w:hAnsi="Times New Roman" w:cs="Times New Roman"/>
           <w:b/>
           <w:sz w:val="28"/>
+          <w:szCs w:val="28"/>
           <w:lang w:val="uk-UA"/>
         </w:rPr>
         <w:t>Jira</w:t>
@@ -211,6 +211,7 @@
           <w:rFonts w:ascii="Times New Roman" w:hAnsi="Times New Roman" w:cs="Times New Roman"/>
           <w:b/>
           <w:sz w:val="28"/>
+          <w:szCs w:val="28"/>
           <w:lang w:val="uk-UA"/>
         </w:rPr>
         <w:t xml:space="preserve"> </w:t>
@@ -221,6 +222,7 @@
           <w:rFonts w:ascii="Times New Roman" w:hAnsi="Times New Roman" w:cs="Times New Roman"/>
           <w:b/>
           <w:sz w:val="28"/>
+          <w:szCs w:val="28"/>
           <w:lang w:val="uk-UA"/>
         </w:rPr>
         <w:t>Cloud</w:t>
@@ -233,13 +235,16 @@
         <w:ind w:firstLine="709"/>
         <w:jc w:val="both"/>
         <w:rPr>
+          <w:sz w:val="28"/>
+          <w:szCs w:val="28"/>
           <w:lang w:val="uk-UA"/>
         </w:rPr>
       </w:pPr>
       <w:r>
         <w:rPr>
           <w:rFonts w:ascii="Times New Roman" w:hAnsi="Times New Roman" w:cs="Times New Roman"/>
-          <w:sz w:val="24"/>
+          <w:sz w:val="28"/>
+          <w:szCs w:val="28"/>
           <w:lang w:val="uk-UA"/>
         </w:rPr>
         <w:t xml:space="preserve">Для виконання лабораторної роботи реєстрацію у </w:t>
@@ -248,7 +253,8 @@
       <w:r>
         <w:rPr>
           <w:rFonts w:ascii="Times New Roman" w:hAnsi="Times New Roman" w:cs="Times New Roman"/>
-          <w:sz w:val="24"/>
+          <w:sz w:val="28"/>
+          <w:szCs w:val="28"/>
           <w:lang w:val="uk-UA"/>
         </w:rPr>
         <w:t>Jira</w:t>
@@ -257,7 +263,8 @@
       <w:r>
         <w:rPr>
           <w:rFonts w:ascii="Times New Roman" w:hAnsi="Times New Roman" w:cs="Times New Roman"/>
-          <w:sz w:val="24"/>
+          <w:sz w:val="28"/>
+          <w:szCs w:val="28"/>
           <w:lang w:val="uk-UA"/>
         </w:rPr>
         <w:t xml:space="preserve"> </w:t>
@@ -266,7 +273,8 @@
       <w:r>
         <w:rPr>
           <w:rFonts w:ascii="Times New Roman" w:hAnsi="Times New Roman" w:cs="Times New Roman"/>
-          <w:sz w:val="24"/>
+          <w:sz w:val="28"/>
+          <w:szCs w:val="28"/>
           <w:lang w:val="uk-UA"/>
         </w:rPr>
         <w:t>Cloud</w:t>
@@ -275,120 +283,18 @@
       <w:r>
         <w:rPr>
           <w:rFonts w:ascii="Times New Roman" w:hAnsi="Times New Roman" w:cs="Times New Roman"/>
-          <w:sz w:val="24"/>
+          <w:sz w:val="28"/>
+          <w:szCs w:val="28"/>
           <w:lang w:val="uk-UA"/>
         </w:rPr>
-        <w:t xml:space="preserve"> здійснено на </w:t>
-      </w:r>
-      <w:r>
-        <w:rPr>
-          <w:rFonts w:ascii="Times New Roman" w:hAnsi="Times New Roman" w:cs="Times New Roman"/>
-          <w:sz w:val="24"/>
-          <w:lang w:val="uk-UA"/>
-        </w:rPr>
-        <w:t>https</w:t>
-      </w:r>
-      <w:r>
-        <w:rPr>
-          <w:rFonts w:ascii="Times New Roman" w:hAnsi="Times New Roman" w:cs="Times New Roman"/>
-          <w:sz w:val="24"/>
-          <w:lang w:val="uk-UA"/>
-        </w:rPr>
-        <w:t>://</w:t>
-      </w:r>
-      <w:r>
-        <w:rPr>
-          <w:rFonts w:ascii="Times New Roman" w:hAnsi="Times New Roman" w:cs="Times New Roman"/>
-          <w:sz w:val="24"/>
-          <w:lang w:val="uk-UA"/>
-        </w:rPr>
-        <w:t>www</w:t>
-      </w:r>
-      <w:r>
-        <w:rPr>
-          <w:rFonts w:ascii="Times New Roman" w:hAnsi="Times New Roman" w:cs="Times New Roman"/>
-          <w:sz w:val="24"/>
-          <w:lang w:val="uk-UA"/>
-        </w:rPr>
-        <w:t>.</w:t>
-      </w:r>
-      <w:r>
-        <w:rPr>
-          <w:rFonts w:ascii="Times New Roman" w:hAnsi="Times New Roman" w:cs="Times New Roman"/>
-          <w:sz w:val="24"/>
-          <w:lang w:val="uk-UA"/>
-        </w:rPr>
-        <w:t>atlassian</w:t>
-      </w:r>
-      <w:r>
-        <w:rPr>
-          <w:rFonts w:ascii="Times New Roman" w:hAnsi="Times New Roman" w:cs="Times New Roman"/>
-          <w:sz w:val="24"/>
-          <w:lang w:val="uk-UA"/>
-        </w:rPr>
-        <w:t>.</w:t>
-      </w:r>
-      <w:r>
-        <w:rPr>
-          <w:rFonts w:ascii="Times New Roman" w:hAnsi="Times New Roman" w:cs="Times New Roman"/>
-          <w:sz w:val="24"/>
-          <w:lang w:val="uk-UA"/>
-        </w:rPr>
-        <w:t>com</w:t>
-      </w:r>
-      <w:r>
-        <w:rPr>
-          <w:rFonts w:ascii="Times New Roman" w:hAnsi="Times New Roman" w:cs="Times New Roman"/>
-          <w:sz w:val="24"/>
-          <w:lang w:val="uk-UA"/>
-        </w:rPr>
-        <w:t>/</w:t>
-      </w:r>
-      <w:r>
-        <w:rPr>
-          <w:rFonts w:ascii="Times New Roman" w:hAnsi="Times New Roman" w:cs="Times New Roman"/>
-          <w:sz w:val="24"/>
-          <w:lang w:val="uk-UA"/>
-        </w:rPr>
-        <w:t>software</w:t>
-      </w:r>
-      <w:r>
-        <w:rPr>
-          <w:rFonts w:ascii="Times New Roman" w:hAnsi="Times New Roman" w:cs="Times New Roman"/>
-          <w:sz w:val="24"/>
-          <w:lang w:val="uk-UA"/>
-        </w:rPr>
-        <w:t>/</w:t>
-      </w:r>
-      <w:r>
-        <w:rPr>
-          <w:rFonts w:ascii="Times New Roman" w:hAnsi="Times New Roman" w:cs="Times New Roman"/>
-          <w:sz w:val="24"/>
-          <w:lang w:val="uk-UA"/>
-        </w:rPr>
-        <w:t>jira</w:t>
-      </w:r>
-      <w:r>
-        <w:rPr>
-          <w:rFonts w:ascii="Times New Roman" w:hAnsi="Times New Roman" w:cs="Times New Roman"/>
-          <w:sz w:val="24"/>
-          <w:lang w:val="uk-UA"/>
-        </w:rPr>
-        <w:t xml:space="preserve">. </w:t>
-      </w:r>
-      <w:r>
-        <w:rPr>
-          <w:rFonts w:ascii="Times New Roman" w:hAnsi="Times New Roman" w:cs="Times New Roman"/>
-          <w:sz w:val="24"/>
-          <w:lang w:val="uk-UA"/>
-        </w:rPr>
-        <w:t xml:space="preserve">Після підтвердження </w:t>
+        <w:t xml:space="preserve"> здійснено на https://www.atlassian.com/software/jira. Після підтвердження </w:t>
       </w:r>
       <w:proofErr w:type="spellStart"/>
       <w:r>
         <w:rPr>
           <w:rFonts w:ascii="Times New Roman" w:hAnsi="Times New Roman" w:cs="Times New Roman"/>
-          <w:sz w:val="24"/>
+          <w:sz w:val="28"/>
+          <w:szCs w:val="28"/>
           <w:lang w:val="uk-UA"/>
         </w:rPr>
         <w:t>email</w:t>
@@ -397,7 +303,8 @@
       <w:r>
         <w:rPr>
           <w:rFonts w:ascii="Times New Roman" w:hAnsi="Times New Roman" w:cs="Times New Roman"/>
-          <w:sz w:val="24"/>
+          <w:sz w:val="28"/>
+          <w:szCs w:val="28"/>
           <w:lang w:val="uk-UA"/>
         </w:rPr>
         <w:t xml:space="preserve"> створено новий </w:t>
@@ -406,7 +313,8 @@
       <w:r>
         <w:rPr>
           <w:rFonts w:ascii="Times New Roman" w:hAnsi="Times New Roman" w:cs="Times New Roman"/>
-          <w:sz w:val="24"/>
+          <w:sz w:val="28"/>
+          <w:szCs w:val="28"/>
           <w:lang w:val="uk-UA"/>
         </w:rPr>
         <w:t>проєкт</w:t>
@@ -415,7 +323,8 @@
       <w:r>
         <w:rPr>
           <w:rFonts w:ascii="Times New Roman" w:hAnsi="Times New Roman" w:cs="Times New Roman"/>
-          <w:sz w:val="24"/>
+          <w:sz w:val="28"/>
+          <w:szCs w:val="28"/>
           <w:lang w:val="uk-UA"/>
         </w:rPr>
         <w:t xml:space="preserve"> із такими параметрами:</w:t>
@@ -849,7 +758,7 @@
                     <pic:cNvPicPr/>
                   </pic:nvPicPr>
                   <pic:blipFill>
-                    <a:blip r:embed="rId6"/>
+                    <a:blip r:embed="rId8"/>
                     <a:stretch>
                       <a:fillRect/>
                     </a:stretch>
@@ -933,27 +842,7 @@
           <w:szCs w:val="28"/>
           <w:lang w:val="uk-UA"/>
         </w:rPr>
-        <w:t xml:space="preserve"> </w:t>
-      </w:r>
-      <w:r>
-        <w:rPr>
-          <w:rFonts w:ascii="Times New Roman" w:hAnsi="Times New Roman" w:cs="Times New Roman"/>
-          <w:iCs/>
-          <w:sz w:val="28"/>
-          <w:szCs w:val="28"/>
-          <w:lang w:val="uk-UA"/>
-        </w:rPr>
-        <w:t>QA</w:t>
-      </w:r>
-      <w:r>
-        <w:rPr>
-          <w:rFonts w:ascii="Times New Roman" w:hAnsi="Times New Roman" w:cs="Times New Roman"/>
-          <w:iCs/>
-          <w:sz w:val="28"/>
-          <w:szCs w:val="28"/>
-          <w:lang w:val="uk-UA"/>
-        </w:rPr>
-        <w:t xml:space="preserve"> у </w:t>
+        <w:t xml:space="preserve"> QA у </w:t>
       </w:r>
       <w:proofErr w:type="spellStart"/>
       <w:r>
@@ -972,6 +861,8 @@
       <w:pPr>
         <w:spacing w:before="160" w:after="80"/>
         <w:rPr>
+          <w:sz w:val="28"/>
+          <w:szCs w:val="28"/>
           <w:lang w:val="uk-UA"/>
         </w:rPr>
       </w:pPr>
@@ -980,8 +871,10 @@
           <w:rFonts w:ascii="Times New Roman" w:hAnsi="Times New Roman" w:cs="Times New Roman"/>
           <w:b/>
           <w:sz w:val="28"/>
+          <w:szCs w:val="28"/>
           <w:lang w:val="uk-UA"/>
         </w:rPr>
+        <w:lastRenderedPageBreak/>
         <w:t>2. Теоретичні відомості. Структура баг-репорту</w:t>
       </w:r>
     </w:p>
@@ -991,13 +884,16 @@
         <w:ind w:firstLine="709"/>
         <w:jc w:val="both"/>
         <w:rPr>
+          <w:sz w:val="28"/>
+          <w:szCs w:val="28"/>
           <w:lang w:val="uk-UA"/>
         </w:rPr>
       </w:pPr>
       <w:r>
         <w:rPr>
           <w:rFonts w:ascii="Times New Roman" w:hAnsi="Times New Roman" w:cs="Times New Roman"/>
-          <w:sz w:val="24"/>
+          <w:sz w:val="28"/>
+          <w:szCs w:val="28"/>
           <w:lang w:val="uk-UA"/>
         </w:rPr>
         <w:t>Баг-репорт (</w:t>
@@ -1006,7 +902,8 @@
       <w:r>
         <w:rPr>
           <w:rFonts w:ascii="Times New Roman" w:hAnsi="Times New Roman" w:cs="Times New Roman"/>
-          <w:sz w:val="24"/>
+          <w:sz w:val="28"/>
+          <w:szCs w:val="28"/>
           <w:lang w:val="uk-UA"/>
         </w:rPr>
         <w:t>Bug</w:t>
@@ -1015,7 +912,8 @@
       <w:r>
         <w:rPr>
           <w:rFonts w:ascii="Times New Roman" w:hAnsi="Times New Roman" w:cs="Times New Roman"/>
-          <w:sz w:val="24"/>
+          <w:sz w:val="28"/>
+          <w:szCs w:val="28"/>
           <w:lang w:val="uk-UA"/>
         </w:rPr>
         <w:t xml:space="preserve"> </w:t>
@@ -1024,7 +922,8 @@
       <w:r>
         <w:rPr>
           <w:rFonts w:ascii="Times New Roman" w:hAnsi="Times New Roman" w:cs="Times New Roman"/>
-          <w:sz w:val="24"/>
+          <w:sz w:val="28"/>
+          <w:szCs w:val="28"/>
           <w:lang w:val="uk-UA"/>
         </w:rPr>
         <w:t>Report</w:t>
@@ -1033,7 +932,8 @@
       <w:r>
         <w:rPr>
           <w:rFonts w:ascii="Times New Roman" w:hAnsi="Times New Roman" w:cs="Times New Roman"/>
-          <w:sz w:val="24"/>
+          <w:sz w:val="28"/>
+          <w:szCs w:val="28"/>
           <w:lang w:val="uk-UA"/>
         </w:rPr>
         <w:t xml:space="preserve">) — це документ або запис у системі управління </w:t>
@@ -1042,7 +942,8 @@
       <w:r>
         <w:rPr>
           <w:rFonts w:ascii="Times New Roman" w:hAnsi="Times New Roman" w:cs="Times New Roman"/>
-          <w:sz w:val="24"/>
+          <w:sz w:val="28"/>
+          <w:szCs w:val="28"/>
           <w:lang w:val="uk-UA"/>
         </w:rPr>
         <w:t>проєктами</w:t>
@@ -1051,7 +952,8 @@
       <w:r>
         <w:rPr>
           <w:rFonts w:ascii="Times New Roman" w:hAnsi="Times New Roman" w:cs="Times New Roman"/>
-          <w:sz w:val="24"/>
+          <w:sz w:val="28"/>
+          <w:szCs w:val="28"/>
           <w:lang w:val="uk-UA"/>
         </w:rPr>
         <w:t xml:space="preserve">, який описує знайдену помилку в програмному забезпеченні. </w:t>
@@ -1060,7 +962,8 @@
       <w:r>
         <w:rPr>
           <w:rFonts w:ascii="Times New Roman" w:hAnsi="Times New Roman" w:cs="Times New Roman"/>
-          <w:sz w:val="24"/>
+          <w:sz w:val="28"/>
+          <w:szCs w:val="28"/>
           <w:lang w:val="uk-UA"/>
         </w:rPr>
         <w:t>Коректно</w:t>
@@ -1069,7 +972,8 @@
       <w:r>
         <w:rPr>
           <w:rFonts w:ascii="Times New Roman" w:hAnsi="Times New Roman" w:cs="Times New Roman"/>
-          <w:sz w:val="24"/>
+          <w:sz w:val="28"/>
+          <w:szCs w:val="28"/>
           <w:lang w:val="uk-UA"/>
         </w:rPr>
         <w:t xml:space="preserve"> складений баг-репорт дозволяє розробнику відтворити, зрозуміти й виправити дефект без уточнень.</w:t>
@@ -1143,14 +1047,7 @@
                 <w:rFonts w:ascii="Times New Roman" w:hAnsi="Times New Roman" w:cs="Times New Roman"/>
                 <w:lang w:val="uk-UA"/>
               </w:rPr>
-              <w:t>Корот</w:t>
-            </w:r>
-            <w:r>
-              <w:rPr>
-                <w:rFonts w:ascii="Times New Roman" w:hAnsi="Times New Roman" w:cs="Times New Roman"/>
-                <w:lang w:val="uk-UA"/>
-              </w:rPr>
-              <w:t>кий заголовок</w:t>
+              <w:t>Короткий заголовок</w:t>
             </w:r>
           </w:p>
         </w:tc>
@@ -1955,6 +1852,8 @@
         <w:spacing w:after="60"/>
         <w:jc w:val="both"/>
         <w:rPr>
+          <w:sz w:val="28"/>
+          <w:szCs w:val="28"/>
           <w:lang w:val="uk-UA"/>
         </w:rPr>
       </w:pPr>
@@ -1962,7 +1861,8 @@
         <w:rPr>
           <w:rFonts w:ascii="Times New Roman" w:hAnsi="Times New Roman" w:cs="Times New Roman"/>
           <w:b/>
-          <w:sz w:val="24"/>
+          <w:sz w:val="28"/>
+          <w:szCs w:val="28"/>
           <w:lang w:val="uk-UA"/>
         </w:rPr>
         <w:t>Шкала пріоритетів та серйозності:</w:t>
@@ -2157,14 +2057,7 @@
                 <w:rFonts w:ascii="Times New Roman" w:hAnsi="Times New Roman" w:cs="Times New Roman"/>
                 <w:lang w:val="uk-UA"/>
               </w:rPr>
-              <w:t xml:space="preserve">Система не запускається або критичний функціонал </w:t>
-            </w:r>
-            <w:r>
-              <w:rPr>
-                <w:rFonts w:ascii="Times New Roman" w:hAnsi="Times New Roman" w:cs="Times New Roman"/>
-                <w:lang w:val="uk-UA"/>
-              </w:rPr>
-              <w:t>недоступний</w:t>
+              <w:t>Система не запускається або критичний функціонал недоступний</w:t>
             </w:r>
           </w:p>
         </w:tc>
@@ -2450,6 +2343,8 @@
       <w:pPr>
         <w:spacing w:before="160" w:after="80"/>
         <w:rPr>
+          <w:sz w:val="28"/>
+          <w:szCs w:val="28"/>
           <w:lang w:val="uk-UA"/>
         </w:rPr>
       </w:pPr>
@@ -2458,54 +2353,10 @@
           <w:rFonts w:ascii="Times New Roman" w:hAnsi="Times New Roman" w:cs="Times New Roman"/>
           <w:b/>
           <w:sz w:val="28"/>
+          <w:szCs w:val="28"/>
           <w:lang w:val="uk-UA"/>
         </w:rPr>
-        <w:t>3. Баг-</w:t>
-      </w:r>
-      <w:r>
-        <w:rPr>
-          <w:rFonts w:ascii="Times New Roman" w:hAnsi="Times New Roman" w:cs="Times New Roman"/>
-          <w:b/>
-          <w:sz w:val="28"/>
-          <w:lang w:val="uk-UA"/>
-        </w:rPr>
-        <w:t xml:space="preserve">репорти для </w:t>
-      </w:r>
-      <w:r>
-        <w:rPr>
-          <w:rFonts w:ascii="Times New Roman" w:hAnsi="Times New Roman" w:cs="Times New Roman"/>
-          <w:b/>
-          <w:sz w:val="28"/>
-          <w:lang w:val="uk-UA"/>
-        </w:rPr>
-        <w:t>freelancehunt</w:t>
-      </w:r>
-      <w:r>
-        <w:rPr>
-          <w:rFonts w:ascii="Times New Roman" w:hAnsi="Times New Roman" w:cs="Times New Roman"/>
-          <w:b/>
-          <w:sz w:val="28"/>
-          <w:lang w:val="uk-UA"/>
-        </w:rPr>
-        <w:t>.</w:t>
-      </w:r>
-      <w:r>
-        <w:rPr>
-          <w:rFonts w:ascii="Times New Roman" w:hAnsi="Times New Roman" w:cs="Times New Roman"/>
-          <w:b/>
-          <w:sz w:val="28"/>
-          <w:lang w:val="uk-UA"/>
-        </w:rPr>
-        <w:t>com</w:t>
-      </w:r>
-      <w:r>
-        <w:rPr>
-          <w:rFonts w:ascii="Times New Roman" w:hAnsi="Times New Roman" w:cs="Times New Roman"/>
-          <w:b/>
-          <w:sz w:val="28"/>
-          <w:lang w:val="uk-UA"/>
-        </w:rPr>
-        <w:t>/</w:t>
+        <w:t>3. Баг-репорти для freelancehunt.com/</w:t>
       </w:r>
       <w:proofErr w:type="spellStart"/>
       <w:r>
@@ -2513,6 +2364,7 @@
           <w:rFonts w:ascii="Times New Roman" w:hAnsi="Times New Roman" w:cs="Times New Roman"/>
           <w:b/>
           <w:sz w:val="28"/>
+          <w:szCs w:val="28"/>
           <w:lang w:val="uk-UA"/>
         </w:rPr>
         <w:t>ua</w:t>
@@ -2525,54 +2377,26 @@
         <w:ind w:firstLine="709"/>
         <w:jc w:val="both"/>
         <w:rPr>
+          <w:sz w:val="28"/>
+          <w:szCs w:val="28"/>
           <w:lang w:val="uk-UA"/>
         </w:rPr>
       </w:pPr>
       <w:r>
         <w:rPr>
           <w:rFonts w:ascii="Times New Roman" w:hAnsi="Times New Roman" w:cs="Times New Roman"/>
-          <w:sz w:val="24"/>
+          <w:sz w:val="28"/>
+          <w:szCs w:val="28"/>
           <w:lang w:val="uk-UA"/>
         </w:rPr>
-        <w:t xml:space="preserve">У процесі тестування сайту </w:t>
-      </w:r>
-      <w:r>
-        <w:rPr>
-          <w:rFonts w:ascii="Times New Roman" w:hAnsi="Times New Roman" w:cs="Times New Roman"/>
-          <w:sz w:val="24"/>
-          <w:lang w:val="uk-UA"/>
-        </w:rPr>
-        <w:t>freelancehunt</w:t>
-      </w:r>
-      <w:r>
-        <w:rPr>
-          <w:rFonts w:ascii="Times New Roman" w:hAnsi="Times New Roman" w:cs="Times New Roman"/>
-          <w:sz w:val="24"/>
-          <w:lang w:val="uk-UA"/>
-        </w:rPr>
-        <w:t>.</w:t>
-      </w:r>
-      <w:r>
-        <w:rPr>
-          <w:rFonts w:ascii="Times New Roman" w:hAnsi="Times New Roman" w:cs="Times New Roman"/>
-          <w:sz w:val="24"/>
-          <w:lang w:val="uk-UA"/>
-        </w:rPr>
-        <w:t>com</w:t>
-      </w:r>
-      <w:r>
-        <w:rPr>
-          <w:rFonts w:ascii="Times New Roman" w:hAnsi="Times New Roman" w:cs="Times New Roman"/>
-          <w:sz w:val="24"/>
-          <w:lang w:val="uk-UA"/>
-        </w:rPr>
-        <w:t>/</w:t>
+        <w:t>У процесі тестування сайту freelancehunt.com/</w:t>
       </w:r>
       <w:proofErr w:type="spellStart"/>
       <w:r>
         <w:rPr>
           <w:rFonts w:ascii="Times New Roman" w:hAnsi="Times New Roman" w:cs="Times New Roman"/>
-          <w:sz w:val="24"/>
+          <w:sz w:val="28"/>
+          <w:szCs w:val="28"/>
           <w:lang w:val="uk-UA"/>
         </w:rPr>
         <w:t>ua</w:t>
@@ -2581,7 +2405,8 @@
       <w:r>
         <w:rPr>
           <w:rFonts w:ascii="Times New Roman" w:hAnsi="Times New Roman" w:cs="Times New Roman"/>
-          <w:sz w:val="24"/>
+          <w:sz w:val="28"/>
+          <w:szCs w:val="28"/>
           <w:lang w:val="uk-UA"/>
         </w:rPr>
         <w:t xml:space="preserve"> після реєстрації виявлено такі дефекти:</w:t>
@@ -2592,6 +2417,8 @@
         <w:spacing w:after="60"/>
         <w:jc w:val="both"/>
         <w:rPr>
+          <w:sz w:val="28"/>
+          <w:szCs w:val="28"/>
           <w:lang w:val="uk-UA"/>
         </w:rPr>
       </w:pPr>
@@ -2600,6 +2427,8 @@
       <w:pPr>
         <w:spacing w:before="160" w:after="80"/>
         <w:rPr>
+          <w:sz w:val="28"/>
+          <w:szCs w:val="28"/>
           <w:lang w:val="uk-UA"/>
         </w:rPr>
       </w:pPr>
@@ -2607,7 +2436,8 @@
         <w:rPr>
           <w:rFonts w:ascii="Times New Roman" w:hAnsi="Times New Roman" w:cs="Times New Roman"/>
           <w:b/>
-          <w:sz w:val="24"/>
+          <w:sz w:val="28"/>
+          <w:szCs w:val="28"/>
           <w:lang w:val="uk-UA"/>
         </w:rPr>
         <w:t>3.1 Баг-репорт FLH-001 — Помилка логіну</w:t>
@@ -3016,14 +2846,7 @@
                 <w:rFonts w:ascii="Times New Roman" w:hAnsi="Times New Roman" w:cs="Times New Roman"/>
                 <w:lang w:val="uk-UA"/>
               </w:rPr>
-              <w:t>🔴</w:t>
-            </w:r>
-            <w:r>
-              <w:rPr>
-                <w:rFonts w:ascii="Times New Roman" w:hAnsi="Times New Roman" w:cs="Times New Roman"/>
-                <w:lang w:val="uk-UA"/>
-              </w:rPr>
-              <w:t xml:space="preserve">  </w:t>
+              <w:t xml:space="preserve">🔴  </w:t>
             </w:r>
             <w:proofErr w:type="spellStart"/>
             <w:r>
@@ -3476,56 +3299,7 @@
                 <w:rFonts w:ascii="Times New Roman" w:hAnsi="Times New Roman" w:cs="Times New Roman"/>
                 <w:lang w:val="uk-UA"/>
               </w:rPr>
-              <w:t xml:space="preserve">1. Відкрити сторінку входу: </w:t>
-            </w:r>
-            <w:r>
-              <w:rPr>
-                <w:rFonts w:ascii="Times New Roman" w:hAnsi="Times New Roman" w:cs="Times New Roman"/>
-                <w:lang w:val="uk-UA"/>
-              </w:rPr>
-              <w:t>https</w:t>
-            </w:r>
-            <w:r>
-              <w:rPr>
-                <w:rFonts w:ascii="Times New Roman" w:hAnsi="Times New Roman" w:cs="Times New Roman"/>
-                <w:lang w:val="uk-UA"/>
-              </w:rPr>
-              <w:t>://</w:t>
-            </w:r>
-            <w:r>
-              <w:rPr>
-                <w:rFonts w:ascii="Times New Roman" w:hAnsi="Times New Roman" w:cs="Times New Roman"/>
-                <w:lang w:val="uk-UA"/>
-              </w:rPr>
-              <w:t>freelancehunt</w:t>
-            </w:r>
-            <w:r>
-              <w:rPr>
-                <w:rFonts w:ascii="Times New Roman" w:hAnsi="Times New Roman" w:cs="Times New Roman"/>
-                <w:lang w:val="uk-UA"/>
-              </w:rPr>
-              <w:t>.</w:t>
-            </w:r>
-            <w:r>
-              <w:rPr>
-                <w:rFonts w:ascii="Times New Roman" w:hAnsi="Times New Roman" w:cs="Times New Roman"/>
-                <w:lang w:val="uk-UA"/>
-              </w:rPr>
-              <w:t>com</w:t>
-            </w:r>
-            <w:r>
-              <w:rPr>
-                <w:rFonts w:ascii="Times New Roman" w:hAnsi="Times New Roman" w:cs="Times New Roman"/>
-                <w:lang w:val="uk-UA"/>
-              </w:rPr>
-              <w:t>/</w:t>
-            </w:r>
-            <w:r>
-              <w:rPr>
-                <w:rFonts w:ascii="Times New Roman" w:hAnsi="Times New Roman" w:cs="Times New Roman"/>
-                <w:lang w:val="uk-UA"/>
-              </w:rPr>
-              <w:t>ua</w:t>
+              <w:t>1. Відкрити сторінку входу: https://freelancehunt.com/ua</w:t>
             </w:r>
             <w:r>
               <w:rPr>
@@ -3583,14 +3357,7 @@
                 <w:rFonts w:ascii="Times New Roman" w:hAnsi="Times New Roman" w:cs="Times New Roman"/>
                 <w:lang w:val="uk-UA"/>
               </w:rPr>
-              <w:t>3. У полі «Пароль» ввести НЕВ</w:t>
-            </w:r>
-            <w:r>
-              <w:rPr>
-                <w:rFonts w:ascii="Times New Roman" w:hAnsi="Times New Roman" w:cs="Times New Roman"/>
-                <w:lang w:val="uk-UA"/>
-              </w:rPr>
-              <w:t>ІРНИЙ пароль</w:t>
+              <w:t>3. У полі «Пароль» ввести НЕВІРНИЙ пароль</w:t>
             </w:r>
             <w:r>
               <w:rPr>
@@ -3603,7 +3370,6 @@
                 <w:rFonts w:ascii="Times New Roman" w:hAnsi="Times New Roman" w:cs="Times New Roman"/>
                 <w:lang w:val="uk-UA"/>
               </w:rPr>
-              <w:lastRenderedPageBreak/>
               <w:t>4. Натиснути кнопку «Увійти»</w:t>
             </w:r>
             <w:r>
@@ -3630,14 +3396,7 @@
                 <w:rFonts w:ascii="Times New Roman" w:hAnsi="Times New Roman" w:cs="Times New Roman"/>
                 <w:lang w:val="uk-UA"/>
               </w:rPr>
-              <w:t xml:space="preserve">6. </w:t>
-            </w:r>
-            <w:r>
-              <w:rPr>
-                <w:rFonts w:ascii="Times New Roman" w:hAnsi="Times New Roman" w:cs="Times New Roman"/>
-                <w:lang w:val="uk-UA"/>
-              </w:rPr>
-              <w:t>Спостерігати за поведінкою системи після 5-ї невдалої спроби</w:t>
+              <w:t>6. Спостерігати за поведінкою системи після 5-ї невдалої спроби</w:t>
             </w:r>
           </w:p>
         </w:tc>
@@ -3666,7 +3425,6 @@
                 <w:b/>
                 <w:lang w:val="uk-UA"/>
               </w:rPr>
-              <w:lastRenderedPageBreak/>
               <w:t>Очікуваний результат</w:t>
             </w:r>
             <w:r>
@@ -3738,14 +3496,7 @@
                 <w:rFonts w:ascii="Times New Roman" w:hAnsi="Times New Roman" w:cs="Times New Roman"/>
                 <w:lang w:val="uk-UA"/>
               </w:rPr>
-              <w:t>Після 5 невдалих спроб</w:t>
-            </w:r>
-            <w:r>
-              <w:rPr>
-                <w:rFonts w:ascii="Times New Roman" w:hAnsi="Times New Roman" w:cs="Times New Roman"/>
-                <w:lang w:val="uk-UA"/>
-              </w:rPr>
-              <w:t xml:space="preserve"> входу система повинна:</w:t>
+              <w:t>Після 5 невдалих спроб входу система повинна:</w:t>
             </w:r>
             <w:r>
               <w:rPr>
@@ -3771,21 +3522,7 @@
                 <w:rFonts w:ascii="Times New Roman" w:hAnsi="Times New Roman" w:cs="Times New Roman"/>
                 <w:lang w:val="uk-UA"/>
               </w:rPr>
-              <w:t xml:space="preserve">— показати </w:t>
-            </w:r>
-            <w:r>
-              <w:rPr>
-                <w:rFonts w:ascii="Times New Roman" w:hAnsi="Times New Roman" w:cs="Times New Roman"/>
-                <w:lang w:val="uk-UA"/>
-              </w:rPr>
-              <w:t>CAPTCHA</w:t>
-            </w:r>
-            <w:r>
-              <w:rPr>
-                <w:rFonts w:ascii="Times New Roman" w:hAnsi="Times New Roman" w:cs="Times New Roman"/>
-                <w:lang w:val="uk-UA"/>
-              </w:rPr>
-              <w:t xml:space="preserve"> або надіслати підтверджувальний лист</w:t>
+              <w:t>— показати CAPTCHA або надіслати підтверджувальний лист</w:t>
             </w:r>
             <w:r>
               <w:rPr>
@@ -3798,14 +3535,7 @@
                 <w:rFonts w:ascii="Times New Roman" w:hAnsi="Times New Roman" w:cs="Times New Roman"/>
                 <w:lang w:val="uk-UA"/>
               </w:rPr>
-              <w:t xml:space="preserve">— відобразити повідомлення «Забагато спроб. </w:t>
-            </w:r>
-            <w:r>
-              <w:rPr>
-                <w:rFonts w:ascii="Times New Roman" w:hAnsi="Times New Roman" w:cs="Times New Roman"/>
-                <w:lang w:val="uk-UA"/>
-              </w:rPr>
-              <w:t>Спробуйте пізніше»</w:t>
+              <w:t>— відобразити повідомлення «Забагато спроб. Спробуйте пізніше»</w:t>
             </w:r>
           </w:p>
         </w:tc>
@@ -3905,14 +3635,7 @@
                 <w:rFonts w:ascii="Times New Roman" w:hAnsi="Times New Roman" w:cs="Times New Roman"/>
                 <w:lang w:val="uk-UA"/>
               </w:rPr>
-              <w:t xml:space="preserve">Система </w:t>
-            </w:r>
-            <w:r>
-              <w:rPr>
-                <w:rFonts w:ascii="Times New Roman" w:hAnsi="Times New Roman" w:cs="Times New Roman"/>
-                <w:lang w:val="uk-UA"/>
-              </w:rPr>
-              <w:t>дозволяє необмежену кількість спроб входу без будь-якого</w:t>
+              <w:t>Система дозволяє необмежену кількість спроб входу без будь-якого</w:t>
             </w:r>
             <w:r>
               <w:rPr>
@@ -3925,21 +3648,7 @@
                 <w:rFonts w:ascii="Times New Roman" w:hAnsi="Times New Roman" w:cs="Times New Roman"/>
                 <w:lang w:val="uk-UA"/>
               </w:rPr>
-              <w:t xml:space="preserve">блокування, </w:t>
-            </w:r>
-            <w:r>
-              <w:rPr>
-                <w:rFonts w:ascii="Times New Roman" w:hAnsi="Times New Roman" w:cs="Times New Roman"/>
-                <w:lang w:val="uk-UA"/>
-              </w:rPr>
-              <w:t>CAPTCHA</w:t>
-            </w:r>
-            <w:r>
-              <w:rPr>
-                <w:rFonts w:ascii="Times New Roman" w:hAnsi="Times New Roman" w:cs="Times New Roman"/>
-                <w:lang w:val="uk-UA"/>
-              </w:rPr>
-              <w:t xml:space="preserve"> чи затримки. Після кожної невдалої спроби</w:t>
+              <w:t>блокування, CAPTCHA чи затримки. Після кожної невдалої спроби</w:t>
             </w:r>
             <w:r>
               <w:rPr>
@@ -4033,15 +3742,7 @@
                 <w:b/>
                 <w:lang w:val="uk-UA"/>
               </w:rPr>
-              <w:t>A</w:t>
-            </w:r>
-            <w:r>
-              <w:rPr>
-                <w:rFonts w:ascii="Times New Roman" w:hAnsi="Times New Roman" w:cs="Times New Roman"/>
-                <w:b/>
-                <w:lang w:val="uk-UA"/>
-              </w:rPr>
-              <w:t>ttachments</w:t>
+              <w:t>Attachments</w:t>
             </w:r>
             <w:proofErr w:type="spellEnd"/>
             <w:r>
@@ -4102,6 +3803,7 @@
         <w:rPr>
           <w:rFonts w:ascii="Times New Roman" w:hAnsi="Times New Roman" w:cs="Times New Roman"/>
           <w:iCs/>
+          <w:noProof/>
           <w:sz w:val="28"/>
           <w:szCs w:val="28"/>
           <w:lang w:val="uk-UA"/>
@@ -4122,7 +3824,7 @@
                     <pic:cNvPicPr/>
                   </pic:nvPicPr>
                   <pic:blipFill>
-                    <a:blip r:embed="rId7"/>
+                    <a:blip r:embed="rId9"/>
                     <a:stretch>
                       <a:fillRect/>
                     </a:stretch>
@@ -4162,27 +3864,8 @@
           <w:szCs w:val="28"/>
           <w:lang w:val="uk-UA"/>
         </w:rPr>
-        <w:t xml:space="preserve">Рисунок 6.2 — Скріншот баг-репорту </w:t>
-      </w:r>
-      <w:r>
-        <w:rPr>
-          <w:rFonts w:ascii="Times New Roman" w:hAnsi="Times New Roman" w:cs="Times New Roman"/>
-          <w:iCs/>
-          <w:sz w:val="28"/>
-          <w:szCs w:val="28"/>
-          <w:lang w:val="uk-UA"/>
-        </w:rPr>
-        <w:t>FLH</w:t>
-      </w:r>
-      <w:r>
-        <w:rPr>
-          <w:rFonts w:ascii="Times New Roman" w:hAnsi="Times New Roman" w:cs="Times New Roman"/>
-          <w:iCs/>
-          <w:sz w:val="28"/>
-          <w:szCs w:val="28"/>
-          <w:lang w:val="uk-UA"/>
-        </w:rPr>
-        <w:t xml:space="preserve">-001 у </w:t>
+        <w:lastRenderedPageBreak/>
+        <w:t xml:space="preserve">Рисунок 6.2 — Скріншот баг-репорту FLH-001 у </w:t>
       </w:r>
       <w:proofErr w:type="spellStart"/>
       <w:r>
@@ -4200,6 +3883,8 @@
     <w:p>
       <w:pPr>
         <w:rPr>
+          <w:sz w:val="28"/>
+          <w:szCs w:val="28"/>
           <w:lang w:val="uk-UA"/>
         </w:rPr>
       </w:pPr>
@@ -4208,6 +3893,8 @@
       <w:pPr>
         <w:spacing w:before="160" w:after="80"/>
         <w:rPr>
+          <w:sz w:val="28"/>
+          <w:szCs w:val="28"/>
           <w:lang w:val="uk-UA"/>
         </w:rPr>
       </w:pPr>
@@ -4215,7 +3902,8 @@
         <w:rPr>
           <w:rFonts w:ascii="Times New Roman" w:hAnsi="Times New Roman" w:cs="Times New Roman"/>
           <w:b/>
-          <w:sz w:val="24"/>
+          <w:sz w:val="28"/>
+          <w:szCs w:val="28"/>
           <w:lang w:val="uk-UA"/>
         </w:rPr>
         <w:t>3.2 Баг-репорт FLH-002 — Помилка реєстрації</w:t>
@@ -4631,14 +4319,7 @@
                 <w:rFonts w:ascii="Times New Roman" w:hAnsi="Times New Roman" w:cs="Times New Roman"/>
                 <w:lang w:val="uk-UA"/>
               </w:rPr>
-              <w:t>🟠</w:t>
-            </w:r>
-            <w:r>
-              <w:rPr>
-                <w:rFonts w:ascii="Times New Roman" w:hAnsi="Times New Roman" w:cs="Times New Roman"/>
-                <w:lang w:val="uk-UA"/>
-              </w:rPr>
-              <w:t xml:space="preserve">  </w:t>
+              <w:t xml:space="preserve">🟠  </w:t>
             </w:r>
             <w:proofErr w:type="spellStart"/>
             <w:r>
@@ -5091,70 +4772,7 @@
                 <w:rFonts w:ascii="Times New Roman" w:hAnsi="Times New Roman" w:cs="Times New Roman"/>
                 <w:lang w:val="uk-UA"/>
               </w:rPr>
-              <w:t xml:space="preserve">1. Відкрити сторінку реєстрації: </w:t>
-            </w:r>
-            <w:r>
-              <w:rPr>
-                <w:rFonts w:ascii="Times New Roman" w:hAnsi="Times New Roman" w:cs="Times New Roman"/>
-                <w:lang w:val="uk-UA"/>
-              </w:rPr>
-              <w:t>https</w:t>
-            </w:r>
-            <w:r>
-              <w:rPr>
-                <w:rFonts w:ascii="Times New Roman" w:hAnsi="Times New Roman" w:cs="Times New Roman"/>
-                <w:lang w:val="uk-UA"/>
-              </w:rPr>
-              <w:t>://</w:t>
-            </w:r>
-            <w:r>
-              <w:rPr>
-                <w:rFonts w:ascii="Times New Roman" w:hAnsi="Times New Roman" w:cs="Times New Roman"/>
-                <w:lang w:val="uk-UA"/>
-              </w:rPr>
-              <w:t>freelancehunt</w:t>
-            </w:r>
-            <w:r>
-              <w:rPr>
-                <w:rFonts w:ascii="Times New Roman" w:hAnsi="Times New Roman" w:cs="Times New Roman"/>
-                <w:lang w:val="uk-UA"/>
-              </w:rPr>
-              <w:t>.</w:t>
-            </w:r>
-            <w:r>
-              <w:rPr>
-                <w:rFonts w:ascii="Times New Roman" w:hAnsi="Times New Roman" w:cs="Times New Roman"/>
-                <w:lang w:val="uk-UA"/>
-              </w:rPr>
-              <w:t>com</w:t>
-            </w:r>
-            <w:r>
-              <w:rPr>
-                <w:rFonts w:ascii="Times New Roman" w:hAnsi="Times New Roman" w:cs="Times New Roman"/>
-                <w:lang w:val="uk-UA"/>
-              </w:rPr>
-              <w:t>/</w:t>
-            </w:r>
-            <w:r>
-              <w:rPr>
-                <w:rFonts w:ascii="Times New Roman" w:hAnsi="Times New Roman" w:cs="Times New Roman"/>
-                <w:lang w:val="uk-UA"/>
-              </w:rPr>
-              <w:t>ua</w:t>
-            </w:r>
-            <w:r>
-              <w:rPr>
-                <w:rFonts w:ascii="Times New Roman" w:hAnsi="Times New Roman" w:cs="Times New Roman"/>
-                <w:lang w:val="uk-UA"/>
-              </w:rPr>
-              <w:t>/</w:t>
-            </w:r>
-            <w:r>
-              <w:rPr>
-                <w:rFonts w:ascii="Times New Roman" w:hAnsi="Times New Roman" w:cs="Times New Roman"/>
-                <w:lang w:val="uk-UA"/>
-              </w:rPr>
-              <w:t>registration</w:t>
+              <w:t>1. Відкрити сторінку реєстрації: https://freelancehunt.com/ua/registration</w:t>
             </w:r>
             <w:r>
               <w:rPr>
@@ -5196,14 +4814,7 @@
                 <w:rFonts w:ascii="Times New Roman" w:hAnsi="Times New Roman" w:cs="Times New Roman"/>
                 <w:lang w:val="uk-UA"/>
               </w:rPr>
-              <w:t>3. У полі</w:t>
-            </w:r>
-            <w:r>
-              <w:rPr>
-                <w:rFonts w:ascii="Times New Roman" w:hAnsi="Times New Roman" w:cs="Times New Roman"/>
-                <w:lang w:val="uk-UA"/>
-              </w:rPr>
-              <w:t xml:space="preserve"> «Телефон» ввести некоректне значення: «</w:t>
+              <w:t>3. У полі «Телефон» ввести некоректне значення: «</w:t>
             </w:r>
             <w:proofErr w:type="spellStart"/>
             <w:r>
@@ -5211,21 +4822,7 @@
                 <w:rFonts w:ascii="Times New Roman" w:hAnsi="Times New Roman" w:cs="Times New Roman"/>
                 <w:lang w:val="uk-UA"/>
               </w:rPr>
-              <w:t>abc</w:t>
-            </w:r>
-            <w:r>
-              <w:rPr>
-                <w:rFonts w:ascii="Times New Roman" w:hAnsi="Times New Roman" w:cs="Times New Roman"/>
-                <w:lang w:val="uk-UA"/>
-              </w:rPr>
-              <w:t>+</w:t>
-            </w:r>
-            <w:r>
-              <w:rPr>
-                <w:rFonts w:ascii="Times New Roman" w:hAnsi="Times New Roman" w:cs="Times New Roman"/>
-                <w:lang w:val="uk-UA"/>
-              </w:rPr>
-              <w:t>def</w:t>
+              <w:t>abc+def</w:t>
             </w:r>
             <w:proofErr w:type="spellEnd"/>
             <w:r>
@@ -5311,7 +4908,6 @@
                 <w:b/>
                 <w:lang w:val="uk-UA"/>
               </w:rPr>
-              <w:lastRenderedPageBreak/>
               <w:t>(</w:t>
             </w:r>
             <w:proofErr w:type="spellStart"/>
@@ -5369,7 +4965,6 @@
                 <w:rFonts w:ascii="Times New Roman" w:hAnsi="Times New Roman" w:cs="Times New Roman"/>
                 <w:lang w:val="uk-UA"/>
               </w:rPr>
-              <w:lastRenderedPageBreak/>
               <w:t>Система повинна:</w:t>
             </w:r>
             <w:r>
@@ -5383,7 +4978,6 @@
                 <w:rFonts w:ascii="Times New Roman" w:hAnsi="Times New Roman" w:cs="Times New Roman"/>
                 <w:lang w:val="uk-UA"/>
               </w:rPr>
-              <w:lastRenderedPageBreak/>
               <w:t xml:space="preserve">— не приймати літери, </w:t>
             </w:r>
             <w:proofErr w:type="spellStart"/>
@@ -5455,7 +5049,6 @@
                 <w:b/>
                 <w:lang w:val="uk-UA"/>
               </w:rPr>
-              <w:lastRenderedPageBreak/>
               <w:t>Фактичний результат</w:t>
             </w:r>
             <w:r>
@@ -5527,14 +5120,7 @@
                 <w:rFonts w:ascii="Times New Roman" w:hAnsi="Times New Roman" w:cs="Times New Roman"/>
                 <w:lang w:val="uk-UA"/>
               </w:rPr>
-              <w:t xml:space="preserve">Поле «Телефон» приймає будь-які символи, включно </w:t>
-            </w:r>
-            <w:r>
-              <w:rPr>
-                <w:rFonts w:ascii="Times New Roman" w:hAnsi="Times New Roman" w:cs="Times New Roman"/>
-                <w:lang w:val="uk-UA"/>
-              </w:rPr>
-              <w:t>з літерами</w:t>
+              <w:t>Поле «Телефон» приймає будь-які символи, включно з літерами</w:t>
             </w:r>
             <w:r>
               <w:rPr>
@@ -5571,21 +5157,7 @@
                 <w:rFonts w:ascii="Times New Roman" w:hAnsi="Times New Roman" w:cs="Times New Roman"/>
                 <w:lang w:val="uk-UA"/>
               </w:rPr>
-              <w:t>abc</w:t>
-            </w:r>
-            <w:r>
-              <w:rPr>
-                <w:rFonts w:ascii="Times New Roman" w:hAnsi="Times New Roman" w:cs="Times New Roman"/>
-                <w:lang w:val="uk-UA"/>
-              </w:rPr>
-              <w:t>+</w:t>
-            </w:r>
-            <w:r>
-              <w:rPr>
-                <w:rFonts w:ascii="Times New Roman" w:hAnsi="Times New Roman" w:cs="Times New Roman"/>
-                <w:lang w:val="uk-UA"/>
-              </w:rPr>
-              <w:t>def</w:t>
+              <w:t>abc+def</w:t>
             </w:r>
             <w:proofErr w:type="spellEnd"/>
             <w:r>
@@ -5732,10 +5304,12 @@
         <w:rPr>
           <w:rFonts w:ascii="Times New Roman" w:hAnsi="Times New Roman" w:cs="Times New Roman"/>
           <w:iCs/>
+          <w:noProof/>
           <w:sz w:val="28"/>
           <w:szCs w:val="28"/>
           <w:lang w:val="uk-UA"/>
         </w:rPr>
+        <w:lastRenderedPageBreak/>
         <w:drawing>
           <wp:inline distT="0" distB="0" distL="0" distR="0" wp14:anchorId="25B82C2A" wp14:editId="39A0F9AA">
             <wp:extent cx="4990686" cy="1300353"/>
@@ -5752,7 +5326,7 @@
                     <pic:cNvPicPr/>
                   </pic:nvPicPr>
                   <pic:blipFill>
-                    <a:blip r:embed="rId8"/>
+                    <a:blip r:embed="rId10"/>
                     <a:stretch>
                       <a:fillRect/>
                     </a:stretch>
@@ -5792,7 +5366,7 @@
           <w:szCs w:val="28"/>
           <w:lang w:val="uk-UA"/>
         </w:rPr>
-        <w:t>Рисун</w:t>
+        <w:t>Рисунок 6.</w:t>
       </w:r>
       <w:r>
         <w:rPr>
@@ -5802,7 +5376,7 @@
           <w:szCs w:val="28"/>
           <w:lang w:val="uk-UA"/>
         </w:rPr>
-        <w:t xml:space="preserve">ок 6.4 — Скріншот баг-репорту </w:t>
+        <w:t>3</w:t>
       </w:r>
       <w:r>
         <w:rPr>
@@ -5812,17 +5386,7 @@
           <w:szCs w:val="28"/>
           <w:lang w:val="uk-UA"/>
         </w:rPr>
-        <w:t>FLH</w:t>
-      </w:r>
-      <w:r>
-        <w:rPr>
-          <w:rFonts w:ascii="Times New Roman" w:hAnsi="Times New Roman" w:cs="Times New Roman"/>
-          <w:iCs/>
-          <w:sz w:val="28"/>
-          <w:szCs w:val="28"/>
-          <w:lang w:val="uk-UA"/>
-        </w:rPr>
-        <w:t xml:space="preserve">-002 у </w:t>
+        <w:t xml:space="preserve"> — Скріншот баг-репорту FLH-002 у </w:t>
       </w:r>
       <w:proofErr w:type="spellStart"/>
       <w:r>
@@ -5840,6 +5404,8 @@
     <w:p>
       <w:pPr>
         <w:rPr>
+          <w:sz w:val="28"/>
+          <w:szCs w:val="28"/>
           <w:lang w:val="uk-UA"/>
         </w:rPr>
       </w:pPr>
@@ -5848,6 +5414,8 @@
       <w:pPr>
         <w:spacing w:before="160" w:after="80"/>
         <w:rPr>
+          <w:sz w:val="28"/>
+          <w:szCs w:val="28"/>
           <w:lang w:val="uk-UA"/>
         </w:rPr>
       </w:pPr>
@@ -5855,28 +5423,11 @@
         <w:rPr>
           <w:rFonts w:ascii="Times New Roman" w:hAnsi="Times New Roman" w:cs="Times New Roman"/>
           <w:b/>
-          <w:sz w:val="24"/>
+          <w:sz w:val="28"/>
+          <w:szCs w:val="28"/>
           <w:lang w:val="uk-UA"/>
         </w:rPr>
-        <w:t xml:space="preserve">3.3 Баг-репорт </w:t>
-      </w:r>
-      <w:r>
-        <w:rPr>
-          <w:rFonts w:ascii="Times New Roman" w:hAnsi="Times New Roman" w:cs="Times New Roman"/>
-          <w:b/>
-          <w:sz w:val="24"/>
-          <w:lang w:val="uk-UA"/>
-        </w:rPr>
-        <w:t>FLH</w:t>
-      </w:r>
-      <w:r>
-        <w:rPr>
-          <w:rFonts w:ascii="Times New Roman" w:hAnsi="Times New Roman" w:cs="Times New Roman"/>
-          <w:b/>
-          <w:sz w:val="24"/>
-          <w:lang w:val="uk-UA"/>
-        </w:rPr>
-        <w:t>-003 — Помилка кнопки «Додати в обране»</w:t>
+        <w:t>3.3 Баг-репорт FLH-003 — Помилка кнопки «Додати в обране»</w:t>
       </w:r>
     </w:p>
     <w:tbl>
@@ -6106,14 +5657,7 @@
                 <w:rFonts w:ascii="Times New Roman" w:hAnsi="Times New Roman" w:cs="Times New Roman"/>
                 <w:lang w:val="uk-UA"/>
               </w:rPr>
-              <w:t xml:space="preserve"> 123, Windows 11, сторінка </w:t>
-            </w:r>
-            <w:r>
-              <w:rPr>
-                <w:rFonts w:ascii="Times New Roman" w:hAnsi="Times New Roman" w:cs="Times New Roman"/>
-                <w:lang w:val="uk-UA"/>
-              </w:rPr>
-              <w:t>профілю фрілансера</w:t>
+              <w:t xml:space="preserve"> 123, Windows 11, сторінка профілю фрілансера</w:t>
             </w:r>
           </w:p>
         </w:tc>
@@ -6259,14 +5803,7 @@
                 <w:rFonts w:ascii="Times New Roman" w:hAnsi="Times New Roman" w:cs="Times New Roman"/>
                 <w:lang w:val="uk-UA"/>
               </w:rPr>
-              <w:t>🟡</w:t>
-            </w:r>
-            <w:r>
-              <w:rPr>
-                <w:rFonts w:ascii="Times New Roman" w:hAnsi="Times New Roman" w:cs="Times New Roman"/>
-                <w:lang w:val="uk-UA"/>
-              </w:rPr>
-              <w:t xml:space="preserve">  </w:t>
+              <w:t xml:space="preserve">🟡  </w:t>
             </w:r>
             <w:proofErr w:type="spellStart"/>
             <w:r>
@@ -6750,14 +6287,7 @@
                 <w:rFonts w:ascii="Times New Roman" w:hAnsi="Times New Roman" w:cs="Times New Roman"/>
                 <w:lang w:val="uk-UA"/>
               </w:rPr>
-              <w:t xml:space="preserve">2. </w:t>
-            </w:r>
-            <w:r>
-              <w:rPr>
-                <w:rFonts w:ascii="Times New Roman" w:hAnsi="Times New Roman" w:cs="Times New Roman"/>
-                <w:lang w:val="uk-UA"/>
-              </w:rPr>
-              <w:t>Перейти до розділу «Пошук фрілансерів»</w:t>
+              <w:t>2. Перейти до розділу «Пошук фрілансерів»</w:t>
             </w:r>
             <w:r>
               <w:rPr>
@@ -6796,14 +6326,7 @@
                 <w:rFonts w:ascii="Times New Roman" w:hAnsi="Times New Roman" w:cs="Times New Roman"/>
                 <w:lang w:val="uk-UA"/>
               </w:rPr>
-              <w:t>5. Натис</w:t>
-            </w:r>
-            <w:r>
-              <w:rPr>
-                <w:rFonts w:ascii="Times New Roman" w:hAnsi="Times New Roman" w:cs="Times New Roman"/>
-                <w:lang w:val="uk-UA"/>
-              </w:rPr>
-              <w:t>нути кнопку «В обране» (іконка серця ♡) у правому верхньому куті профілю</w:t>
+              <w:t>5. Натиснути кнопку «В обране» (іконка серця ♡) у правому верхньому куті профілю</w:t>
             </w:r>
             <w:r>
               <w:rPr>
@@ -6929,14 +6452,7 @@
                 <w:rFonts w:ascii="Times New Roman" w:hAnsi="Times New Roman" w:cs="Times New Roman"/>
                 <w:lang w:val="uk-UA"/>
               </w:rPr>
-              <w:t xml:space="preserve">— іконка серця має змінити стан: ♡ → ♥ </w:t>
-            </w:r>
-            <w:r>
-              <w:rPr>
-                <w:rFonts w:ascii="Times New Roman" w:hAnsi="Times New Roman" w:cs="Times New Roman"/>
-                <w:lang w:val="uk-UA"/>
-              </w:rPr>
-              <w:t>(стати заповненою)</w:t>
+              <w:t>— іконка серця має змінити стан: ♡ → ♥ (стати заповненою)</w:t>
             </w:r>
             <w:r>
               <w:rPr>
@@ -6962,7 +6478,6 @@
                 <w:rFonts w:ascii="Times New Roman" w:hAnsi="Times New Roman" w:cs="Times New Roman"/>
                 <w:lang w:val="uk-UA"/>
               </w:rPr>
-              <w:lastRenderedPageBreak/>
               <w:t>— фрілансер має з'явитись у розділі «Мої обрані»</w:t>
             </w:r>
           </w:p>
@@ -6992,7 +6507,6 @@
                 <w:b/>
                 <w:lang w:val="uk-UA"/>
               </w:rPr>
-              <w:lastRenderedPageBreak/>
               <w:t>Фактичний результат</w:t>
             </w:r>
             <w:r>
@@ -7077,14 +6591,7 @@
                 <w:rFonts w:ascii="Times New Roman" w:hAnsi="Times New Roman" w:cs="Times New Roman"/>
                 <w:lang w:val="uk-UA"/>
               </w:rPr>
-              <w:t>але не змінює свій стан візуал</w:t>
-            </w:r>
-            <w:r>
-              <w:rPr>
-                <w:rFonts w:ascii="Times New Roman" w:hAnsi="Times New Roman" w:cs="Times New Roman"/>
-                <w:lang w:val="uk-UA"/>
-              </w:rPr>
-              <w:t>ьно (залишається порожньою ♡).</w:t>
+              <w:t>але не змінює свій стан візуально (залишається порожньою ♡).</w:t>
             </w:r>
             <w:r>
               <w:rPr>
@@ -7105,21 +6612,7 @@
                 <w:rFonts w:ascii="Times New Roman" w:hAnsi="Times New Roman" w:cs="Times New Roman"/>
                 <w:lang w:val="uk-UA"/>
               </w:rPr>
-              <w:t>toast</w:t>
-            </w:r>
-            <w:r>
-              <w:rPr>
-                <w:rFonts w:ascii="Times New Roman" w:hAnsi="Times New Roman" w:cs="Times New Roman"/>
-                <w:lang w:val="uk-UA"/>
-              </w:rPr>
-              <w:t>-</w:t>
-            </w:r>
-            <w:r>
-              <w:rPr>
-                <w:rFonts w:ascii="Times New Roman" w:hAnsi="Times New Roman" w:cs="Times New Roman"/>
-                <w:lang w:val="uk-UA"/>
-              </w:rPr>
-              <w:t>notification</w:t>
+              <w:t>toast-notification</w:t>
             </w:r>
             <w:proofErr w:type="spellEnd"/>
             <w:r>
@@ -7153,7 +6646,15 @@
                 <w:rFonts w:ascii="Times New Roman" w:hAnsi="Times New Roman" w:cs="Times New Roman"/>
                 <w:lang w:val="uk-UA"/>
               </w:rPr>
-              <w:t>тобто дія виконується, але зворотний зв'язок для користувача відсутній.</w:t>
+              <w:t xml:space="preserve">тобто дія виконується, але зворотний зв'язок для користувача </w:t>
+            </w:r>
+            <w:r>
+              <w:rPr>
+                <w:rFonts w:ascii="Times New Roman" w:hAnsi="Times New Roman" w:cs="Times New Roman"/>
+                <w:lang w:val="uk-UA"/>
+              </w:rPr>
+              <w:lastRenderedPageBreak/>
+              <w:t>відсутній.</w:t>
             </w:r>
           </w:p>
         </w:tc>
@@ -7182,6 +6683,7 @@
                 <w:b/>
                 <w:lang w:val="uk-UA"/>
               </w:rPr>
+              <w:lastRenderedPageBreak/>
               <w:t>Вкладення</w:t>
             </w:r>
             <w:r>
@@ -7235,14 +6737,7 @@
                 <w:rFonts w:ascii="Times New Roman" w:hAnsi="Times New Roman" w:cs="Times New Roman"/>
                 <w:lang w:val="uk-UA"/>
               </w:rPr>
-              <w:t>Скр</w:t>
-            </w:r>
-            <w:r>
-              <w:rPr>
-                <w:rFonts w:ascii="Times New Roman" w:hAnsi="Times New Roman" w:cs="Times New Roman"/>
-                <w:lang w:val="uk-UA"/>
-              </w:rPr>
-              <w:t>іншот — див. нижче</w:t>
+              <w:t>Скріншот — див. нижче</w:t>
             </w:r>
           </w:p>
         </w:tc>
@@ -7273,6 +6768,7 @@
         <w:rPr>
           <w:rFonts w:ascii="Times New Roman" w:hAnsi="Times New Roman" w:cs="Times New Roman"/>
           <w:iCs/>
+          <w:noProof/>
           <w:sz w:val="28"/>
           <w:szCs w:val="28"/>
           <w:lang w:val="uk-UA"/>
@@ -7293,7 +6789,7 @@
                     <pic:cNvPicPr/>
                   </pic:nvPicPr>
                   <pic:blipFill>
-                    <a:blip r:embed="rId9"/>
+                    <a:blip r:embed="rId11"/>
                     <a:stretch>
                       <a:fillRect/>
                     </a:stretch>
@@ -7333,7 +6829,7 @@
           <w:szCs w:val="28"/>
           <w:lang w:val="uk-UA"/>
         </w:rPr>
-        <w:t xml:space="preserve">Рисунок 6.6 — Скріншот баг-репорту </w:t>
+        <w:t>Рисунок 6.</w:t>
       </w:r>
       <w:r>
         <w:rPr>
@@ -7343,7 +6839,7 @@
           <w:szCs w:val="28"/>
           <w:lang w:val="uk-UA"/>
         </w:rPr>
-        <w:t>FLH</w:t>
+        <w:t>4</w:t>
       </w:r>
       <w:r>
         <w:rPr>
@@ -7353,7 +6849,7 @@
           <w:szCs w:val="28"/>
           <w:lang w:val="uk-UA"/>
         </w:rPr>
-        <w:t xml:space="preserve">-003 у </w:t>
+        <w:t xml:space="preserve"> — Скріншот баг-репорту FLH-003 у </w:t>
       </w:r>
       <w:proofErr w:type="spellStart"/>
       <w:r>
@@ -7372,6 +6868,8 @@
       <w:pPr>
         <w:rPr>
           <w:iCs/>
+          <w:sz w:val="28"/>
+          <w:szCs w:val="28"/>
           <w:lang w:val="uk-UA"/>
         </w:rPr>
       </w:pPr>
@@ -7380,6 +6878,8 @@
       <w:pPr>
         <w:spacing w:before="160" w:after="80"/>
         <w:rPr>
+          <w:sz w:val="28"/>
+          <w:szCs w:val="28"/>
           <w:lang w:val="uk-UA"/>
         </w:rPr>
       </w:pPr>
@@ -7388,6 +6888,7 @@
           <w:rFonts w:ascii="Times New Roman" w:hAnsi="Times New Roman" w:cs="Times New Roman"/>
           <w:b/>
           <w:sz w:val="28"/>
+          <w:szCs w:val="28"/>
           <w:lang w:val="uk-UA"/>
         </w:rPr>
         <w:t xml:space="preserve">4. Зміна статусу баг-репортів у </w:t>
@@ -7398,6 +6899,7 @@
           <w:rFonts w:ascii="Times New Roman" w:hAnsi="Times New Roman" w:cs="Times New Roman"/>
           <w:b/>
           <w:sz w:val="28"/>
+          <w:szCs w:val="28"/>
           <w:lang w:val="uk-UA"/>
         </w:rPr>
         <w:t>Jira</w:t>
@@ -7410,110 +6912,26 @@
         <w:ind w:firstLine="709"/>
         <w:jc w:val="both"/>
         <w:rPr>
+          <w:sz w:val="28"/>
+          <w:szCs w:val="28"/>
           <w:lang w:val="uk-UA"/>
         </w:rPr>
       </w:pPr>
       <w:r>
         <w:rPr>
           <w:rFonts w:ascii="Times New Roman" w:hAnsi="Times New Roman" w:cs="Times New Roman"/>
-          <w:sz w:val="24"/>
+          <w:sz w:val="28"/>
+          <w:szCs w:val="28"/>
           <w:lang w:val="uk-UA"/>
         </w:rPr>
-        <w:t xml:space="preserve">Відповідно до завдання лабораторної роботи змінено статус одного баг-репорту. Баг </w:t>
-      </w:r>
-      <w:r>
-        <w:rPr>
-          <w:rFonts w:ascii="Times New Roman" w:hAnsi="Times New Roman" w:cs="Times New Roman"/>
-          <w:sz w:val="24"/>
-          <w:lang w:val="uk-UA"/>
-        </w:rPr>
-        <w:t>FLH</w:t>
-      </w:r>
-      <w:r>
-        <w:rPr>
-          <w:rFonts w:ascii="Times New Roman" w:hAnsi="Times New Roman" w:cs="Times New Roman"/>
-          <w:sz w:val="24"/>
-          <w:lang w:val="uk-UA"/>
-        </w:rPr>
-        <w:t xml:space="preserve">-003 переведено зі статусу </w:t>
-      </w:r>
-      <w:r>
-        <w:rPr>
-          <w:rFonts w:ascii="Times New Roman" w:hAnsi="Times New Roman" w:cs="Times New Roman"/>
-          <w:sz w:val="24"/>
-          <w:lang w:val="uk-UA"/>
-        </w:rPr>
-        <w:t>OPEN</w:t>
-      </w:r>
-      <w:r>
-        <w:rPr>
-          <w:rFonts w:ascii="Times New Roman" w:hAnsi="Times New Roman" w:cs="Times New Roman"/>
-          <w:sz w:val="24"/>
-          <w:lang w:val="uk-UA"/>
-        </w:rPr>
-        <w:t xml:space="preserve"> → </w:t>
-      </w:r>
-      <w:r>
-        <w:rPr>
-          <w:rFonts w:ascii="Times New Roman" w:hAnsi="Times New Roman" w:cs="Times New Roman"/>
-          <w:sz w:val="24"/>
-          <w:lang w:val="uk-UA"/>
-        </w:rPr>
-        <w:t>IN</w:t>
-      </w:r>
-      <w:r>
-        <w:rPr>
-          <w:rFonts w:ascii="Times New Roman" w:hAnsi="Times New Roman" w:cs="Times New Roman"/>
-          <w:sz w:val="24"/>
-          <w:lang w:val="uk-UA"/>
-        </w:rPr>
-        <w:t xml:space="preserve"> </w:t>
-      </w:r>
-      <w:r>
-        <w:rPr>
-          <w:rFonts w:ascii="Times New Roman" w:hAnsi="Times New Roman" w:cs="Times New Roman"/>
-          <w:sz w:val="24"/>
-          <w:lang w:val="uk-UA"/>
-        </w:rPr>
-        <w:t>PROGRESS</w:t>
-      </w:r>
-      <w:r>
-        <w:rPr>
-          <w:rFonts w:ascii="Times New Roman" w:hAnsi="Times New Roman" w:cs="Times New Roman"/>
-          <w:sz w:val="24"/>
-          <w:lang w:val="uk-UA"/>
-        </w:rPr>
-        <w:t xml:space="preserve"> → </w:t>
-      </w:r>
-      <w:r>
-        <w:rPr>
-          <w:rFonts w:ascii="Times New Roman" w:hAnsi="Times New Roman" w:cs="Times New Roman"/>
-          <w:sz w:val="24"/>
-          <w:lang w:val="uk-UA"/>
-        </w:rPr>
-        <w:t>RESOLVED</w:t>
-      </w:r>
-      <w:r>
-        <w:rPr>
-          <w:rFonts w:ascii="Times New Roman" w:hAnsi="Times New Roman" w:cs="Times New Roman"/>
-          <w:sz w:val="24"/>
-          <w:lang w:val="uk-UA"/>
-        </w:rPr>
-        <w:t>. Нижче зображе</w:t>
-      </w:r>
-      <w:r>
-        <w:rPr>
-          <w:rFonts w:ascii="Times New Roman" w:hAnsi="Times New Roman" w:cs="Times New Roman"/>
-          <w:sz w:val="24"/>
-          <w:lang w:val="uk-UA"/>
-        </w:rPr>
-        <w:t xml:space="preserve">но </w:t>
+        <w:t xml:space="preserve">Відповідно до завдання лабораторної роботи змінено статус одного баг-репорту. Баг FLH-003 переведено зі статусу OPEN → IN PROGRESS → RESOLVED. Нижче зображено </w:t>
       </w:r>
       <w:proofErr w:type="spellStart"/>
       <w:r>
         <w:rPr>
           <w:rFonts w:ascii="Times New Roman" w:hAnsi="Times New Roman" w:cs="Times New Roman"/>
-          <w:sz w:val="24"/>
+          <w:sz w:val="28"/>
+          <w:szCs w:val="28"/>
           <w:lang w:val="uk-UA"/>
         </w:rPr>
         <w:t>Jira</w:t>
@@ -7522,7 +6940,8 @@
       <w:r>
         <w:rPr>
           <w:rFonts w:ascii="Times New Roman" w:hAnsi="Times New Roman" w:cs="Times New Roman"/>
-          <w:sz w:val="24"/>
+          <w:sz w:val="28"/>
+          <w:szCs w:val="28"/>
           <w:lang w:val="uk-UA"/>
         </w:rPr>
         <w:t xml:space="preserve"> </w:t>
@@ -7531,7 +6950,8 @@
       <w:r>
         <w:rPr>
           <w:rFonts w:ascii="Times New Roman" w:hAnsi="Times New Roman" w:cs="Times New Roman"/>
-          <w:sz w:val="24"/>
+          <w:sz w:val="28"/>
+          <w:szCs w:val="28"/>
           <w:lang w:val="uk-UA"/>
         </w:rPr>
         <w:t>Board</w:t>
@@ -7540,7 +6960,8 @@
       <w:r>
         <w:rPr>
           <w:rFonts w:ascii="Times New Roman" w:hAnsi="Times New Roman" w:cs="Times New Roman"/>
-          <w:sz w:val="24"/>
+          <w:sz w:val="28"/>
+          <w:szCs w:val="28"/>
           <w:lang w:val="uk-UA"/>
         </w:rPr>
         <w:t xml:space="preserve"> з актуальними статусами всіх трьох багів.</w:t>
@@ -8084,6 +7505,7 @@
         <w:rPr>
           <w:rFonts w:ascii="Times New Roman" w:hAnsi="Times New Roman" w:cs="Times New Roman"/>
           <w:iCs/>
+          <w:noProof/>
           <w:sz w:val="28"/>
           <w:szCs w:val="28"/>
           <w:lang w:val="uk-UA"/>
@@ -8104,7 +7526,7 @@
                     <pic:cNvPicPr/>
                   </pic:nvPicPr>
                   <pic:blipFill>
-                    <a:blip r:embed="rId10"/>
+                    <a:blip r:embed="rId12"/>
                     <a:stretch>
                       <a:fillRect/>
                     </a:stretch>
@@ -8144,7 +7566,27 @@
           <w:szCs w:val="28"/>
           <w:lang w:val="uk-UA"/>
         </w:rPr>
-        <w:t xml:space="preserve">Рисунок 6.8 — </w:t>
+        <w:t>Рисунок 6.</w:t>
+      </w:r>
+      <w:r>
+        <w:rPr>
+          <w:rFonts w:ascii="Times New Roman" w:hAnsi="Times New Roman" w:cs="Times New Roman"/>
+          <w:iCs/>
+          <w:sz w:val="28"/>
+          <w:szCs w:val="28"/>
+          <w:lang w:val="uk-UA"/>
+        </w:rPr>
+        <w:t>5</w:t>
+      </w:r>
+      <w:r>
+        <w:rPr>
+          <w:rFonts w:ascii="Times New Roman" w:hAnsi="Times New Roman" w:cs="Times New Roman"/>
+          <w:iCs/>
+          <w:sz w:val="28"/>
+          <w:szCs w:val="28"/>
+          <w:lang w:val="uk-UA"/>
+        </w:rPr>
+        <w:t xml:space="preserve"> — </w:t>
       </w:r>
       <w:proofErr w:type="spellStart"/>
       <w:r>
@@ -8196,7 +7638,7 @@
         <w:spacing w:before="160" w:after="80"/>
         <w:rPr>
           <w:rFonts w:ascii="Times New Roman" w:hAnsi="Times New Roman" w:cs="Times New Roman"/>
-          <w:i/>
+          <w:iCs/>
           <w:lang w:val="uk-UA"/>
         </w:rPr>
       </w:pPr>
@@ -8205,6 +7647,256 @@
       <w:pPr>
         <w:spacing w:before="160" w:after="80"/>
         <w:rPr>
+          <w:rFonts w:ascii="Times New Roman" w:hAnsi="Times New Roman" w:cs="Times New Roman"/>
+          <w:iCs/>
+          <w:sz w:val="28"/>
+          <w:szCs w:val="28"/>
+          <w:lang w:val="uk-UA"/>
+        </w:rPr>
+      </w:pPr>
+      <w:r>
+        <w:rPr>
+          <w:rFonts w:ascii="Times New Roman" w:hAnsi="Times New Roman" w:cs="Times New Roman"/>
+          <w:iCs/>
+          <w:sz w:val="28"/>
+          <w:szCs w:val="28"/>
+          <w:lang w:val="uk-UA"/>
+        </w:rPr>
+        <w:t>Змінити статус помилки можна прямо на вкладці «</w:t>
+      </w:r>
+      <w:r>
+        <w:rPr>
+          <w:rFonts w:ascii="Times New Roman" w:hAnsi="Times New Roman" w:cs="Times New Roman"/>
+          <w:iCs/>
+          <w:sz w:val="28"/>
+          <w:szCs w:val="28"/>
+        </w:rPr>
+        <w:t>List</w:t>
+      </w:r>
+      <w:r>
+        <w:rPr>
+          <w:rFonts w:ascii="Times New Roman" w:hAnsi="Times New Roman" w:cs="Times New Roman"/>
+          <w:iCs/>
+          <w:sz w:val="28"/>
+          <w:szCs w:val="28"/>
+          <w:lang w:val="uk-UA"/>
+        </w:rPr>
+        <w:t>»</w:t>
+      </w:r>
+    </w:p>
+    <w:p>
+      <w:pPr>
+        <w:spacing w:before="160" w:after="80"/>
+        <w:rPr>
+          <w:rFonts w:ascii="Times New Roman" w:hAnsi="Times New Roman" w:cs="Times New Roman"/>
+          <w:iCs/>
+          <w:sz w:val="28"/>
+          <w:szCs w:val="28"/>
+          <w:lang w:val="uk-UA"/>
+        </w:rPr>
+      </w:pPr>
+    </w:p>
+    <w:p>
+      <w:pPr>
+        <w:spacing w:before="160" w:after="80"/>
+        <w:jc w:val="center"/>
+        <w:rPr>
+          <w:rFonts w:ascii="Times New Roman" w:hAnsi="Times New Roman" w:cs="Times New Roman"/>
+          <w:iCs/>
+          <w:sz w:val="28"/>
+          <w:szCs w:val="28"/>
+          <w:lang w:val="uk-UA"/>
+        </w:rPr>
+      </w:pPr>
+      <w:r>
+        <w:rPr>
+          <w:rFonts w:ascii="Times New Roman" w:hAnsi="Times New Roman" w:cs="Times New Roman"/>
+          <w:iCs/>
+          <w:sz w:val="28"/>
+          <w:szCs w:val="28"/>
+          <w:lang w:val="uk-UA"/>
+        </w:rPr>
+        <w:drawing>
+          <wp:inline distT="0" distB="0" distL="0" distR="0" wp14:anchorId="7EA039D3" wp14:editId="07F75FD8">
+            <wp:extent cx="5523424" cy="1679196"/>
+            <wp:effectExtent l="0" t="0" r="1270" b="0"/>
+            <wp:docPr id="5" name="Рисунок 5"/>
+            <wp:cNvGraphicFramePr>
+              <a:graphicFrameLocks xmlns:a="http://schemas.openxmlformats.org/drawingml/2006/main" noChangeAspect="1"/>
+            </wp:cNvGraphicFramePr>
+            <a:graphic xmlns:a="http://schemas.openxmlformats.org/drawingml/2006/main">
+              <a:graphicData uri="http://schemas.openxmlformats.org/drawingml/2006/picture">
+                <pic:pic xmlns:pic="http://schemas.openxmlformats.org/drawingml/2006/picture">
+                  <pic:nvPicPr>
+                    <pic:cNvPr id="1" name=""/>
+                    <pic:cNvPicPr/>
+                  </pic:nvPicPr>
+                  <pic:blipFill>
+                    <a:blip r:embed="rId13"/>
+                    <a:stretch>
+                      <a:fillRect/>
+                    </a:stretch>
+                  </pic:blipFill>
+                  <pic:spPr>
+                    <a:xfrm>
+                      <a:off x="0" y="0"/>
+                      <a:ext cx="5540274" cy="1684319"/>
+                    </a:xfrm>
+                    <a:prstGeom prst="rect">
+                      <a:avLst/>
+                    </a:prstGeom>
+                  </pic:spPr>
+                </pic:pic>
+              </a:graphicData>
+            </a:graphic>
+          </wp:inline>
+        </w:drawing>
+      </w:r>
+    </w:p>
+    <w:p>
+      <w:pPr>
+        <w:spacing w:before="160" w:after="80"/>
+        <w:jc w:val="center"/>
+        <w:rPr>
+          <w:rFonts w:ascii="Times New Roman" w:hAnsi="Times New Roman" w:cs="Times New Roman"/>
+          <w:iCs/>
+          <w:sz w:val="28"/>
+          <w:szCs w:val="28"/>
+          <w:lang w:val="uk-UA"/>
+        </w:rPr>
+      </w:pPr>
+      <w:r>
+        <w:rPr>
+          <w:rFonts w:ascii="Times New Roman" w:hAnsi="Times New Roman" w:cs="Times New Roman"/>
+          <w:iCs/>
+          <w:sz w:val="28"/>
+          <w:szCs w:val="28"/>
+          <w:lang w:val="uk-UA"/>
+        </w:rPr>
+        <w:t>Рисунок 6.6 – Вибір статусу помилки</w:t>
+      </w:r>
+    </w:p>
+    <w:p>
+      <w:pPr>
+        <w:spacing w:before="160" w:after="80"/>
+        <w:jc w:val="center"/>
+        <w:rPr>
+          <w:rFonts w:ascii="Times New Roman" w:hAnsi="Times New Roman" w:cs="Times New Roman"/>
+          <w:iCs/>
+          <w:sz w:val="28"/>
+          <w:szCs w:val="28"/>
+          <w:lang w:val="uk-UA"/>
+        </w:rPr>
+      </w:pPr>
+    </w:p>
+    <w:p>
+      <w:pPr>
+        <w:spacing w:before="160" w:after="80"/>
+        <w:rPr>
+          <w:rFonts w:ascii="Times New Roman" w:hAnsi="Times New Roman" w:cs="Times New Roman"/>
+          <w:iCs/>
+          <w:sz w:val="28"/>
+          <w:szCs w:val="28"/>
+          <w:lang w:val="uk-UA"/>
+        </w:rPr>
+      </w:pPr>
+      <w:r>
+        <w:rPr>
+          <w:rFonts w:ascii="Times New Roman" w:hAnsi="Times New Roman" w:cs="Times New Roman"/>
+          <w:iCs/>
+          <w:sz w:val="28"/>
+          <w:szCs w:val="28"/>
+          <w:lang w:val="uk-UA"/>
+        </w:rPr>
+        <w:t>Для того, щоб додати користувача до проекту потрібно вказати пошту зареєстрованого користувача та його роль</w:t>
+      </w:r>
+    </w:p>
+    <w:p>
+      <w:pPr>
+        <w:spacing w:before="160" w:after="80"/>
+        <w:jc w:val="center"/>
+        <w:rPr>
+          <w:rFonts w:ascii="Times New Roman" w:hAnsi="Times New Roman" w:cs="Times New Roman"/>
+          <w:iCs/>
+          <w:sz w:val="28"/>
+          <w:szCs w:val="28"/>
+          <w:lang w:val="uk-UA"/>
+        </w:rPr>
+      </w:pPr>
+      <w:r>
+        <w:rPr>
+          <w:rFonts w:ascii="Times New Roman" w:hAnsi="Times New Roman" w:cs="Times New Roman"/>
+          <w:iCs/>
+          <w:sz w:val="28"/>
+          <w:szCs w:val="28"/>
+          <w:lang w:val="uk-UA"/>
+        </w:rPr>
+        <w:drawing>
+          <wp:inline distT="0" distB="0" distL="0" distR="0" wp14:anchorId="7E3E5B12" wp14:editId="157289F6">
+            <wp:extent cx="4592788" cy="3073370"/>
+            <wp:effectExtent l="0" t="0" r="0" b="0"/>
+            <wp:docPr id="6" name="Рисунок 6"/>
+            <wp:cNvGraphicFramePr>
+              <a:graphicFrameLocks xmlns:a="http://schemas.openxmlformats.org/drawingml/2006/main" noChangeAspect="1"/>
+            </wp:cNvGraphicFramePr>
+            <a:graphic xmlns:a="http://schemas.openxmlformats.org/drawingml/2006/main">
+              <a:graphicData uri="http://schemas.openxmlformats.org/drawingml/2006/picture">
+                <pic:pic xmlns:pic="http://schemas.openxmlformats.org/drawingml/2006/picture">
+                  <pic:nvPicPr>
+                    <pic:cNvPr id="1" name=""/>
+                    <pic:cNvPicPr/>
+                  </pic:nvPicPr>
+                  <pic:blipFill>
+                    <a:blip r:embed="rId14"/>
+                    <a:stretch>
+                      <a:fillRect/>
+                    </a:stretch>
+                  </pic:blipFill>
+                  <pic:spPr>
+                    <a:xfrm>
+                      <a:off x="0" y="0"/>
+                      <a:ext cx="4603016" cy="3080214"/>
+                    </a:xfrm>
+                    <a:prstGeom prst="rect">
+                      <a:avLst/>
+                    </a:prstGeom>
+                  </pic:spPr>
+                </pic:pic>
+              </a:graphicData>
+            </a:graphic>
+          </wp:inline>
+        </w:drawing>
+      </w:r>
+    </w:p>
+    <w:p>
+      <w:pPr>
+        <w:spacing w:before="160" w:after="80"/>
+        <w:jc w:val="center"/>
+        <w:rPr>
+          <w:rFonts w:ascii="Times New Roman" w:hAnsi="Times New Roman" w:cs="Times New Roman"/>
+          <w:iCs/>
+          <w:sz w:val="28"/>
+          <w:szCs w:val="28"/>
+          <w:lang w:val="uk-UA"/>
+        </w:rPr>
+      </w:pPr>
+      <w:r>
+        <w:rPr>
+          <w:rFonts w:ascii="Times New Roman" w:hAnsi="Times New Roman" w:cs="Times New Roman"/>
+          <w:iCs/>
+          <w:sz w:val="28"/>
+          <w:szCs w:val="28"/>
+          <w:lang w:val="uk-UA"/>
+        </w:rPr>
+        <w:t>Рисунок 6.7 – Додавання користувача до проекту</w:t>
+      </w:r>
+    </w:p>
+    <w:p>
+      <w:pPr>
+        <w:spacing w:before="160" w:after="80"/>
+        <w:rPr>
+          <w:sz w:val="28"/>
+          <w:szCs w:val="28"/>
           <w:lang w:val="uk-UA"/>
         </w:rPr>
       </w:pPr>
@@ -8213,8 +7905,10 @@
           <w:rFonts w:ascii="Times New Roman" w:hAnsi="Times New Roman" w:cs="Times New Roman"/>
           <w:b/>
           <w:sz w:val="28"/>
+          <w:szCs w:val="28"/>
           <w:lang w:val="uk-UA"/>
         </w:rPr>
+        <w:lastRenderedPageBreak/>
         <w:t>5. Висновки</w:t>
       </w:r>
     </w:p>
@@ -8224,57 +7918,42 @@
         <w:ind w:firstLine="709"/>
         <w:jc w:val="both"/>
         <w:rPr>
+          <w:sz w:val="28"/>
+          <w:szCs w:val="28"/>
           <w:lang w:val="uk-UA"/>
         </w:rPr>
       </w:pPr>
       <w:r>
         <w:rPr>
           <w:rFonts w:ascii="Times New Roman" w:hAnsi="Times New Roman" w:cs="Times New Roman"/>
-          <w:sz w:val="24"/>
+          <w:sz w:val="28"/>
+          <w:szCs w:val="28"/>
           <w:lang w:val="uk-UA"/>
         </w:rPr>
-        <w:t xml:space="preserve">У ході </w:t>
+        <w:t>У ході виконання лабораторної роботи № 6 виконано такі дії:</w:t>
+      </w:r>
+      <w:r>
+        <w:rPr>
+          <w:sz w:val="28"/>
+          <w:szCs w:val="28"/>
+        </w:rPr>
+        <w:t xml:space="preserve"> </w:t>
       </w:r>
       <w:r>
         <w:rPr>
           <w:rFonts w:ascii="Times New Roman" w:hAnsi="Times New Roman" w:cs="Times New Roman"/>
-          <w:sz w:val="24"/>
+          <w:sz w:val="28"/>
+          <w:szCs w:val="28"/>
           <w:lang w:val="uk-UA"/>
         </w:rPr>
-        <w:t>виконання лабораторної роботи № 6 виконано такі дії:</w:t>
-      </w:r>
-    </w:p>
-    <w:p>
-      <w:pPr>
-        <w:spacing w:after="60"/>
-        <w:jc w:val="both"/>
-        <w:rPr>
-          <w:lang w:val="uk-UA"/>
-        </w:rPr>
-      </w:pPr>
-    </w:p>
-    <w:p>
-      <w:pPr>
-        <w:spacing w:after="60"/>
-        <w:ind w:firstLine="709"/>
-        <w:jc w:val="both"/>
-        <w:rPr>
-          <w:lang w:val="uk-UA"/>
-        </w:rPr>
-      </w:pPr>
-      <w:r>
-        <w:rPr>
-          <w:rFonts w:ascii="Times New Roman" w:hAnsi="Times New Roman" w:cs="Times New Roman"/>
-          <w:sz w:val="24"/>
-          <w:lang w:val="uk-UA"/>
-        </w:rPr>
-        <w:t xml:space="preserve">1. Зареєстровано обліковий запис у </w:t>
+        <w:t xml:space="preserve">Зареєстровано обліковий запис у </w:t>
       </w:r>
       <w:proofErr w:type="spellStart"/>
       <w:r>
         <w:rPr>
           <w:rFonts w:ascii="Times New Roman" w:hAnsi="Times New Roman" w:cs="Times New Roman"/>
-          <w:sz w:val="24"/>
+          <w:sz w:val="28"/>
+          <w:szCs w:val="28"/>
           <w:lang w:val="uk-UA"/>
         </w:rPr>
         <w:t>Jira</w:t>
@@ -8283,7 +7962,8 @@
       <w:r>
         <w:rPr>
           <w:rFonts w:ascii="Times New Roman" w:hAnsi="Times New Roman" w:cs="Times New Roman"/>
-          <w:sz w:val="24"/>
+          <w:sz w:val="28"/>
+          <w:szCs w:val="28"/>
           <w:lang w:val="uk-UA"/>
         </w:rPr>
         <w:t xml:space="preserve"> </w:t>
@@ -8292,7 +7972,8 @@
       <w:r>
         <w:rPr>
           <w:rFonts w:ascii="Times New Roman" w:hAnsi="Times New Roman" w:cs="Times New Roman"/>
-          <w:sz w:val="24"/>
+          <w:sz w:val="28"/>
+          <w:szCs w:val="28"/>
           <w:lang w:val="uk-UA"/>
         </w:rPr>
         <w:t>Cloud</w:t>
@@ -8301,7 +7982,8 @@
       <w:r>
         <w:rPr>
           <w:rFonts w:ascii="Times New Roman" w:hAnsi="Times New Roman" w:cs="Times New Roman"/>
-          <w:sz w:val="24"/>
+          <w:sz w:val="28"/>
+          <w:szCs w:val="28"/>
           <w:lang w:val="uk-UA"/>
         </w:rPr>
         <w:t xml:space="preserve"> та створено </w:t>
@@ -8310,7 +7992,8 @@
       <w:r>
         <w:rPr>
           <w:rFonts w:ascii="Times New Roman" w:hAnsi="Times New Roman" w:cs="Times New Roman"/>
-          <w:sz w:val="24"/>
+          <w:sz w:val="28"/>
+          <w:szCs w:val="28"/>
           <w:lang w:val="uk-UA"/>
         </w:rPr>
         <w:t>проєкт</w:t>
@@ -8319,7 +8002,8 @@
       <w:r>
         <w:rPr>
           <w:rFonts w:ascii="Times New Roman" w:hAnsi="Times New Roman" w:cs="Times New Roman"/>
-          <w:sz w:val="24"/>
+          <w:sz w:val="28"/>
+          <w:szCs w:val="28"/>
           <w:lang w:val="uk-UA"/>
         </w:rPr>
         <w:t xml:space="preserve"> «</w:t>
@@ -8328,7 +8012,8 @@
       <w:r>
         <w:rPr>
           <w:rFonts w:ascii="Times New Roman" w:hAnsi="Times New Roman" w:cs="Times New Roman"/>
-          <w:sz w:val="24"/>
+          <w:sz w:val="28"/>
+          <w:szCs w:val="28"/>
           <w:lang w:val="uk-UA"/>
         </w:rPr>
         <w:t>Freelancehunt</w:t>
@@ -8337,23 +8022,48 @@
       <w:r>
         <w:rPr>
           <w:rFonts w:ascii="Times New Roman" w:hAnsi="Times New Roman" w:cs="Times New Roman"/>
-          <w:sz w:val="24"/>
+          <w:sz w:val="28"/>
+          <w:szCs w:val="28"/>
           <w:lang w:val="uk-UA"/>
         </w:rPr>
-        <w:t xml:space="preserve"> </w:t>
+        <w:t xml:space="preserve"> QA </w:t>
       </w:r>
+      <w:proofErr w:type="spellStart"/>
       <w:r>
         <w:rPr>
           <w:rFonts w:ascii="Times New Roman" w:hAnsi="Times New Roman" w:cs="Times New Roman"/>
-          <w:sz w:val="24"/>
+          <w:sz w:val="28"/>
+          <w:szCs w:val="28"/>
           <w:lang w:val="uk-UA"/>
         </w:rPr>
-        <w:t>QA</w:t>
+        <w:t>Testing</w:t>
       </w:r>
+      <w:proofErr w:type="spellEnd"/>
       <w:r>
         <w:rPr>
           <w:rFonts w:ascii="Times New Roman" w:hAnsi="Times New Roman" w:cs="Times New Roman"/>
-          <w:sz w:val="24"/>
+          <w:sz w:val="28"/>
+          <w:szCs w:val="28"/>
+          <w:lang w:val="uk-UA"/>
+        </w:rPr>
+        <w:t xml:space="preserve">» з шаблоном </w:t>
+      </w:r>
+      <w:proofErr w:type="spellStart"/>
+      <w:r>
+        <w:rPr>
+          <w:rFonts w:ascii="Times New Roman" w:hAnsi="Times New Roman" w:cs="Times New Roman"/>
+          <w:sz w:val="28"/>
+          <w:szCs w:val="28"/>
+          <w:lang w:val="uk-UA"/>
+        </w:rPr>
+        <w:t>Bug</w:t>
+      </w:r>
+      <w:proofErr w:type="spellEnd"/>
+      <w:r>
+        <w:rPr>
+          <w:rFonts w:ascii="Times New Roman" w:hAnsi="Times New Roman" w:cs="Times New Roman"/>
+          <w:sz w:val="28"/>
+          <w:szCs w:val="28"/>
           <w:lang w:val="uk-UA"/>
         </w:rPr>
         <w:t xml:space="preserve"> </w:t>
@@ -8362,34 +8072,166 @@
       <w:r>
         <w:rPr>
           <w:rFonts w:ascii="Times New Roman" w:hAnsi="Times New Roman" w:cs="Times New Roman"/>
-          <w:sz w:val="24"/>
+          <w:sz w:val="28"/>
+          <w:szCs w:val="28"/>
           <w:lang w:val="uk-UA"/>
         </w:rPr>
-        <w:t>Testing</w:t>
+        <w:t>Tracking</w:t>
       </w:r>
       <w:proofErr w:type="spellEnd"/>
       <w:r>
         <w:rPr>
           <w:rFonts w:ascii="Times New Roman" w:hAnsi="Times New Roman" w:cs="Times New Roman"/>
-          <w:sz w:val="24"/>
+          <w:sz w:val="28"/>
+          <w:szCs w:val="28"/>
           <w:lang w:val="uk-UA"/>
         </w:rPr>
-        <w:t xml:space="preserve">» з шаблоном </w:t>
+        <w:t xml:space="preserve">. Ознайомлено з інтерфейсом та функціоналом </w:t>
       </w:r>
       <w:proofErr w:type="spellStart"/>
       <w:r>
         <w:rPr>
           <w:rFonts w:ascii="Times New Roman" w:hAnsi="Times New Roman" w:cs="Times New Roman"/>
-          <w:sz w:val="24"/>
+          <w:sz w:val="28"/>
+          <w:szCs w:val="28"/>
           <w:lang w:val="uk-UA"/>
         </w:rPr>
-        <w:t>Bug</w:t>
+        <w:t>Jira</w:t>
       </w:r>
       <w:proofErr w:type="spellEnd"/>
       <w:r>
         <w:rPr>
           <w:rFonts w:ascii="Times New Roman" w:hAnsi="Times New Roman" w:cs="Times New Roman"/>
-          <w:sz w:val="24"/>
+          <w:sz w:val="28"/>
+          <w:szCs w:val="28"/>
+          <w:lang w:val="uk-UA"/>
+        </w:rPr>
+        <w:t xml:space="preserve">: </w:t>
+      </w:r>
+      <w:proofErr w:type="spellStart"/>
+      <w:r>
+        <w:rPr>
+          <w:rFonts w:ascii="Times New Roman" w:hAnsi="Times New Roman" w:cs="Times New Roman"/>
+          <w:sz w:val="28"/>
+          <w:szCs w:val="28"/>
+          <w:lang w:val="uk-UA"/>
+        </w:rPr>
+        <w:t>Board</w:t>
+      </w:r>
+      <w:proofErr w:type="spellEnd"/>
+      <w:r>
+        <w:rPr>
+          <w:rFonts w:ascii="Times New Roman" w:hAnsi="Times New Roman" w:cs="Times New Roman"/>
+          <w:sz w:val="28"/>
+          <w:szCs w:val="28"/>
+          <w:lang w:val="uk-UA"/>
+        </w:rPr>
+        <w:t xml:space="preserve">, </w:t>
+      </w:r>
+      <w:proofErr w:type="spellStart"/>
+      <w:r>
+        <w:rPr>
+          <w:rFonts w:ascii="Times New Roman" w:hAnsi="Times New Roman" w:cs="Times New Roman"/>
+          <w:sz w:val="28"/>
+          <w:szCs w:val="28"/>
+          <w:lang w:val="uk-UA"/>
+        </w:rPr>
+        <w:t>Issues</w:t>
+      </w:r>
+      <w:proofErr w:type="spellEnd"/>
+      <w:r>
+        <w:rPr>
+          <w:rFonts w:ascii="Times New Roman" w:hAnsi="Times New Roman" w:cs="Times New Roman"/>
+          <w:sz w:val="28"/>
+          <w:szCs w:val="28"/>
+          <w:lang w:val="uk-UA"/>
+        </w:rPr>
+        <w:t xml:space="preserve">, фільтри, пріоритети, статуси, </w:t>
+      </w:r>
+      <w:proofErr w:type="spellStart"/>
+      <w:r>
+        <w:rPr>
+          <w:rFonts w:ascii="Times New Roman" w:hAnsi="Times New Roman" w:cs="Times New Roman"/>
+          <w:sz w:val="28"/>
+          <w:szCs w:val="28"/>
+          <w:lang w:val="uk-UA"/>
+        </w:rPr>
+        <w:t>Assignee</w:t>
+      </w:r>
+      <w:proofErr w:type="spellEnd"/>
+      <w:r>
+        <w:rPr>
+          <w:rFonts w:ascii="Times New Roman" w:hAnsi="Times New Roman" w:cs="Times New Roman"/>
+          <w:sz w:val="28"/>
+          <w:szCs w:val="28"/>
+          <w:lang w:val="uk-UA"/>
+        </w:rPr>
+        <w:t xml:space="preserve">, </w:t>
+      </w:r>
+      <w:proofErr w:type="spellStart"/>
+      <w:r>
+        <w:rPr>
+          <w:rFonts w:ascii="Times New Roman" w:hAnsi="Times New Roman" w:cs="Times New Roman"/>
+          <w:sz w:val="28"/>
+          <w:szCs w:val="28"/>
+          <w:lang w:val="uk-UA"/>
+        </w:rPr>
+        <w:t>Attachments</w:t>
+      </w:r>
+      <w:proofErr w:type="spellEnd"/>
+      <w:r>
+        <w:rPr>
+          <w:rFonts w:ascii="Times New Roman" w:hAnsi="Times New Roman" w:cs="Times New Roman"/>
+          <w:sz w:val="28"/>
+          <w:szCs w:val="28"/>
+          <w:lang w:val="uk-UA"/>
+        </w:rPr>
+        <w:t>. Створено та задокументовано три баг-репорти для сайту freelancehunt.com/</w:t>
+      </w:r>
+      <w:proofErr w:type="spellStart"/>
+      <w:r>
+        <w:rPr>
+          <w:rFonts w:ascii="Times New Roman" w:hAnsi="Times New Roman" w:cs="Times New Roman"/>
+          <w:sz w:val="28"/>
+          <w:szCs w:val="28"/>
+          <w:lang w:val="uk-UA"/>
+        </w:rPr>
+        <w:t>ua</w:t>
+      </w:r>
+      <w:proofErr w:type="spellEnd"/>
+      <w:r>
+        <w:rPr>
+          <w:rFonts w:ascii="Times New Roman" w:hAnsi="Times New Roman" w:cs="Times New Roman"/>
+          <w:sz w:val="28"/>
+          <w:szCs w:val="28"/>
+        </w:rPr>
+        <w:t xml:space="preserve">. </w:t>
+      </w:r>
+      <w:r>
+        <w:rPr>
+          <w:rFonts w:ascii="Times New Roman" w:hAnsi="Times New Roman" w:cs="Times New Roman"/>
+          <w:sz w:val="28"/>
+          <w:szCs w:val="28"/>
+          <w:lang w:val="uk-UA"/>
+        </w:rPr>
+        <w:t xml:space="preserve">Змінено статус баг-репорту FLH-003: OPEN → IN PROGRESS → RESOLVED, що відображає реальний </w:t>
+      </w:r>
+      <w:proofErr w:type="spellStart"/>
+      <w:r>
+        <w:rPr>
+          <w:rFonts w:ascii="Times New Roman" w:hAnsi="Times New Roman" w:cs="Times New Roman"/>
+          <w:sz w:val="28"/>
+          <w:szCs w:val="28"/>
+          <w:lang w:val="uk-UA"/>
+        </w:rPr>
+        <w:t>Jira</w:t>
+      </w:r>
+      <w:proofErr w:type="spellEnd"/>
+      <w:r>
+        <w:rPr>
+          <w:rFonts w:ascii="Times New Roman" w:hAnsi="Times New Roman" w:cs="Times New Roman"/>
+          <w:sz w:val="28"/>
+          <w:szCs w:val="28"/>
           <w:lang w:val="uk-UA"/>
         </w:rPr>
         <w:t xml:space="preserve"> </w:t>
@@ -8398,43 +8240,45 @@
       <w:r>
         <w:rPr>
           <w:rFonts w:ascii="Times New Roman" w:hAnsi="Times New Roman" w:cs="Times New Roman"/>
-          <w:sz w:val="24"/>
+          <w:sz w:val="28"/>
+          <w:szCs w:val="28"/>
           <w:lang w:val="uk-UA"/>
         </w:rPr>
-        <w:t>Tracking</w:t>
+        <w:t>workflow</w:t>
       </w:r>
       <w:proofErr w:type="spellEnd"/>
       <w:r>
         <w:rPr>
           <w:rFonts w:ascii="Times New Roman" w:hAnsi="Times New Roman" w:cs="Times New Roman"/>
-          <w:sz w:val="24"/>
+          <w:sz w:val="28"/>
+          <w:szCs w:val="28"/>
           <w:lang w:val="uk-UA"/>
         </w:rPr>
-        <w:t>.</w:t>
+        <w:t xml:space="preserve"> команди тестування.</w:t>
       </w:r>
-    </w:p>
-    <w:p>
-      <w:pPr>
-        <w:spacing w:after="60"/>
-        <w:ind w:firstLine="709"/>
-        <w:jc w:val="both"/>
-        <w:rPr>
-          <w:lang w:val="uk-UA"/>
-        </w:rPr>
-      </w:pPr>
       <w:r>
         <w:rPr>
           <w:rFonts w:ascii="Times New Roman" w:hAnsi="Times New Roman" w:cs="Times New Roman"/>
-          <w:sz w:val="24"/>
+          <w:sz w:val="28"/>
+          <w:szCs w:val="28"/>
+        </w:rPr>
+        <w:t xml:space="preserve"> </w:t>
+      </w:r>
+      <w:r>
+        <w:rPr>
+          <w:rFonts w:ascii="Times New Roman" w:hAnsi="Times New Roman" w:cs="Times New Roman"/>
+          <w:sz w:val="28"/>
+          <w:szCs w:val="28"/>
           <w:lang w:val="uk-UA"/>
         </w:rPr>
-        <w:t xml:space="preserve">2. Ознайомлено з інтерфейсом та функціоналом </w:t>
+        <w:t xml:space="preserve">Практична робота з </w:t>
       </w:r>
       <w:proofErr w:type="spellStart"/>
       <w:r>
         <w:rPr>
           <w:rFonts w:ascii="Times New Roman" w:hAnsi="Times New Roman" w:cs="Times New Roman"/>
-          <w:sz w:val="24"/>
+          <w:sz w:val="28"/>
+          <w:szCs w:val="28"/>
           <w:lang w:val="uk-UA"/>
         </w:rPr>
         <w:t>Jira</w:t>
@@ -8443,653 +8287,18 @@
       <w:r>
         <w:rPr>
           <w:rFonts w:ascii="Times New Roman" w:hAnsi="Times New Roman" w:cs="Times New Roman"/>
-          <w:sz w:val="24"/>
+          <w:sz w:val="28"/>
+          <w:szCs w:val="28"/>
           <w:lang w:val="uk-UA"/>
         </w:rPr>
-        <w:t xml:space="preserve">: </w:t>
+        <w:t xml:space="preserve"> дозволила засвоїти процес документування дефектів: від виявлення проблеми — через формування чіткого кроку відтворення — до передачі розробнику з усіма необхідними деталями. </w:t>
       </w:r>
       <w:proofErr w:type="spellStart"/>
       <w:r>
         <w:rPr>
           <w:rFonts w:ascii="Times New Roman" w:hAnsi="Times New Roman" w:cs="Times New Roman"/>
-          <w:sz w:val="24"/>
-          <w:lang w:val="uk-UA"/>
-        </w:rPr>
-        <w:t>Board</w:t>
-      </w:r>
-      <w:proofErr w:type="spellEnd"/>
-      <w:r>
-        <w:rPr>
-          <w:rFonts w:ascii="Times New Roman" w:hAnsi="Times New Roman" w:cs="Times New Roman"/>
-          <w:sz w:val="24"/>
-          <w:lang w:val="uk-UA"/>
-        </w:rPr>
-        <w:t xml:space="preserve">, </w:t>
-      </w:r>
-      <w:proofErr w:type="spellStart"/>
-      <w:r>
-        <w:rPr>
-          <w:rFonts w:ascii="Times New Roman" w:hAnsi="Times New Roman" w:cs="Times New Roman"/>
-          <w:sz w:val="24"/>
-          <w:lang w:val="uk-UA"/>
-        </w:rPr>
-        <w:t>Issues</w:t>
-      </w:r>
-      <w:proofErr w:type="spellEnd"/>
-      <w:r>
-        <w:rPr>
-          <w:rFonts w:ascii="Times New Roman" w:hAnsi="Times New Roman" w:cs="Times New Roman"/>
-          <w:sz w:val="24"/>
-          <w:lang w:val="uk-UA"/>
-        </w:rPr>
-        <w:t xml:space="preserve">, фільтри, </w:t>
-      </w:r>
-      <w:r>
-        <w:rPr>
-          <w:rFonts w:ascii="Times New Roman" w:hAnsi="Times New Roman" w:cs="Times New Roman"/>
-          <w:sz w:val="24"/>
-          <w:lang w:val="uk-UA"/>
-        </w:rPr>
-        <w:t xml:space="preserve">пріоритети, статуси, </w:t>
-      </w:r>
-      <w:proofErr w:type="spellStart"/>
-      <w:r>
-        <w:rPr>
-          <w:rFonts w:ascii="Times New Roman" w:hAnsi="Times New Roman" w:cs="Times New Roman"/>
-          <w:sz w:val="24"/>
-          <w:lang w:val="uk-UA"/>
-        </w:rPr>
-        <w:t>Assignee</w:t>
-      </w:r>
-      <w:proofErr w:type="spellEnd"/>
-      <w:r>
-        <w:rPr>
-          <w:rFonts w:ascii="Times New Roman" w:hAnsi="Times New Roman" w:cs="Times New Roman"/>
-          <w:sz w:val="24"/>
-          <w:lang w:val="uk-UA"/>
-        </w:rPr>
-        <w:t xml:space="preserve">, </w:t>
-      </w:r>
-      <w:proofErr w:type="spellStart"/>
-      <w:r>
-        <w:rPr>
-          <w:rFonts w:ascii="Times New Roman" w:hAnsi="Times New Roman" w:cs="Times New Roman"/>
-          <w:sz w:val="24"/>
-          <w:lang w:val="uk-UA"/>
-        </w:rPr>
-        <w:t>Attachments</w:t>
-      </w:r>
-      <w:proofErr w:type="spellEnd"/>
-      <w:r>
-        <w:rPr>
-          <w:rFonts w:ascii="Times New Roman" w:hAnsi="Times New Roman" w:cs="Times New Roman"/>
-          <w:sz w:val="24"/>
-          <w:lang w:val="uk-UA"/>
-        </w:rPr>
-        <w:t>.</w:t>
-      </w:r>
-    </w:p>
-    <w:p>
-      <w:pPr>
-        <w:spacing w:after="60"/>
-        <w:ind w:firstLine="709"/>
-        <w:jc w:val="both"/>
-        <w:rPr>
-          <w:lang w:val="uk-UA"/>
-        </w:rPr>
-      </w:pPr>
-      <w:r>
-        <w:rPr>
-          <w:rFonts w:ascii="Times New Roman" w:hAnsi="Times New Roman" w:cs="Times New Roman"/>
-          <w:sz w:val="24"/>
-          <w:lang w:val="uk-UA"/>
-        </w:rPr>
-        <w:t xml:space="preserve">3. Створено та задокументовано три баг-репорти для сайту </w:t>
-      </w:r>
-      <w:r>
-        <w:rPr>
-          <w:rFonts w:ascii="Times New Roman" w:hAnsi="Times New Roman" w:cs="Times New Roman"/>
-          <w:sz w:val="24"/>
-          <w:lang w:val="uk-UA"/>
-        </w:rPr>
-        <w:t>freelancehunt</w:t>
-      </w:r>
-      <w:r>
-        <w:rPr>
-          <w:rFonts w:ascii="Times New Roman" w:hAnsi="Times New Roman" w:cs="Times New Roman"/>
-          <w:sz w:val="24"/>
-          <w:lang w:val="uk-UA"/>
-        </w:rPr>
-        <w:t>.</w:t>
-      </w:r>
-      <w:r>
-        <w:rPr>
-          <w:rFonts w:ascii="Times New Roman" w:hAnsi="Times New Roman" w:cs="Times New Roman"/>
-          <w:sz w:val="24"/>
-          <w:lang w:val="uk-UA"/>
-        </w:rPr>
-        <w:t>com</w:t>
-      </w:r>
-      <w:r>
-        <w:rPr>
-          <w:rFonts w:ascii="Times New Roman" w:hAnsi="Times New Roman" w:cs="Times New Roman"/>
-          <w:sz w:val="24"/>
-          <w:lang w:val="uk-UA"/>
-        </w:rPr>
-        <w:t>/</w:t>
-      </w:r>
-      <w:proofErr w:type="spellStart"/>
-      <w:r>
-        <w:rPr>
-          <w:rFonts w:ascii="Times New Roman" w:hAnsi="Times New Roman" w:cs="Times New Roman"/>
-          <w:sz w:val="24"/>
-          <w:lang w:val="uk-UA"/>
-        </w:rPr>
-        <w:t>ua</w:t>
-      </w:r>
-      <w:proofErr w:type="spellEnd"/>
-      <w:r>
-        <w:rPr>
-          <w:rFonts w:ascii="Times New Roman" w:hAnsi="Times New Roman" w:cs="Times New Roman"/>
-          <w:sz w:val="24"/>
-          <w:lang w:val="uk-UA"/>
-        </w:rPr>
-        <w:t>:</w:t>
-      </w:r>
-    </w:p>
-    <w:p>
-      <w:pPr>
-        <w:spacing w:after="60"/>
-        <w:jc w:val="both"/>
-        <w:rPr>
-          <w:lang w:val="uk-UA"/>
-        </w:rPr>
-      </w:pPr>
-      <w:r>
-        <w:rPr>
-          <w:rFonts w:ascii="Times New Roman" w:hAnsi="Times New Roman" w:cs="Times New Roman"/>
-          <w:sz w:val="24"/>
-          <w:lang w:val="uk-UA"/>
-        </w:rPr>
-        <w:t xml:space="preserve">   — </w:t>
-      </w:r>
-      <w:r>
-        <w:rPr>
-          <w:rFonts w:ascii="Times New Roman" w:hAnsi="Times New Roman" w:cs="Times New Roman"/>
-          <w:sz w:val="24"/>
-          <w:lang w:val="uk-UA"/>
-        </w:rPr>
-        <w:t>FLH</w:t>
-      </w:r>
-      <w:r>
-        <w:rPr>
-          <w:rFonts w:ascii="Times New Roman" w:hAnsi="Times New Roman" w:cs="Times New Roman"/>
-          <w:sz w:val="24"/>
-          <w:lang w:val="uk-UA"/>
-        </w:rPr>
-        <w:t>-001 (</w:t>
-      </w:r>
-      <w:proofErr w:type="spellStart"/>
-      <w:r>
-        <w:rPr>
-          <w:rFonts w:ascii="Times New Roman" w:hAnsi="Times New Roman" w:cs="Times New Roman"/>
-          <w:sz w:val="24"/>
-          <w:lang w:val="uk-UA"/>
-        </w:rPr>
-        <w:t>High</w:t>
-      </w:r>
-      <w:proofErr w:type="spellEnd"/>
-      <w:r>
-        <w:rPr>
-          <w:rFonts w:ascii="Times New Roman" w:hAnsi="Times New Roman" w:cs="Times New Roman"/>
-          <w:sz w:val="24"/>
-          <w:lang w:val="uk-UA"/>
-        </w:rPr>
-        <w:t xml:space="preserve"> / </w:t>
-      </w:r>
-      <w:proofErr w:type="spellStart"/>
-      <w:r>
-        <w:rPr>
-          <w:rFonts w:ascii="Times New Roman" w:hAnsi="Times New Roman" w:cs="Times New Roman"/>
-          <w:sz w:val="24"/>
-          <w:lang w:val="uk-UA"/>
-        </w:rPr>
-        <w:t>Critical</w:t>
-      </w:r>
-      <w:proofErr w:type="spellEnd"/>
-      <w:r>
-        <w:rPr>
-          <w:rFonts w:ascii="Times New Roman" w:hAnsi="Times New Roman" w:cs="Times New Roman"/>
-          <w:sz w:val="24"/>
-          <w:lang w:val="uk-UA"/>
-        </w:rPr>
-        <w:t xml:space="preserve">): відсутнє блокування після 5 невдалих спроб входу — потенційна вразливість до </w:t>
-      </w:r>
-      <w:proofErr w:type="spellStart"/>
-      <w:r>
-        <w:rPr>
-          <w:rFonts w:ascii="Times New Roman" w:hAnsi="Times New Roman" w:cs="Times New Roman"/>
-          <w:sz w:val="24"/>
-          <w:lang w:val="uk-UA"/>
-        </w:rPr>
-        <w:t>brute</w:t>
-      </w:r>
-      <w:r>
-        <w:rPr>
-          <w:rFonts w:ascii="Times New Roman" w:hAnsi="Times New Roman" w:cs="Times New Roman"/>
-          <w:sz w:val="24"/>
-          <w:lang w:val="uk-UA"/>
-        </w:rPr>
-        <w:t>-</w:t>
-      </w:r>
-      <w:r>
-        <w:rPr>
-          <w:rFonts w:ascii="Times New Roman" w:hAnsi="Times New Roman" w:cs="Times New Roman"/>
-          <w:sz w:val="24"/>
-          <w:lang w:val="uk-UA"/>
-        </w:rPr>
-        <w:t>force</w:t>
-      </w:r>
-      <w:proofErr w:type="spellEnd"/>
-      <w:r>
-        <w:rPr>
-          <w:rFonts w:ascii="Times New Roman" w:hAnsi="Times New Roman" w:cs="Times New Roman"/>
-          <w:sz w:val="24"/>
-          <w:lang w:val="uk-UA"/>
-        </w:rPr>
-        <w:t xml:space="preserve"> атак.</w:t>
-      </w:r>
-    </w:p>
-    <w:p>
-      <w:pPr>
-        <w:spacing w:after="60"/>
-        <w:jc w:val="both"/>
-        <w:rPr>
-          <w:lang w:val="uk-UA"/>
-        </w:rPr>
-      </w:pPr>
-      <w:r>
-        <w:rPr>
-          <w:rFonts w:ascii="Times New Roman" w:hAnsi="Times New Roman" w:cs="Times New Roman"/>
-          <w:sz w:val="24"/>
-          <w:lang w:val="uk-UA"/>
-        </w:rPr>
-        <w:t xml:space="preserve">   — </w:t>
-      </w:r>
-      <w:r>
-        <w:rPr>
-          <w:rFonts w:ascii="Times New Roman" w:hAnsi="Times New Roman" w:cs="Times New Roman"/>
-          <w:sz w:val="24"/>
-          <w:lang w:val="uk-UA"/>
-        </w:rPr>
-        <w:t>F</w:t>
-      </w:r>
-      <w:r>
-        <w:rPr>
-          <w:rFonts w:ascii="Times New Roman" w:hAnsi="Times New Roman" w:cs="Times New Roman"/>
-          <w:sz w:val="24"/>
-          <w:lang w:val="uk-UA"/>
-        </w:rPr>
-        <w:t>LH</w:t>
-      </w:r>
-      <w:r>
-        <w:rPr>
-          <w:rFonts w:ascii="Times New Roman" w:hAnsi="Times New Roman" w:cs="Times New Roman"/>
-          <w:sz w:val="24"/>
-          <w:lang w:val="uk-UA"/>
-        </w:rPr>
-        <w:t>-002 (</w:t>
-      </w:r>
-      <w:proofErr w:type="spellStart"/>
-      <w:r>
-        <w:rPr>
-          <w:rFonts w:ascii="Times New Roman" w:hAnsi="Times New Roman" w:cs="Times New Roman"/>
-          <w:sz w:val="24"/>
-          <w:lang w:val="uk-UA"/>
-        </w:rPr>
-        <w:t>Medium</w:t>
-      </w:r>
-      <w:proofErr w:type="spellEnd"/>
-      <w:r>
-        <w:rPr>
-          <w:rFonts w:ascii="Times New Roman" w:hAnsi="Times New Roman" w:cs="Times New Roman"/>
-          <w:sz w:val="24"/>
-          <w:lang w:val="uk-UA"/>
-        </w:rPr>
-        <w:t xml:space="preserve"> / </w:t>
-      </w:r>
-      <w:proofErr w:type="spellStart"/>
-      <w:r>
-        <w:rPr>
-          <w:rFonts w:ascii="Times New Roman" w:hAnsi="Times New Roman" w:cs="Times New Roman"/>
-          <w:sz w:val="24"/>
-          <w:lang w:val="uk-UA"/>
-        </w:rPr>
-        <w:t>Major</w:t>
-      </w:r>
-      <w:proofErr w:type="spellEnd"/>
-      <w:r>
-        <w:rPr>
-          <w:rFonts w:ascii="Times New Roman" w:hAnsi="Times New Roman" w:cs="Times New Roman"/>
-          <w:sz w:val="24"/>
-          <w:lang w:val="uk-UA"/>
-        </w:rPr>
-        <w:t xml:space="preserve">): поле телефону при реєстрації приймає літери та </w:t>
-      </w:r>
-      <w:proofErr w:type="spellStart"/>
-      <w:r>
-        <w:rPr>
-          <w:rFonts w:ascii="Times New Roman" w:hAnsi="Times New Roman" w:cs="Times New Roman"/>
-          <w:sz w:val="24"/>
-          <w:lang w:val="uk-UA"/>
-        </w:rPr>
-        <w:t>спецсимволи</w:t>
-      </w:r>
-      <w:proofErr w:type="spellEnd"/>
-      <w:r>
-        <w:rPr>
-          <w:rFonts w:ascii="Times New Roman" w:hAnsi="Times New Roman" w:cs="Times New Roman"/>
-          <w:sz w:val="24"/>
-          <w:lang w:val="uk-UA"/>
-        </w:rPr>
-        <w:t xml:space="preserve"> без коректної </w:t>
-      </w:r>
-      <w:proofErr w:type="spellStart"/>
-      <w:r>
-        <w:rPr>
-          <w:rFonts w:ascii="Times New Roman" w:hAnsi="Times New Roman" w:cs="Times New Roman"/>
-          <w:sz w:val="24"/>
-          <w:lang w:val="uk-UA"/>
-        </w:rPr>
-        <w:t>валідації</w:t>
-      </w:r>
-      <w:proofErr w:type="spellEnd"/>
-      <w:r>
-        <w:rPr>
-          <w:rFonts w:ascii="Times New Roman" w:hAnsi="Times New Roman" w:cs="Times New Roman"/>
-          <w:sz w:val="24"/>
-          <w:lang w:val="uk-UA"/>
-        </w:rPr>
-        <w:t>.</w:t>
-      </w:r>
-    </w:p>
-    <w:p>
-      <w:pPr>
-        <w:spacing w:after="60"/>
-        <w:jc w:val="both"/>
-        <w:rPr>
-          <w:lang w:val="uk-UA"/>
-        </w:rPr>
-      </w:pPr>
-      <w:r>
-        <w:rPr>
-          <w:rFonts w:ascii="Times New Roman" w:hAnsi="Times New Roman" w:cs="Times New Roman"/>
-          <w:sz w:val="24"/>
-          <w:lang w:val="uk-UA"/>
-        </w:rPr>
-        <w:t xml:space="preserve">   — </w:t>
-      </w:r>
-      <w:r>
-        <w:rPr>
-          <w:rFonts w:ascii="Times New Roman" w:hAnsi="Times New Roman" w:cs="Times New Roman"/>
-          <w:sz w:val="24"/>
-          <w:lang w:val="uk-UA"/>
-        </w:rPr>
-        <w:t>FLH</w:t>
-      </w:r>
-      <w:r>
-        <w:rPr>
-          <w:rFonts w:ascii="Times New Roman" w:hAnsi="Times New Roman" w:cs="Times New Roman"/>
-          <w:sz w:val="24"/>
-          <w:lang w:val="uk-UA"/>
-        </w:rPr>
-        <w:t>-003 (</w:t>
-      </w:r>
-      <w:proofErr w:type="spellStart"/>
-      <w:r>
-        <w:rPr>
-          <w:rFonts w:ascii="Times New Roman" w:hAnsi="Times New Roman" w:cs="Times New Roman"/>
-          <w:sz w:val="24"/>
-          <w:lang w:val="uk-UA"/>
-        </w:rPr>
-        <w:t>Low</w:t>
-      </w:r>
-      <w:proofErr w:type="spellEnd"/>
-      <w:r>
-        <w:rPr>
-          <w:rFonts w:ascii="Times New Roman" w:hAnsi="Times New Roman" w:cs="Times New Roman"/>
-          <w:sz w:val="24"/>
-          <w:lang w:val="uk-UA"/>
-        </w:rPr>
-        <w:t xml:space="preserve"> / </w:t>
-      </w:r>
-      <w:proofErr w:type="spellStart"/>
-      <w:r>
-        <w:rPr>
-          <w:rFonts w:ascii="Times New Roman" w:hAnsi="Times New Roman" w:cs="Times New Roman"/>
-          <w:sz w:val="24"/>
-          <w:lang w:val="uk-UA"/>
-        </w:rPr>
-        <w:t>Minor</w:t>
-      </w:r>
-      <w:proofErr w:type="spellEnd"/>
-      <w:r>
-        <w:rPr>
-          <w:rFonts w:ascii="Times New Roman" w:hAnsi="Times New Roman" w:cs="Times New Roman"/>
-          <w:sz w:val="24"/>
-          <w:lang w:val="uk-UA"/>
-        </w:rPr>
-        <w:t>): кнопка «В обране» не відображає підтверджувального повідомлення після натискання.</w:t>
-      </w:r>
-    </w:p>
-    <w:p>
-      <w:pPr>
-        <w:spacing w:after="60"/>
-        <w:jc w:val="both"/>
-        <w:rPr>
-          <w:lang w:val="uk-UA"/>
-        </w:rPr>
-      </w:pPr>
-    </w:p>
-    <w:p>
-      <w:pPr>
-        <w:spacing w:after="60"/>
-        <w:ind w:firstLine="709"/>
-        <w:jc w:val="both"/>
-        <w:rPr>
-          <w:lang w:val="uk-UA"/>
-        </w:rPr>
-      </w:pPr>
-      <w:r>
-        <w:rPr>
-          <w:rFonts w:ascii="Times New Roman" w:hAnsi="Times New Roman" w:cs="Times New Roman"/>
-          <w:sz w:val="24"/>
-          <w:lang w:val="uk-UA"/>
-        </w:rPr>
-        <w:t xml:space="preserve">4. Змінено статус баг-репорту </w:t>
-      </w:r>
-      <w:r>
-        <w:rPr>
-          <w:rFonts w:ascii="Times New Roman" w:hAnsi="Times New Roman" w:cs="Times New Roman"/>
-          <w:sz w:val="24"/>
-          <w:lang w:val="uk-UA"/>
-        </w:rPr>
-        <w:t>FLH</w:t>
-      </w:r>
-      <w:r>
-        <w:rPr>
-          <w:rFonts w:ascii="Times New Roman" w:hAnsi="Times New Roman" w:cs="Times New Roman"/>
-          <w:sz w:val="24"/>
-          <w:lang w:val="uk-UA"/>
-        </w:rPr>
-        <w:t>-00</w:t>
-      </w:r>
-      <w:r>
-        <w:rPr>
-          <w:rFonts w:ascii="Times New Roman" w:hAnsi="Times New Roman" w:cs="Times New Roman"/>
-          <w:sz w:val="24"/>
-          <w:lang w:val="uk-UA"/>
-        </w:rPr>
-        <w:t xml:space="preserve">3: </w:t>
-      </w:r>
-      <w:r>
-        <w:rPr>
-          <w:rFonts w:ascii="Times New Roman" w:hAnsi="Times New Roman" w:cs="Times New Roman"/>
-          <w:sz w:val="24"/>
-          <w:lang w:val="uk-UA"/>
-        </w:rPr>
-        <w:t>OPEN</w:t>
-      </w:r>
-      <w:r>
-        <w:rPr>
-          <w:rFonts w:ascii="Times New Roman" w:hAnsi="Times New Roman" w:cs="Times New Roman"/>
-          <w:sz w:val="24"/>
-          <w:lang w:val="uk-UA"/>
-        </w:rPr>
-        <w:t xml:space="preserve"> → </w:t>
-      </w:r>
-      <w:r>
-        <w:rPr>
-          <w:rFonts w:ascii="Times New Roman" w:hAnsi="Times New Roman" w:cs="Times New Roman"/>
-          <w:sz w:val="24"/>
-          <w:lang w:val="uk-UA"/>
-        </w:rPr>
-        <w:t>IN</w:t>
-      </w:r>
-      <w:r>
-        <w:rPr>
-          <w:rFonts w:ascii="Times New Roman" w:hAnsi="Times New Roman" w:cs="Times New Roman"/>
-          <w:sz w:val="24"/>
-          <w:lang w:val="uk-UA"/>
-        </w:rPr>
-        <w:t xml:space="preserve"> </w:t>
-      </w:r>
-      <w:r>
-        <w:rPr>
-          <w:rFonts w:ascii="Times New Roman" w:hAnsi="Times New Roman" w:cs="Times New Roman"/>
-          <w:sz w:val="24"/>
-          <w:lang w:val="uk-UA"/>
-        </w:rPr>
-        <w:t>PROGRESS</w:t>
-      </w:r>
-      <w:r>
-        <w:rPr>
-          <w:rFonts w:ascii="Times New Roman" w:hAnsi="Times New Roman" w:cs="Times New Roman"/>
-          <w:sz w:val="24"/>
-          <w:lang w:val="uk-UA"/>
-        </w:rPr>
-        <w:t xml:space="preserve"> → </w:t>
-      </w:r>
-      <w:r>
-        <w:rPr>
-          <w:rFonts w:ascii="Times New Roman" w:hAnsi="Times New Roman" w:cs="Times New Roman"/>
-          <w:sz w:val="24"/>
-          <w:lang w:val="uk-UA"/>
-        </w:rPr>
-        <w:t>RESOLVED</w:t>
-      </w:r>
-      <w:r>
-        <w:rPr>
-          <w:rFonts w:ascii="Times New Roman" w:hAnsi="Times New Roman" w:cs="Times New Roman"/>
-          <w:sz w:val="24"/>
-          <w:lang w:val="uk-UA"/>
-        </w:rPr>
-        <w:t xml:space="preserve">, що відображає реальний </w:t>
-      </w:r>
-      <w:proofErr w:type="spellStart"/>
-      <w:r>
-        <w:rPr>
-          <w:rFonts w:ascii="Times New Roman" w:hAnsi="Times New Roman" w:cs="Times New Roman"/>
-          <w:sz w:val="24"/>
-          <w:lang w:val="uk-UA"/>
-        </w:rPr>
-        <w:t>Jira</w:t>
-      </w:r>
-      <w:proofErr w:type="spellEnd"/>
-      <w:r>
-        <w:rPr>
-          <w:rFonts w:ascii="Times New Roman" w:hAnsi="Times New Roman" w:cs="Times New Roman"/>
-          <w:sz w:val="24"/>
-          <w:lang w:val="uk-UA"/>
-        </w:rPr>
-        <w:t xml:space="preserve"> </w:t>
-      </w:r>
-      <w:proofErr w:type="spellStart"/>
-      <w:r>
-        <w:rPr>
-          <w:rFonts w:ascii="Times New Roman" w:hAnsi="Times New Roman" w:cs="Times New Roman"/>
-          <w:sz w:val="24"/>
-          <w:lang w:val="uk-UA"/>
-        </w:rPr>
-        <w:t>workflow</w:t>
-      </w:r>
-      <w:proofErr w:type="spellEnd"/>
-      <w:r>
-        <w:rPr>
-          <w:rFonts w:ascii="Times New Roman" w:hAnsi="Times New Roman" w:cs="Times New Roman"/>
-          <w:sz w:val="24"/>
-          <w:lang w:val="uk-UA"/>
-        </w:rPr>
-        <w:t xml:space="preserve"> команди тестування.</w:t>
-      </w:r>
-    </w:p>
-    <w:p>
-      <w:pPr>
-        <w:spacing w:after="60"/>
-        <w:jc w:val="both"/>
-        <w:rPr>
-          <w:lang w:val="uk-UA"/>
-        </w:rPr>
-      </w:pPr>
-    </w:p>
-    <w:p>
-      <w:pPr>
-        <w:spacing w:after="60"/>
-        <w:ind w:firstLine="709"/>
-        <w:jc w:val="both"/>
-        <w:rPr>
-          <w:lang w:val="uk-UA"/>
-        </w:rPr>
-      </w:pPr>
-      <w:r>
-        <w:rPr>
-          <w:rFonts w:ascii="Times New Roman" w:hAnsi="Times New Roman" w:cs="Times New Roman"/>
-          <w:sz w:val="24"/>
-          <w:lang w:val="uk-UA"/>
-        </w:rPr>
-        <w:t xml:space="preserve">Практична робота з </w:t>
-      </w:r>
-      <w:proofErr w:type="spellStart"/>
-      <w:r>
-        <w:rPr>
-          <w:rFonts w:ascii="Times New Roman" w:hAnsi="Times New Roman" w:cs="Times New Roman"/>
-          <w:sz w:val="24"/>
-          <w:lang w:val="uk-UA"/>
-        </w:rPr>
-        <w:t>Jira</w:t>
-      </w:r>
-      <w:proofErr w:type="spellEnd"/>
-      <w:r>
-        <w:rPr>
-          <w:rFonts w:ascii="Times New Roman" w:hAnsi="Times New Roman" w:cs="Times New Roman"/>
-          <w:sz w:val="24"/>
-          <w:lang w:val="uk-UA"/>
-        </w:rPr>
-        <w:t xml:space="preserve"> дозволила засвоїти процес документування дефектів: від виявлення проблеми — через формування чіткого кроку відтворення — до передачі розробн</w:t>
-      </w:r>
-      <w:r>
-        <w:rPr>
-          <w:rFonts w:ascii="Times New Roman" w:hAnsi="Times New Roman" w:cs="Times New Roman"/>
-          <w:sz w:val="24"/>
-          <w:lang w:val="uk-UA"/>
-        </w:rPr>
-        <w:t xml:space="preserve">ику з усіма необхідними деталями. </w:t>
-      </w:r>
-      <w:proofErr w:type="spellStart"/>
-      <w:r>
-        <w:rPr>
-          <w:rFonts w:ascii="Times New Roman" w:hAnsi="Times New Roman" w:cs="Times New Roman"/>
-          <w:sz w:val="24"/>
+          <w:sz w:val="28"/>
+          <w:szCs w:val="28"/>
           <w:lang w:val="uk-UA"/>
         </w:rPr>
         <w:t>Коректно</w:t>
@@ -9098,7 +8307,8 @@
       <w:r>
         <w:rPr>
           <w:rFonts w:ascii="Times New Roman" w:hAnsi="Times New Roman" w:cs="Times New Roman"/>
-          <w:sz w:val="24"/>
+          <w:sz w:val="28"/>
+          <w:szCs w:val="28"/>
           <w:lang w:val="uk-UA"/>
         </w:rPr>
         <w:t xml:space="preserve"> складений баг-репорт скорочує час на комунікацію між </w:t>
@@ -9107,7 +8317,8 @@
       <w:r>
         <w:rPr>
           <w:rFonts w:ascii="Times New Roman" w:hAnsi="Times New Roman" w:cs="Times New Roman"/>
-          <w:sz w:val="24"/>
+          <w:sz w:val="28"/>
+          <w:szCs w:val="28"/>
           <w:lang w:val="uk-UA"/>
         </w:rPr>
         <w:t>тестувальником</w:t>
@@ -9116,20 +8327,4941 @@
       <w:r>
         <w:rPr>
           <w:rFonts w:ascii="Times New Roman" w:hAnsi="Times New Roman" w:cs="Times New Roman"/>
-          <w:sz w:val="24"/>
+          <w:sz w:val="28"/>
+          <w:szCs w:val="28"/>
           <w:lang w:val="uk-UA"/>
         </w:rPr>
         <w:t xml:space="preserve"> і розробником та підвищує якість кінцевого продукту.</w:t>
       </w:r>
     </w:p>
     <w:sectPr>
+      <w:headerReference w:type="default" r:id="rId15"/>
+      <w:headerReference w:type="first" r:id="rId16"/>
       <w:pgSz w:w="12240" w:h="15840"/>
-      <w:pgMar w:top="1134" w:right="567" w:bottom="1134" w:left="1134" w:header="720" w:footer="720" w:gutter="0"/>
+      <w:pgMar w:top="1134" w:right="567" w:bottom="2977" w:left="1134" w:header="720" w:footer="720" w:gutter="0"/>
       <w:cols w:space="720"/>
+      <w:titlePg/>
       <w:docGrid w:linePitch="360"/>
     </w:sectPr>
   </w:body>
 </w:document>
+</file>
+
+<file path=word/endnotes.xml><?xml version="1.0" encoding="utf-8"?>
+<w:endnotes xmlns:wpc="http://schemas.microsoft.com/office/word/2010/wordprocessingCanvas" xmlns:cx="http://schemas.microsoft.com/office/drawing/2014/chartex" xmlns:cx1="http://schemas.microsoft.com/office/drawing/2015/9/8/chartex" xmlns:cx2="http://schemas.microsoft.com/office/drawing/2015/10/21/chartex" xmlns:cx3="http://schemas.microsoft.com/office/drawing/2016/5/9/chartex" xmlns:cx4="http://schemas.microsoft.com/office/drawing/2016/5/10/chartex" xmlns:cx5="http://schemas.microsoft.com/office/drawing/2016/5/11/chartex" xmlns:cx6="http://schemas.microsoft.com/office/drawing/2016/5/12/chartex" xmlns:cx7="http://schemas.microsoft.com/office/drawing/2016/5/13/chartex" xmlns:cx8="http://schemas.microsoft.com/office/drawing/2016/5/14/chartex" xmlns:mc="http://schemas.openxmlformats.org/markup-compatibility/2006" xmlns:aink="http://schemas.microsoft.com/office/drawing/2016/ink" xmlns:am3d="http://schemas.microsoft.com/office/drawing/2017/model3d" xmlns:o="urn:schemas-microsoft-com:office:office" xmlns:r="http://schemas.openxmlformats.org/officeDocument/2006/relationships" xmlns:m="http://schemas.openxmlformats.org/officeDocument/2006/math" xmlns:v="urn:schemas-microsoft-com:vml" xmlns:wp14="http://schemas.microsoft.com/office/word/2010/wordprocessingDrawing" xmlns:wp="http://schemas.openxmlformats.org/drawingml/2006/wordprocessingDrawing" xmlns:w10="urn:schemas-microsoft-com:office:word" xmlns:w="http://schemas.openxmlformats.org/wordprocessingml/2006/main" xmlns:w14="http://schemas.microsoft.com/office/word/2010/wordml" xmlns:w15="http://schemas.microsoft.com/office/word/2012/wordml" xmlns:w16cex="http://schemas.microsoft.com/office/word/2018/wordml/cex" xmlns:w16cid="http://schemas.microsoft.com/office/word/2016/wordml/cid" xmlns:w16="http://schemas.microsoft.com/office/word/2018/wordml" xmlns:w16sdtdh="http://schemas.microsoft.com/office/word/2020/wordml/sdtdatahash" xmlns:w16se="http://schemas.microsoft.com/office/word/2015/wordml/symex" xmlns:wpg="http://schemas.microsoft.com/office/word/2010/wordprocessingGroup" xmlns:wpi="http://schemas.microsoft.com/office/word/2010/wordprocessingInk" xmlns:wne="http://schemas.microsoft.com/office/word/2006/wordml" xmlns:wps="http://schemas.microsoft.com/office/word/2010/wordprocessingShape" mc:Ignorable="w14 w15 w16se w16cid w16 w16cex w16sdtdh wp14">
+  <w:endnote w:type="separator" w:id="-1">
+    <w:p>
+      <w:pPr>
+        <w:spacing w:after="0" w:line="240" w:lineRule="auto"/>
+      </w:pPr>
+      <w:r>
+        <w:separator/>
+      </w:r>
+    </w:p>
+  </w:endnote>
+  <w:endnote w:type="continuationSeparator" w:id="0">
+    <w:p>
+      <w:pPr>
+        <w:spacing w:after="0" w:line="240" w:lineRule="auto"/>
+      </w:pPr>
+      <w:r>
+        <w:continuationSeparator/>
+      </w:r>
+    </w:p>
+  </w:endnote>
+</w:endnotes>
+</file>
+
+<file path=word/footnotes.xml><?xml version="1.0" encoding="utf-8"?>
+<w:footnotes xmlns:wpc="http://schemas.microsoft.com/office/word/2010/wordprocessingCanvas" xmlns:cx="http://schemas.microsoft.com/office/drawing/2014/chartex" xmlns:cx1="http://schemas.microsoft.com/office/drawing/2015/9/8/chartex" xmlns:cx2="http://schemas.microsoft.com/office/drawing/2015/10/21/chartex" xmlns:cx3="http://schemas.microsoft.com/office/drawing/2016/5/9/chartex" xmlns:cx4="http://schemas.microsoft.com/office/drawing/2016/5/10/chartex" xmlns:cx5="http://schemas.microsoft.com/office/drawing/2016/5/11/chartex" xmlns:cx6="http://schemas.microsoft.com/office/drawing/2016/5/12/chartex" xmlns:cx7="http://schemas.microsoft.com/office/drawing/2016/5/13/chartex" xmlns:cx8="http://schemas.microsoft.com/office/drawing/2016/5/14/chartex" xmlns:mc="http://schemas.openxmlformats.org/markup-compatibility/2006" xmlns:aink="http://schemas.microsoft.com/office/drawing/2016/ink" xmlns:am3d="http://schemas.microsoft.com/office/drawing/2017/model3d" xmlns:o="urn:schemas-microsoft-com:office:office" xmlns:r="http://schemas.openxmlformats.org/officeDocument/2006/relationships" xmlns:m="http://schemas.openxmlformats.org/officeDocument/2006/math" xmlns:v="urn:schemas-microsoft-com:vml" xmlns:wp14="http://schemas.microsoft.com/office/word/2010/wordprocessingDrawing" xmlns:wp="http://schemas.openxmlformats.org/drawingml/2006/wordprocessingDrawing" xmlns:w10="urn:schemas-microsoft-com:office:word" xmlns:w="http://schemas.openxmlformats.org/wordprocessingml/2006/main" xmlns:w14="http://schemas.microsoft.com/office/word/2010/wordml" xmlns:w15="http://schemas.microsoft.com/office/word/2012/wordml" xmlns:w16cex="http://schemas.microsoft.com/office/word/2018/wordml/cex" xmlns:w16cid="http://schemas.microsoft.com/office/word/2016/wordml/cid" xmlns:w16="http://schemas.microsoft.com/office/word/2018/wordml" xmlns:w16sdtdh="http://schemas.microsoft.com/office/word/2020/wordml/sdtdatahash" xmlns:w16se="http://schemas.microsoft.com/office/word/2015/wordml/symex" xmlns:wpg="http://schemas.microsoft.com/office/word/2010/wordprocessingGroup" xmlns:wpi="http://schemas.microsoft.com/office/word/2010/wordprocessingInk" xmlns:wne="http://schemas.microsoft.com/office/word/2006/wordml" xmlns:wps="http://schemas.microsoft.com/office/word/2010/wordprocessingShape" mc:Ignorable="w14 w15 w16se w16cid w16 w16cex w16sdtdh wp14">
+  <w:footnote w:type="separator" w:id="-1">
+    <w:p>
+      <w:pPr>
+        <w:spacing w:after="0" w:line="240" w:lineRule="auto"/>
+      </w:pPr>
+      <w:r>
+        <w:separator/>
+      </w:r>
+    </w:p>
+  </w:footnote>
+  <w:footnote w:type="continuationSeparator" w:id="0">
+    <w:p>
+      <w:pPr>
+        <w:spacing w:after="0" w:line="240" w:lineRule="auto"/>
+      </w:pPr>
+      <w:r>
+        <w:continuationSeparator/>
+      </w:r>
+    </w:p>
+  </w:footnote>
+</w:footnotes>
+</file>
+
+<file path=word/header1.xml><?xml version="1.0" encoding="utf-8"?>
+<w:hdr xmlns:wpc="http://schemas.microsoft.com/office/word/2010/wordprocessingCanvas" xmlns:cx="http://schemas.microsoft.com/office/drawing/2014/chartex" xmlns:cx1="http://schemas.microsoft.com/office/drawing/2015/9/8/chartex" xmlns:cx2="http://schemas.microsoft.com/office/drawing/2015/10/21/chartex" xmlns:cx3="http://schemas.microsoft.com/office/drawing/2016/5/9/chartex" xmlns:cx4="http://schemas.microsoft.com/office/drawing/2016/5/10/chartex" xmlns:cx5="http://schemas.microsoft.com/office/drawing/2016/5/11/chartex" xmlns:cx6="http://schemas.microsoft.com/office/drawing/2016/5/12/chartex" xmlns:cx7="http://schemas.microsoft.com/office/drawing/2016/5/13/chartex" xmlns:cx8="http://schemas.microsoft.com/office/drawing/2016/5/14/chartex" xmlns:mc="http://schemas.openxmlformats.org/markup-compatibility/2006" xmlns:aink="http://schemas.microsoft.com/office/drawing/2016/ink" xmlns:am3d="http://schemas.microsoft.com/office/drawing/2017/model3d" xmlns:o="urn:schemas-microsoft-com:office:office" xmlns:r="http://schemas.openxmlformats.org/officeDocument/2006/relationships" xmlns:m="http://schemas.openxmlformats.org/officeDocument/2006/math" xmlns:v="urn:schemas-microsoft-com:vml" xmlns:wp14="http://schemas.microsoft.com/office/word/2010/wordprocessingDrawing" xmlns:wp="http://schemas.openxmlformats.org/drawingml/2006/wordprocessingDrawing" xmlns:w10="urn:schemas-microsoft-com:office:word" xmlns:w="http://schemas.openxmlformats.org/wordprocessingml/2006/main" xmlns:w14="http://schemas.microsoft.com/office/word/2010/wordml" xmlns:w15="http://schemas.microsoft.com/office/word/2012/wordml" xmlns:w16cex="http://schemas.microsoft.com/office/word/2018/wordml/cex" xmlns:w16cid="http://schemas.microsoft.com/office/word/2016/wordml/cid" xmlns:w16="http://schemas.microsoft.com/office/word/2018/wordml" xmlns:w16sdtdh="http://schemas.microsoft.com/office/word/2020/wordml/sdtdatahash" xmlns:w16se="http://schemas.microsoft.com/office/word/2015/wordml/symex" xmlns:wpg="http://schemas.microsoft.com/office/word/2010/wordprocessingGroup" xmlns:wpi="http://schemas.microsoft.com/office/word/2010/wordprocessingInk" xmlns:wne="http://schemas.microsoft.com/office/word/2006/wordml" xmlns:wps="http://schemas.microsoft.com/office/word/2010/wordprocessingShape" mc:Ignorable="w14 w15 w16se w16cid w16 w16cex w16sdtdh wp14">
+  <w:p>
+    <w:pPr>
+      <w:pStyle w:val="a5"/>
+    </w:pPr>
+    <w:r>
+      <w:rPr>
+        <w:noProof/>
+      </w:rPr>
+      <mc:AlternateContent>
+        <mc:Choice Requires="wpg">
+          <w:drawing>
+            <wp:anchor distT="0" distB="0" distL="114300" distR="114300" simplePos="0" relativeHeight="251656704" behindDoc="0" locked="1" layoutInCell="1" allowOverlap="1" wp14:anchorId="056462AF" wp14:editId="068FF491">
+              <wp:simplePos x="0" y="0"/>
+              <wp:positionH relativeFrom="page">
+                <wp:posOffset>556260</wp:posOffset>
+              </wp:positionH>
+              <wp:positionV relativeFrom="page">
+                <wp:posOffset>150495</wp:posOffset>
+              </wp:positionV>
+              <wp:extent cx="7012940" cy="9745980"/>
+              <wp:effectExtent l="0" t="0" r="16510" b="26670"/>
+              <wp:wrapNone/>
+              <wp:docPr id="21" name="Группа 21"/>
+              <wp:cNvGraphicFramePr>
+                <a:graphicFrameLocks xmlns:a="http://schemas.openxmlformats.org/drawingml/2006/main"/>
+              </wp:cNvGraphicFramePr>
+              <a:graphic xmlns:a="http://schemas.openxmlformats.org/drawingml/2006/main">
+                <a:graphicData uri="http://schemas.microsoft.com/office/word/2010/wordprocessingGroup">
+                  <wpg:wgp>
+                    <wpg:cNvGrpSpPr>
+                      <a:grpSpLocks/>
+                    </wpg:cNvGrpSpPr>
+                    <wpg:grpSpPr bwMode="auto">
+                      <a:xfrm>
+                        <a:off x="0" y="0"/>
+                        <a:ext cx="7012940" cy="9745980"/>
+                        <a:chOff x="0" y="0"/>
+                        <a:chExt cx="20000" cy="20000"/>
+                      </a:xfrm>
+                    </wpg:grpSpPr>
+                    <wps:wsp>
+                      <wps:cNvPr id="22" name="Rectangle 2"/>
+                      <wps:cNvSpPr>
+                        <a:spLocks noChangeArrowheads="1"/>
+                      </wps:cNvSpPr>
+                      <wps:spPr bwMode="auto">
+                        <a:xfrm>
+                          <a:off x="0" y="0"/>
+                          <a:ext cx="20000" cy="20000"/>
+                        </a:xfrm>
+                        <a:prstGeom prst="rect">
+                          <a:avLst/>
+                        </a:prstGeom>
+                        <a:noFill/>
+                        <a:ln w="25400">
+                          <a:solidFill>
+                            <a:srgbClr val="000000"/>
+                          </a:solidFill>
+                          <a:miter lim="800000"/>
+                          <a:headEnd/>
+                          <a:tailEnd/>
+                        </a:ln>
+                        <a:effectLst/>
+                        <a:extLst>
+                          <a:ext uri="{909E8E84-426E-40DD-AFC4-6F175D3DCCD1}">
+                            <a14:hiddenFill xmlns:a14="http://schemas.microsoft.com/office/drawing/2010/main">
+                              <a:solidFill>
+                                <a:srgbClr val="FFFFFF"/>
+                              </a:solidFill>
+                            </a14:hiddenFill>
+                          </a:ext>
+                          <a:ext uri="{AF507438-7753-43E0-B8FC-AC1667EBCBE1}">
+                            <a14:hiddenEffects xmlns:a14="http://schemas.microsoft.com/office/drawing/2010/main">
+                              <a:effectLst>
+                                <a:outerShdw dist="35921" dir="2700000" algn="ctr" rotWithShape="0">
+                                  <a:srgbClr val="808080"/>
+                                </a:outerShdw>
+                              </a:effectLst>
+                            </a14:hiddenEffects>
+                          </a:ext>
+                        </a:extLst>
+                      </wps:spPr>
+                      <wps:bodyPr rot="0" vert="horz" wrap="square" lIns="91440" tIns="45720" rIns="91440" bIns="45720" anchor="t" anchorCtr="0" upright="1">
+                        <a:noAutofit/>
+                      </wps:bodyPr>
+                    </wps:wsp>
+                    <wps:wsp>
+                      <wps:cNvPr id="23" name="Line 3"/>
+                      <wps:cNvCnPr>
+                        <a:cxnSpLocks noChangeShapeType="1"/>
+                      </wps:cNvCnPr>
+                      <wps:spPr bwMode="auto">
+                        <a:xfrm>
+                          <a:off x="1093" y="18949"/>
+                          <a:ext cx="2" cy="1040"/>
+                        </a:xfrm>
+                        <a:prstGeom prst="line">
+                          <a:avLst/>
+                        </a:prstGeom>
+                        <a:noFill/>
+                        <a:ln w="25400">
+                          <a:solidFill>
+                            <a:srgbClr val="000000"/>
+                          </a:solidFill>
+                          <a:round/>
+                          <a:headEnd/>
+                          <a:tailEnd/>
+                        </a:ln>
+                        <a:effectLst/>
+                        <a:extLst>
+                          <a:ext uri="{909E8E84-426E-40DD-AFC4-6F175D3DCCD1}">
+                            <a14:hiddenFill xmlns:a14="http://schemas.microsoft.com/office/drawing/2010/main">
+                              <a:noFill/>
+                            </a14:hiddenFill>
+                          </a:ext>
+                          <a:ext uri="{AF507438-7753-43E0-B8FC-AC1667EBCBE1}">
+                            <a14:hiddenEffects xmlns:a14="http://schemas.microsoft.com/office/drawing/2010/main">
+                              <a:effectLst>
+                                <a:outerShdw dist="35921" dir="2700000" algn="ctr" rotWithShape="0">
+                                  <a:srgbClr val="808080"/>
+                                </a:outerShdw>
+                              </a:effectLst>
+                            </a14:hiddenEffects>
+                          </a:ext>
+                        </a:extLst>
+                      </wps:spPr>
+                      <wps:bodyPr/>
+                    </wps:wsp>
+                    <wps:wsp>
+                      <wps:cNvPr id="24" name="Line 4"/>
+                      <wps:cNvCnPr>
+                        <a:cxnSpLocks noChangeShapeType="1"/>
+                      </wps:cNvCnPr>
+                      <wps:spPr bwMode="auto">
+                        <a:xfrm>
+                          <a:off x="10" y="18941"/>
+                          <a:ext cx="19967" cy="1"/>
+                        </a:xfrm>
+                        <a:prstGeom prst="line">
+                          <a:avLst/>
+                        </a:prstGeom>
+                        <a:noFill/>
+                        <a:ln w="25400">
+                          <a:solidFill>
+                            <a:srgbClr val="000000"/>
+                          </a:solidFill>
+                          <a:round/>
+                          <a:headEnd/>
+                          <a:tailEnd/>
+                        </a:ln>
+                        <a:effectLst/>
+                        <a:extLst>
+                          <a:ext uri="{909E8E84-426E-40DD-AFC4-6F175D3DCCD1}">
+                            <a14:hiddenFill xmlns:a14="http://schemas.microsoft.com/office/drawing/2010/main">
+                              <a:noFill/>
+                            </a14:hiddenFill>
+                          </a:ext>
+                          <a:ext uri="{AF507438-7753-43E0-B8FC-AC1667EBCBE1}">
+                            <a14:hiddenEffects xmlns:a14="http://schemas.microsoft.com/office/drawing/2010/main">
+                              <a:effectLst>
+                                <a:outerShdw dist="35921" dir="2700000" algn="ctr" rotWithShape="0">
+                                  <a:srgbClr val="808080"/>
+                                </a:outerShdw>
+                              </a:effectLst>
+                            </a14:hiddenEffects>
+                          </a:ext>
+                        </a:extLst>
+                      </wps:spPr>
+                      <wps:bodyPr/>
+                    </wps:wsp>
+                    <wps:wsp>
+                      <wps:cNvPr id="25" name="Line 5"/>
+                      <wps:cNvCnPr>
+                        <a:cxnSpLocks noChangeShapeType="1"/>
+                      </wps:cNvCnPr>
+                      <wps:spPr bwMode="auto">
+                        <a:xfrm>
+                          <a:off x="2186" y="18949"/>
+                          <a:ext cx="2" cy="1040"/>
+                        </a:xfrm>
+                        <a:prstGeom prst="line">
+                          <a:avLst/>
+                        </a:prstGeom>
+                        <a:noFill/>
+                        <a:ln w="25400">
+                          <a:solidFill>
+                            <a:srgbClr val="000000"/>
+                          </a:solidFill>
+                          <a:round/>
+                          <a:headEnd/>
+                          <a:tailEnd/>
+                        </a:ln>
+                        <a:effectLst/>
+                        <a:extLst>
+                          <a:ext uri="{909E8E84-426E-40DD-AFC4-6F175D3DCCD1}">
+                            <a14:hiddenFill xmlns:a14="http://schemas.microsoft.com/office/drawing/2010/main">
+                              <a:noFill/>
+                            </a14:hiddenFill>
+                          </a:ext>
+                          <a:ext uri="{AF507438-7753-43E0-B8FC-AC1667EBCBE1}">
+                            <a14:hiddenEffects xmlns:a14="http://schemas.microsoft.com/office/drawing/2010/main">
+                              <a:effectLst>
+                                <a:outerShdw dist="35921" dir="2700000" algn="ctr" rotWithShape="0">
+                                  <a:srgbClr val="808080"/>
+                                </a:outerShdw>
+                              </a:effectLst>
+                            </a14:hiddenEffects>
+                          </a:ext>
+                        </a:extLst>
+                      </wps:spPr>
+                      <wps:bodyPr/>
+                    </wps:wsp>
+                    <wps:wsp>
+                      <wps:cNvPr id="26" name="Line 6"/>
+                      <wps:cNvCnPr>
+                        <a:cxnSpLocks noChangeShapeType="1"/>
+                      </wps:cNvCnPr>
+                      <wps:spPr bwMode="auto">
+                        <a:xfrm>
+                          <a:off x="4919" y="18949"/>
+                          <a:ext cx="2" cy="1040"/>
+                        </a:xfrm>
+                        <a:prstGeom prst="line">
+                          <a:avLst/>
+                        </a:prstGeom>
+                        <a:noFill/>
+                        <a:ln w="25400">
+                          <a:solidFill>
+                            <a:srgbClr val="000000"/>
+                          </a:solidFill>
+                          <a:round/>
+                          <a:headEnd/>
+                          <a:tailEnd/>
+                        </a:ln>
+                        <a:effectLst/>
+                        <a:extLst>
+                          <a:ext uri="{909E8E84-426E-40DD-AFC4-6F175D3DCCD1}">
+                            <a14:hiddenFill xmlns:a14="http://schemas.microsoft.com/office/drawing/2010/main">
+                              <a:noFill/>
+                            </a14:hiddenFill>
+                          </a:ext>
+                          <a:ext uri="{AF507438-7753-43E0-B8FC-AC1667EBCBE1}">
+                            <a14:hiddenEffects xmlns:a14="http://schemas.microsoft.com/office/drawing/2010/main">
+                              <a:effectLst>
+                                <a:outerShdw dist="35921" dir="2700000" algn="ctr" rotWithShape="0">
+                                  <a:srgbClr val="808080"/>
+                                </a:outerShdw>
+                              </a:effectLst>
+                            </a14:hiddenEffects>
+                          </a:ext>
+                        </a:extLst>
+                      </wps:spPr>
+                      <wps:bodyPr/>
+                    </wps:wsp>
+                    <wps:wsp>
+                      <wps:cNvPr id="27" name="Line 7"/>
+                      <wps:cNvCnPr>
+                        <a:cxnSpLocks noChangeShapeType="1"/>
+                      </wps:cNvCnPr>
+                      <wps:spPr bwMode="auto">
+                        <a:xfrm>
+                          <a:off x="6557" y="18959"/>
+                          <a:ext cx="2" cy="1030"/>
+                        </a:xfrm>
+                        <a:prstGeom prst="line">
+                          <a:avLst/>
+                        </a:prstGeom>
+                        <a:noFill/>
+                        <a:ln w="25400">
+                          <a:solidFill>
+                            <a:srgbClr val="000000"/>
+                          </a:solidFill>
+                          <a:round/>
+                          <a:headEnd/>
+                          <a:tailEnd/>
+                        </a:ln>
+                        <a:effectLst/>
+                        <a:extLst>
+                          <a:ext uri="{909E8E84-426E-40DD-AFC4-6F175D3DCCD1}">
+                            <a14:hiddenFill xmlns:a14="http://schemas.microsoft.com/office/drawing/2010/main">
+                              <a:noFill/>
+                            </a14:hiddenFill>
+                          </a:ext>
+                          <a:ext uri="{AF507438-7753-43E0-B8FC-AC1667EBCBE1}">
+                            <a14:hiddenEffects xmlns:a14="http://schemas.microsoft.com/office/drawing/2010/main">
+                              <a:effectLst>
+                                <a:outerShdw dist="35921" dir="2700000" algn="ctr" rotWithShape="0">
+                                  <a:srgbClr val="808080"/>
+                                </a:outerShdw>
+                              </a:effectLst>
+                            </a14:hiddenEffects>
+                          </a:ext>
+                        </a:extLst>
+                      </wps:spPr>
+                      <wps:bodyPr/>
+                    </wps:wsp>
+                    <wps:wsp>
+                      <wps:cNvPr id="28" name="Line 8"/>
+                      <wps:cNvCnPr>
+                        <a:cxnSpLocks noChangeShapeType="1"/>
+                      </wps:cNvCnPr>
+                      <wps:spPr bwMode="auto">
+                        <a:xfrm>
+                          <a:off x="7650" y="18949"/>
+                          <a:ext cx="2" cy="1030"/>
+                        </a:xfrm>
+                        <a:prstGeom prst="line">
+                          <a:avLst/>
+                        </a:prstGeom>
+                        <a:noFill/>
+                        <a:ln w="25400">
+                          <a:solidFill>
+                            <a:srgbClr val="000000"/>
+                          </a:solidFill>
+                          <a:round/>
+                          <a:headEnd/>
+                          <a:tailEnd/>
+                        </a:ln>
+                        <a:effectLst/>
+                        <a:extLst>
+                          <a:ext uri="{909E8E84-426E-40DD-AFC4-6F175D3DCCD1}">
+                            <a14:hiddenFill xmlns:a14="http://schemas.microsoft.com/office/drawing/2010/main">
+                              <a:noFill/>
+                            </a14:hiddenFill>
+                          </a:ext>
+                          <a:ext uri="{AF507438-7753-43E0-B8FC-AC1667EBCBE1}">
+                            <a14:hiddenEffects xmlns:a14="http://schemas.microsoft.com/office/drawing/2010/main">
+                              <a:effectLst>
+                                <a:outerShdw dist="35921" dir="2700000" algn="ctr" rotWithShape="0">
+                                  <a:srgbClr val="808080"/>
+                                </a:outerShdw>
+                              </a:effectLst>
+                            </a14:hiddenEffects>
+                          </a:ext>
+                        </a:extLst>
+                      </wps:spPr>
+                      <wps:bodyPr/>
+                    </wps:wsp>
+                    <wps:wsp>
+                      <wps:cNvPr id="29" name="Line 9"/>
+                      <wps:cNvCnPr>
+                        <a:cxnSpLocks noChangeShapeType="1"/>
+                      </wps:cNvCnPr>
+                      <wps:spPr bwMode="auto">
+                        <a:xfrm>
+                          <a:off x="18905" y="18949"/>
+                          <a:ext cx="4" cy="1040"/>
+                        </a:xfrm>
+                        <a:prstGeom prst="line">
+                          <a:avLst/>
+                        </a:prstGeom>
+                        <a:noFill/>
+                        <a:ln w="25400">
+                          <a:solidFill>
+                            <a:srgbClr val="000000"/>
+                          </a:solidFill>
+                          <a:round/>
+                          <a:headEnd/>
+                          <a:tailEnd/>
+                        </a:ln>
+                        <a:effectLst/>
+                        <a:extLst>
+                          <a:ext uri="{909E8E84-426E-40DD-AFC4-6F175D3DCCD1}">
+                            <a14:hiddenFill xmlns:a14="http://schemas.microsoft.com/office/drawing/2010/main">
+                              <a:noFill/>
+                            </a14:hiddenFill>
+                          </a:ext>
+                          <a:ext uri="{AF507438-7753-43E0-B8FC-AC1667EBCBE1}">
+                            <a14:hiddenEffects xmlns:a14="http://schemas.microsoft.com/office/drawing/2010/main">
+                              <a:effectLst>
+                                <a:outerShdw dist="35921" dir="2700000" algn="ctr" rotWithShape="0">
+                                  <a:srgbClr val="808080"/>
+                                </a:outerShdw>
+                              </a:effectLst>
+                            </a14:hiddenEffects>
+                          </a:ext>
+                        </a:extLst>
+                      </wps:spPr>
+                      <wps:bodyPr/>
+                    </wps:wsp>
+                    <wps:wsp>
+                      <wps:cNvPr id="30" name="Line 10"/>
+                      <wps:cNvCnPr>
+                        <a:cxnSpLocks noChangeShapeType="1"/>
+                      </wps:cNvCnPr>
+                      <wps:spPr bwMode="auto">
+                        <a:xfrm>
+                          <a:off x="10" y="19293"/>
+                          <a:ext cx="7621" cy="2"/>
+                        </a:xfrm>
+                        <a:prstGeom prst="line">
+                          <a:avLst/>
+                        </a:prstGeom>
+                        <a:noFill/>
+                        <a:ln w="12700">
+                          <a:solidFill>
+                            <a:srgbClr val="000000"/>
+                          </a:solidFill>
+                          <a:round/>
+                          <a:headEnd/>
+                          <a:tailEnd/>
+                        </a:ln>
+                        <a:effectLst/>
+                        <a:extLst>
+                          <a:ext uri="{909E8E84-426E-40DD-AFC4-6F175D3DCCD1}">
+                            <a14:hiddenFill xmlns:a14="http://schemas.microsoft.com/office/drawing/2010/main">
+                              <a:noFill/>
+                            </a14:hiddenFill>
+                          </a:ext>
+                          <a:ext uri="{AF507438-7753-43E0-B8FC-AC1667EBCBE1}">
+                            <a14:hiddenEffects xmlns:a14="http://schemas.microsoft.com/office/drawing/2010/main">
+                              <a:effectLst>
+                                <a:outerShdw dist="35921" dir="2700000" algn="ctr" rotWithShape="0">
+                                  <a:srgbClr val="808080"/>
+                                </a:outerShdw>
+                              </a:effectLst>
+                            </a14:hiddenEffects>
+                          </a:ext>
+                        </a:extLst>
+                      </wps:spPr>
+                      <wps:bodyPr/>
+                    </wps:wsp>
+                    <wps:wsp>
+                      <wps:cNvPr id="31" name="Line 11"/>
+                      <wps:cNvCnPr>
+                        <a:cxnSpLocks noChangeShapeType="1"/>
+                      </wps:cNvCnPr>
+                      <wps:spPr bwMode="auto">
+                        <a:xfrm>
+                          <a:off x="10" y="19646"/>
+                          <a:ext cx="7621" cy="1"/>
+                        </a:xfrm>
+                        <a:prstGeom prst="line">
+                          <a:avLst/>
+                        </a:prstGeom>
+                        <a:noFill/>
+                        <a:ln w="25400">
+                          <a:solidFill>
+                            <a:srgbClr val="000000"/>
+                          </a:solidFill>
+                          <a:round/>
+                          <a:headEnd/>
+                          <a:tailEnd/>
+                        </a:ln>
+                        <a:effectLst/>
+                        <a:extLst>
+                          <a:ext uri="{909E8E84-426E-40DD-AFC4-6F175D3DCCD1}">
+                            <a14:hiddenFill xmlns:a14="http://schemas.microsoft.com/office/drawing/2010/main">
+                              <a:noFill/>
+                            </a14:hiddenFill>
+                          </a:ext>
+                          <a:ext uri="{AF507438-7753-43E0-B8FC-AC1667EBCBE1}">
+                            <a14:hiddenEffects xmlns:a14="http://schemas.microsoft.com/office/drawing/2010/main">
+                              <a:effectLst>
+                                <a:outerShdw dist="35921" dir="2700000" algn="ctr" rotWithShape="0">
+                                  <a:srgbClr val="808080"/>
+                                </a:outerShdw>
+                              </a:effectLst>
+                            </a14:hiddenEffects>
+                          </a:ext>
+                        </a:extLst>
+                      </wps:spPr>
+                      <wps:bodyPr/>
+                    </wps:wsp>
+                    <wps:wsp>
+                      <wps:cNvPr id="32" name="Line 12"/>
+                      <wps:cNvCnPr>
+                        <a:cxnSpLocks noChangeShapeType="1"/>
+                      </wps:cNvCnPr>
+                      <wps:spPr bwMode="auto">
+                        <a:xfrm>
+                          <a:off x="18919" y="19296"/>
+                          <a:ext cx="1071" cy="1"/>
+                        </a:xfrm>
+                        <a:prstGeom prst="line">
+                          <a:avLst/>
+                        </a:prstGeom>
+                        <a:noFill/>
+                        <a:ln w="12700">
+                          <a:solidFill>
+                            <a:srgbClr val="000000"/>
+                          </a:solidFill>
+                          <a:round/>
+                          <a:headEnd/>
+                          <a:tailEnd/>
+                        </a:ln>
+                        <a:effectLst/>
+                        <a:extLst>
+                          <a:ext uri="{909E8E84-426E-40DD-AFC4-6F175D3DCCD1}">
+                            <a14:hiddenFill xmlns:a14="http://schemas.microsoft.com/office/drawing/2010/main">
+                              <a:noFill/>
+                            </a14:hiddenFill>
+                          </a:ext>
+                          <a:ext uri="{AF507438-7753-43E0-B8FC-AC1667EBCBE1}">
+                            <a14:hiddenEffects xmlns:a14="http://schemas.microsoft.com/office/drawing/2010/main">
+                              <a:effectLst>
+                                <a:outerShdw dist="35921" dir="2700000" algn="ctr" rotWithShape="0">
+                                  <a:srgbClr val="808080"/>
+                                </a:outerShdw>
+                              </a:effectLst>
+                            </a14:hiddenEffects>
+                          </a:ext>
+                        </a:extLst>
+                      </wps:spPr>
+                      <wps:bodyPr/>
+                    </wps:wsp>
+                    <wps:wsp>
+                      <wps:cNvPr id="33" name="Rectangle 13"/>
+                      <wps:cNvSpPr>
+                        <a:spLocks noChangeArrowheads="1"/>
+                      </wps:cNvSpPr>
+                      <wps:spPr bwMode="auto">
+                        <a:xfrm>
+                          <a:off x="54" y="19660"/>
+                          <a:ext cx="1000" cy="309"/>
+                        </a:xfrm>
+                        <a:prstGeom prst="rect">
+                          <a:avLst/>
+                        </a:prstGeom>
+                        <a:noFill/>
+                        <a:ln>
+                          <a:noFill/>
+                        </a:ln>
+                        <a:effectLst/>
+                        <a:extLst>
+                          <a:ext uri="{909E8E84-426E-40DD-AFC4-6F175D3DCCD1}">
+                            <a14:hiddenFill xmlns:a14="http://schemas.microsoft.com/office/drawing/2010/main">
+                              <a:solidFill>
+                                <a:srgbClr val="FFFFFF"/>
+                              </a:solidFill>
+                            </a14:hiddenFill>
+                          </a:ext>
+                          <a:ext uri="{91240B29-F687-4F45-9708-019B960494DF}">
+                            <a14:hiddenLine xmlns:a14="http://schemas.microsoft.com/office/drawing/2010/main" w="3175">
+                              <a:solidFill>
+                                <a:srgbClr val="000000"/>
+                              </a:solidFill>
+                              <a:miter lim="800000"/>
+                              <a:headEnd/>
+                              <a:tailEnd/>
+                            </a14:hiddenLine>
+                          </a:ext>
+                          <a:ext uri="{AF507438-7753-43E0-B8FC-AC1667EBCBE1}">
+                            <a14:hiddenEffects xmlns:a14="http://schemas.microsoft.com/office/drawing/2010/main">
+                              <a:effectLst/>
+                            </a14:hiddenEffects>
+                          </a:ext>
+                        </a:extLst>
+                      </wps:spPr>
+                      <wps:txbx>
+                        <w:txbxContent>
+                          <w:p>
+                            <w:pPr>
+                              <w:pStyle w:val="affa"/>
+                              <w:jc w:val="center"/>
+                              <w:rPr>
+                                <w:sz w:val="18"/>
+                              </w:rPr>
+                            </w:pPr>
+                            <w:proofErr w:type="spellStart"/>
+                            <w:r>
+                              <w:rPr>
+                                <w:rFonts w:ascii="Times New Roman" w:hAnsi="Times New Roman"/>
+                                <w:i w:val="0"/>
+                                <w:sz w:val="18"/>
+                              </w:rPr>
+                              <w:t>Змн</w:t>
+                            </w:r>
+                            <w:proofErr w:type="spellEnd"/>
+                            <w:r>
+                              <w:rPr>
+                                <w:sz w:val="18"/>
+                              </w:rPr>
+                              <w:t>.</w:t>
+                            </w:r>
+                          </w:p>
+                        </w:txbxContent>
+                      </wps:txbx>
+                      <wps:bodyPr rot="0" vert="horz" wrap="square" lIns="12700" tIns="12700" rIns="12700" bIns="12700" anchor="t" anchorCtr="0" upright="1">
+                        <a:noAutofit/>
+                      </wps:bodyPr>
+                    </wps:wsp>
+                    <wps:wsp>
+                      <wps:cNvPr id="34" name="Rectangle 14"/>
+                      <wps:cNvSpPr>
+                        <a:spLocks noChangeArrowheads="1"/>
+                      </wps:cNvSpPr>
+                      <wps:spPr bwMode="auto">
+                        <a:xfrm>
+                          <a:off x="1139" y="19660"/>
+                          <a:ext cx="1001" cy="309"/>
+                        </a:xfrm>
+                        <a:prstGeom prst="rect">
+                          <a:avLst/>
+                        </a:prstGeom>
+                        <a:noFill/>
+                        <a:ln>
+                          <a:noFill/>
+                        </a:ln>
+                        <a:effectLst/>
+                        <a:extLst>
+                          <a:ext uri="{909E8E84-426E-40DD-AFC4-6F175D3DCCD1}">
+                            <a14:hiddenFill xmlns:a14="http://schemas.microsoft.com/office/drawing/2010/main">
+                              <a:solidFill>
+                                <a:srgbClr val="FFFFFF"/>
+                              </a:solidFill>
+                            </a14:hiddenFill>
+                          </a:ext>
+                          <a:ext uri="{91240B29-F687-4F45-9708-019B960494DF}">
+                            <a14:hiddenLine xmlns:a14="http://schemas.microsoft.com/office/drawing/2010/main" w="3175">
+                              <a:solidFill>
+                                <a:srgbClr val="000000"/>
+                              </a:solidFill>
+                              <a:miter lim="800000"/>
+                              <a:headEnd/>
+                              <a:tailEnd/>
+                            </a14:hiddenLine>
+                          </a:ext>
+                          <a:ext uri="{AF507438-7753-43E0-B8FC-AC1667EBCBE1}">
+                            <a14:hiddenEffects xmlns:a14="http://schemas.microsoft.com/office/drawing/2010/main">
+                              <a:effectLst/>
+                            </a14:hiddenEffects>
+                          </a:ext>
+                        </a:extLst>
+                      </wps:spPr>
+                      <wps:txbx>
+                        <w:txbxContent>
+                          <w:p>
+                            <w:pPr>
+                              <w:pStyle w:val="affa"/>
+                              <w:jc w:val="center"/>
+                              <w:rPr>
+                                <w:sz w:val="18"/>
+                              </w:rPr>
+                            </w:pPr>
+                            <w:proofErr w:type="spellStart"/>
+                            <w:r>
+                              <w:rPr>
+                                <w:rFonts w:ascii="Times New Roman" w:hAnsi="Times New Roman"/>
+                                <w:i w:val="0"/>
+                                <w:sz w:val="18"/>
+                              </w:rPr>
+                              <w:t>Арк</w:t>
+                            </w:r>
+                            <w:proofErr w:type="spellEnd"/>
+                            <w:r>
+                              <w:rPr>
+                                <w:sz w:val="18"/>
+                              </w:rPr>
+                              <w:t>.</w:t>
+                            </w:r>
+                          </w:p>
+                        </w:txbxContent>
+                      </wps:txbx>
+                      <wps:bodyPr rot="0" vert="horz" wrap="square" lIns="12700" tIns="12700" rIns="12700" bIns="12700" anchor="t" anchorCtr="0" upright="1">
+                        <a:noAutofit/>
+                      </wps:bodyPr>
+                    </wps:wsp>
+                    <wps:wsp>
+                      <wps:cNvPr id="35" name="Rectangle 15"/>
+                      <wps:cNvSpPr>
+                        <a:spLocks noChangeArrowheads="1"/>
+                      </wps:cNvSpPr>
+                      <wps:spPr bwMode="auto">
+                        <a:xfrm>
+                          <a:off x="2267" y="19660"/>
+                          <a:ext cx="2573" cy="309"/>
+                        </a:xfrm>
+                        <a:prstGeom prst="rect">
+                          <a:avLst/>
+                        </a:prstGeom>
+                        <a:noFill/>
+                        <a:ln>
+                          <a:noFill/>
+                        </a:ln>
+                        <a:effectLst/>
+                        <a:extLst>
+                          <a:ext uri="{909E8E84-426E-40DD-AFC4-6F175D3DCCD1}">
+                            <a14:hiddenFill xmlns:a14="http://schemas.microsoft.com/office/drawing/2010/main">
+                              <a:solidFill>
+                                <a:srgbClr val="FFFFFF"/>
+                              </a:solidFill>
+                            </a14:hiddenFill>
+                          </a:ext>
+                          <a:ext uri="{91240B29-F687-4F45-9708-019B960494DF}">
+                            <a14:hiddenLine xmlns:a14="http://schemas.microsoft.com/office/drawing/2010/main" w="3175">
+                              <a:solidFill>
+                                <a:srgbClr val="000000"/>
+                              </a:solidFill>
+                              <a:miter lim="800000"/>
+                              <a:headEnd/>
+                              <a:tailEnd/>
+                            </a14:hiddenLine>
+                          </a:ext>
+                          <a:ext uri="{AF507438-7753-43E0-B8FC-AC1667EBCBE1}">
+                            <a14:hiddenEffects xmlns:a14="http://schemas.microsoft.com/office/drawing/2010/main">
+                              <a:effectLst/>
+                            </a14:hiddenEffects>
+                          </a:ext>
+                        </a:extLst>
+                      </wps:spPr>
+                      <wps:txbx>
+                        <w:txbxContent>
+                          <w:p>
+                            <w:pPr>
+                              <w:pStyle w:val="affa"/>
+                              <w:jc w:val="center"/>
+                              <w:rPr>
+                                <w:rFonts w:ascii="Times New Roman" w:hAnsi="Times New Roman"/>
+                                <w:i w:val="0"/>
+                                <w:sz w:val="18"/>
+                              </w:rPr>
+                            </w:pPr>
+                            <w:r>
+                              <w:rPr>
+                                <w:rFonts w:ascii="Times New Roman" w:hAnsi="Times New Roman"/>
+                                <w:i w:val="0"/>
+                                <w:sz w:val="18"/>
+                              </w:rPr>
+                              <w:t xml:space="preserve">№ </w:t>
+                            </w:r>
+                            <w:proofErr w:type="spellStart"/>
+                            <w:r>
+                              <w:rPr>
+                                <w:rFonts w:ascii="Times New Roman" w:hAnsi="Times New Roman"/>
+                                <w:i w:val="0"/>
+                                <w:sz w:val="18"/>
+                              </w:rPr>
+                              <w:t>докум</w:t>
+                            </w:r>
+                            <w:proofErr w:type="spellEnd"/>
+                            <w:r>
+                              <w:rPr>
+                                <w:rFonts w:ascii="Times New Roman" w:hAnsi="Times New Roman"/>
+                                <w:i w:val="0"/>
+                                <w:sz w:val="18"/>
+                              </w:rPr>
+                              <w:t>.</w:t>
+                            </w:r>
+                          </w:p>
+                        </w:txbxContent>
+                      </wps:txbx>
+                      <wps:bodyPr rot="0" vert="horz" wrap="square" lIns="12700" tIns="12700" rIns="12700" bIns="12700" anchor="t" anchorCtr="0" upright="1">
+                        <a:noAutofit/>
+                      </wps:bodyPr>
+                    </wps:wsp>
+                    <wps:wsp>
+                      <wps:cNvPr id="36" name="Rectangle 16"/>
+                      <wps:cNvSpPr>
+                        <a:spLocks noChangeArrowheads="1"/>
+                      </wps:cNvSpPr>
+                      <wps:spPr bwMode="auto">
+                        <a:xfrm>
+                          <a:off x="4983" y="19660"/>
+                          <a:ext cx="1534" cy="309"/>
+                        </a:xfrm>
+                        <a:prstGeom prst="rect">
+                          <a:avLst/>
+                        </a:prstGeom>
+                        <a:noFill/>
+                        <a:ln>
+                          <a:noFill/>
+                        </a:ln>
+                        <a:effectLst/>
+                        <a:extLst>
+                          <a:ext uri="{909E8E84-426E-40DD-AFC4-6F175D3DCCD1}">
+                            <a14:hiddenFill xmlns:a14="http://schemas.microsoft.com/office/drawing/2010/main">
+                              <a:solidFill>
+                                <a:srgbClr val="FFFFFF"/>
+                              </a:solidFill>
+                            </a14:hiddenFill>
+                          </a:ext>
+                          <a:ext uri="{91240B29-F687-4F45-9708-019B960494DF}">
+                            <a14:hiddenLine xmlns:a14="http://schemas.microsoft.com/office/drawing/2010/main" w="3175">
+                              <a:solidFill>
+                                <a:srgbClr val="000000"/>
+                              </a:solidFill>
+                              <a:miter lim="800000"/>
+                              <a:headEnd/>
+                              <a:tailEnd/>
+                            </a14:hiddenLine>
+                          </a:ext>
+                          <a:ext uri="{AF507438-7753-43E0-B8FC-AC1667EBCBE1}">
+                            <a14:hiddenEffects xmlns:a14="http://schemas.microsoft.com/office/drawing/2010/main">
+                              <a:effectLst/>
+                            </a14:hiddenEffects>
+                          </a:ext>
+                        </a:extLst>
+                      </wps:spPr>
+                      <wps:txbx>
+                        <w:txbxContent>
+                          <w:p>
+                            <w:pPr>
+                              <w:pStyle w:val="affa"/>
+                              <w:jc w:val="center"/>
+                              <w:rPr>
+                                <w:rFonts w:ascii="Times New Roman" w:hAnsi="Times New Roman"/>
+                                <w:i w:val="0"/>
+                                <w:sz w:val="18"/>
+                              </w:rPr>
+                            </w:pPr>
+                            <w:r>
+                              <w:rPr>
+                                <w:rFonts w:ascii="Times New Roman" w:hAnsi="Times New Roman"/>
+                                <w:i w:val="0"/>
+                                <w:sz w:val="18"/>
+                              </w:rPr>
+                              <w:t>Підпис</w:t>
+                            </w:r>
+                          </w:p>
+                        </w:txbxContent>
+                      </wps:txbx>
+                      <wps:bodyPr rot="0" vert="horz" wrap="square" lIns="12700" tIns="12700" rIns="12700" bIns="12700" anchor="t" anchorCtr="0" upright="1">
+                        <a:noAutofit/>
+                      </wps:bodyPr>
+                    </wps:wsp>
+                    <wps:wsp>
+                      <wps:cNvPr id="37" name="Rectangle 17"/>
+                      <wps:cNvSpPr>
+                        <a:spLocks noChangeArrowheads="1"/>
+                      </wps:cNvSpPr>
+                      <wps:spPr bwMode="auto">
+                        <a:xfrm>
+                          <a:off x="6604" y="19660"/>
+                          <a:ext cx="1000" cy="309"/>
+                        </a:xfrm>
+                        <a:prstGeom prst="rect">
+                          <a:avLst/>
+                        </a:prstGeom>
+                        <a:noFill/>
+                        <a:ln>
+                          <a:noFill/>
+                        </a:ln>
+                        <a:effectLst/>
+                        <a:extLst>
+                          <a:ext uri="{909E8E84-426E-40DD-AFC4-6F175D3DCCD1}">
+                            <a14:hiddenFill xmlns:a14="http://schemas.microsoft.com/office/drawing/2010/main">
+                              <a:solidFill>
+                                <a:srgbClr val="FFFFFF"/>
+                              </a:solidFill>
+                            </a14:hiddenFill>
+                          </a:ext>
+                          <a:ext uri="{91240B29-F687-4F45-9708-019B960494DF}">
+                            <a14:hiddenLine xmlns:a14="http://schemas.microsoft.com/office/drawing/2010/main" w="3175">
+                              <a:solidFill>
+                                <a:srgbClr val="000000"/>
+                              </a:solidFill>
+                              <a:miter lim="800000"/>
+                              <a:headEnd/>
+                              <a:tailEnd/>
+                            </a14:hiddenLine>
+                          </a:ext>
+                          <a:ext uri="{AF507438-7753-43E0-B8FC-AC1667EBCBE1}">
+                            <a14:hiddenEffects xmlns:a14="http://schemas.microsoft.com/office/drawing/2010/main">
+                              <a:effectLst/>
+                            </a14:hiddenEffects>
+                          </a:ext>
+                        </a:extLst>
+                      </wps:spPr>
+                      <wps:txbx>
+                        <w:txbxContent>
+                          <w:p>
+                            <w:pPr>
+                              <w:pStyle w:val="affa"/>
+                              <w:jc w:val="center"/>
+                              <w:rPr>
+                                <w:rFonts w:ascii="Times New Roman" w:hAnsi="Times New Roman"/>
+                                <w:i w:val="0"/>
+                                <w:sz w:val="18"/>
+                              </w:rPr>
+                            </w:pPr>
+                            <w:r>
+                              <w:rPr>
+                                <w:rFonts w:ascii="Times New Roman" w:hAnsi="Times New Roman"/>
+                                <w:i w:val="0"/>
+                                <w:sz w:val="18"/>
+                              </w:rPr>
+                              <w:t>Дата</w:t>
+                            </w:r>
+                          </w:p>
+                        </w:txbxContent>
+                      </wps:txbx>
+                      <wps:bodyPr rot="0" vert="horz" wrap="square" lIns="12700" tIns="12700" rIns="12700" bIns="12700" anchor="t" anchorCtr="0" upright="1">
+                        <a:noAutofit/>
+                      </wps:bodyPr>
+                    </wps:wsp>
+                    <wps:wsp>
+                      <wps:cNvPr id="38" name="Rectangle 18"/>
+                      <wps:cNvSpPr>
+                        <a:spLocks noChangeArrowheads="1"/>
+                      </wps:cNvSpPr>
+                      <wps:spPr bwMode="auto">
+                        <a:xfrm>
+                          <a:off x="18949" y="18977"/>
+                          <a:ext cx="1001" cy="309"/>
+                        </a:xfrm>
+                        <a:prstGeom prst="rect">
+                          <a:avLst/>
+                        </a:prstGeom>
+                        <a:noFill/>
+                        <a:ln>
+                          <a:noFill/>
+                        </a:ln>
+                        <a:effectLst/>
+                        <a:extLst>
+                          <a:ext uri="{909E8E84-426E-40DD-AFC4-6F175D3DCCD1}">
+                            <a14:hiddenFill xmlns:a14="http://schemas.microsoft.com/office/drawing/2010/main">
+                              <a:solidFill>
+                                <a:srgbClr val="FFFFFF"/>
+                              </a:solidFill>
+                            </a14:hiddenFill>
+                          </a:ext>
+                          <a:ext uri="{91240B29-F687-4F45-9708-019B960494DF}">
+                            <a14:hiddenLine xmlns:a14="http://schemas.microsoft.com/office/drawing/2010/main" w="3175">
+                              <a:solidFill>
+                                <a:srgbClr val="000000"/>
+                              </a:solidFill>
+                              <a:miter lim="800000"/>
+                              <a:headEnd/>
+                              <a:tailEnd/>
+                            </a14:hiddenLine>
+                          </a:ext>
+                          <a:ext uri="{AF507438-7753-43E0-B8FC-AC1667EBCBE1}">
+                            <a14:hiddenEffects xmlns:a14="http://schemas.microsoft.com/office/drawing/2010/main">
+                              <a:effectLst/>
+                            </a14:hiddenEffects>
+                          </a:ext>
+                        </a:extLst>
+                      </wps:spPr>
+                      <wps:txbx>
+                        <w:txbxContent>
+                          <w:p>
+                            <w:pPr>
+                              <w:pStyle w:val="affa"/>
+                              <w:jc w:val="center"/>
+                              <w:rPr>
+                                <w:rFonts w:ascii="Times New Roman" w:hAnsi="Times New Roman"/>
+                                <w:i w:val="0"/>
+                                <w:sz w:val="18"/>
+                              </w:rPr>
+                            </w:pPr>
+                            <w:proofErr w:type="spellStart"/>
+                            <w:r>
+                              <w:rPr>
+                                <w:rFonts w:ascii="Times New Roman" w:hAnsi="Times New Roman"/>
+                                <w:i w:val="0"/>
+                                <w:sz w:val="18"/>
+                              </w:rPr>
+                              <w:t>Арк</w:t>
+                            </w:r>
+                            <w:proofErr w:type="spellEnd"/>
+                            <w:r>
+                              <w:rPr>
+                                <w:rFonts w:ascii="Times New Roman" w:hAnsi="Times New Roman"/>
+                                <w:i w:val="0"/>
+                                <w:sz w:val="18"/>
+                              </w:rPr>
+                              <w:t>.</w:t>
+                            </w:r>
+                          </w:p>
+                        </w:txbxContent>
+                      </wps:txbx>
+                      <wps:bodyPr rot="0" vert="horz" wrap="square" lIns="12700" tIns="12700" rIns="12700" bIns="12700" anchor="t" anchorCtr="0" upright="1">
+                        <a:noAutofit/>
+                      </wps:bodyPr>
+                    </wps:wsp>
+                    <wps:wsp>
+                      <wps:cNvPr id="39" name="Rectangle 19"/>
+                      <wps:cNvSpPr>
+                        <a:spLocks noChangeArrowheads="1"/>
+                      </wps:cNvSpPr>
+                      <wps:spPr bwMode="auto">
+                        <a:xfrm>
+                          <a:off x="18949" y="19435"/>
+                          <a:ext cx="1001" cy="423"/>
+                        </a:xfrm>
+                        <a:prstGeom prst="rect">
+                          <a:avLst/>
+                        </a:prstGeom>
+                        <a:noFill/>
+                        <a:ln>
+                          <a:noFill/>
+                        </a:ln>
+                        <a:effectLst/>
+                        <a:extLst>
+                          <a:ext uri="{909E8E84-426E-40DD-AFC4-6F175D3DCCD1}">
+                            <a14:hiddenFill xmlns:a14="http://schemas.microsoft.com/office/drawing/2010/main">
+                              <a:solidFill>
+                                <a:srgbClr val="FFFFFF"/>
+                              </a:solidFill>
+                            </a14:hiddenFill>
+                          </a:ext>
+                          <a:ext uri="{91240B29-F687-4F45-9708-019B960494DF}">
+                            <a14:hiddenLine xmlns:a14="http://schemas.microsoft.com/office/drawing/2010/main" w="3175">
+                              <a:solidFill>
+                                <a:srgbClr val="000000"/>
+                              </a:solidFill>
+                              <a:miter lim="800000"/>
+                              <a:headEnd/>
+                              <a:tailEnd/>
+                            </a14:hiddenLine>
+                          </a:ext>
+                          <a:ext uri="{AF507438-7753-43E0-B8FC-AC1667EBCBE1}">
+                            <a14:hiddenEffects xmlns:a14="http://schemas.microsoft.com/office/drawing/2010/main">
+                              <a:effectLst/>
+                            </a14:hiddenEffects>
+                          </a:ext>
+                        </a:extLst>
+                      </wps:spPr>
+                      <wps:txbx>
+                        <w:txbxContent>
+                          <w:p>
+                            <w:pPr>
+                              <w:jc w:val="center"/>
+                              <w:rPr>
+                                <w:rFonts w:ascii="Times New Roman" w:hAnsi="Times New Roman" w:cs="Times New Roman"/>
+                                <w:iCs/>
+                              </w:rPr>
+                            </w:pPr>
+                            <w:r>
+                              <w:rPr>
+                                <w:rFonts w:ascii="Times New Roman" w:hAnsi="Times New Roman" w:cs="Times New Roman"/>
+                                <w:iCs/>
+                              </w:rPr>
+                              <w:fldChar w:fldCharType="begin"/>
+                            </w:r>
+                            <w:r>
+                              <w:rPr>
+                                <w:rFonts w:ascii="Times New Roman" w:hAnsi="Times New Roman" w:cs="Times New Roman"/>
+                                <w:iCs/>
+                              </w:rPr>
+                              <w:instrText>PAGE   \* MERGEFORMAT</w:instrText>
+                            </w:r>
+                            <w:r>
+                              <w:rPr>
+                                <w:rFonts w:ascii="Times New Roman" w:hAnsi="Times New Roman" w:cs="Times New Roman"/>
+                                <w:iCs/>
+                              </w:rPr>
+                              <w:fldChar w:fldCharType="separate"/>
+                            </w:r>
+                            <w:r>
+                              <w:rPr>
+                                <w:rFonts w:ascii="Times New Roman" w:hAnsi="Times New Roman" w:cs="Times New Roman"/>
+                                <w:iCs/>
+                                <w:noProof/>
+                                <w:lang w:val="ru-RU"/>
+                              </w:rPr>
+                              <w:t>5</w:t>
+                            </w:r>
+                            <w:r>
+                              <w:rPr>
+                                <w:rFonts w:ascii="Times New Roman" w:hAnsi="Times New Roman" w:cs="Times New Roman"/>
+                                <w:iCs/>
+                              </w:rPr>
+                              <w:fldChar w:fldCharType="end"/>
+                            </w:r>
+                          </w:p>
+                        </w:txbxContent>
+                      </wps:txbx>
+                      <wps:bodyPr rot="0" vert="horz" wrap="square" lIns="12700" tIns="12700" rIns="12700" bIns="12700" anchor="t" anchorCtr="0" upright="1">
+                        <a:noAutofit/>
+                      </wps:bodyPr>
+                    </wps:wsp>
+                    <wps:wsp>
+                      <wps:cNvPr id="40" name="Rectangle 20"/>
+                      <wps:cNvSpPr>
+                        <a:spLocks noChangeArrowheads="1"/>
+                      </wps:cNvSpPr>
+                      <wps:spPr bwMode="auto">
+                        <a:xfrm>
+                          <a:off x="7745" y="19221"/>
+                          <a:ext cx="11075" cy="477"/>
+                        </a:xfrm>
+                        <a:prstGeom prst="rect">
+                          <a:avLst/>
+                        </a:prstGeom>
+                        <a:noFill/>
+                        <a:ln>
+                          <a:noFill/>
+                        </a:ln>
+                        <a:effectLst/>
+                        <a:extLst>
+                          <a:ext uri="{909E8E84-426E-40DD-AFC4-6F175D3DCCD1}">
+                            <a14:hiddenFill xmlns:a14="http://schemas.microsoft.com/office/drawing/2010/main">
+                              <a:solidFill>
+                                <a:srgbClr val="FFFFFF"/>
+                              </a:solidFill>
+                            </a14:hiddenFill>
+                          </a:ext>
+                          <a:ext uri="{91240B29-F687-4F45-9708-019B960494DF}">
+                            <a14:hiddenLine xmlns:a14="http://schemas.microsoft.com/office/drawing/2010/main" w="3175">
+                              <a:solidFill>
+                                <a:srgbClr val="000000"/>
+                              </a:solidFill>
+                              <a:miter lim="800000"/>
+                              <a:headEnd/>
+                              <a:tailEnd/>
+                            </a14:hiddenLine>
+                          </a:ext>
+                          <a:ext uri="{AF507438-7753-43E0-B8FC-AC1667EBCBE1}">
+                            <a14:hiddenEffects xmlns:a14="http://schemas.microsoft.com/office/drawing/2010/main">
+                              <a:effectLst/>
+                            </a14:hiddenEffects>
+                          </a:ext>
+                        </a:extLst>
+                      </wps:spPr>
+                      <wps:txbx>
+                        <w:txbxContent>
+                          <w:p>
+                            <w:pPr>
+                              <w:pStyle w:val="affa"/>
+                              <w:jc w:val="center"/>
+                              <w:rPr>
+                                <w:rFonts w:ascii="Times New Roman" w:hAnsi="Times New Roman"/>
+                                <w:i w:val="0"/>
+                              </w:rPr>
+                            </w:pPr>
+                            <w:r>
+                              <w:rPr>
+                                <w:rFonts w:ascii="Times New Roman" w:hAnsi="Times New Roman"/>
+                                <w:i w:val="0"/>
+                              </w:rPr>
+                              <w:t>ЯПЗТ.121.221.016</w:t>
+                            </w:r>
+                          </w:p>
+                          <w:p>
+                            <w:pPr>
+                              <w:pStyle w:val="affa"/>
+                              <w:jc w:val="center"/>
+                              <w:rPr>
+                                <w:rFonts w:ascii="Times New Roman" w:hAnsi="Times New Roman"/>
+                                <w:i w:val="0"/>
+                                <w:lang w:val="ru-RU"/>
+                              </w:rPr>
+                            </w:pPr>
+                          </w:p>
+                          <w:p/>
+                        </w:txbxContent>
+                      </wps:txbx>
+                      <wps:bodyPr rot="0" vert="horz" wrap="square" lIns="12700" tIns="12700" rIns="12700" bIns="12700" anchor="t" anchorCtr="0" upright="1">
+                        <a:noAutofit/>
+                      </wps:bodyPr>
+                    </wps:wsp>
+                  </wpg:wgp>
+                </a:graphicData>
+              </a:graphic>
+              <wp14:sizeRelH relativeFrom="page">
+                <wp14:pctWidth>0</wp14:pctWidth>
+              </wp14:sizeRelH>
+              <wp14:sizeRelV relativeFrom="page">
+                <wp14:pctHeight>0</wp14:pctHeight>
+              </wp14:sizeRelV>
+            </wp:anchor>
+          </w:drawing>
+        </mc:Choice>
+        <mc:Fallback>
+          <w:pict>
+            <v:group w14:anchorId="056462AF" id="Группа 21" o:spid="_x0000_s1026" style="position:absolute;margin-left:43.8pt;margin-top:11.85pt;width:552.2pt;height:767.4pt;z-index:251656704;mso-position-horizontal-relative:page;mso-position-vertical-relative:page" coordsize="20000,20000" o:gfxdata="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">
+              <v:rect id="Rectangle 2" o:spid="_x0000_s1027" style="position:absolute;width:20000;height:20000;visibility:visible;mso-wrap-style:square;v-text-anchor:top" o:gfxdata="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" filled="f" strokeweight="2pt"/>
+              <v:line id="Line 3" o:spid="_x0000_s1028" style="position:absolute;visibility:visible;mso-wrap-style:square" from="1093,18949" to="1095,19989" o:connectortype="straight" o:gfxdata="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" strokeweight="2pt"/>
+              <v:line id="Line 4" o:spid="_x0000_s1029" style="position:absolute;visibility:visible;mso-wrap-style:square" from="10,18941" to="19977,18942" o:connectortype="straight" o:gfxdata="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" strokeweight="2pt"/>
+              <v:line id="Line 5" o:spid="_x0000_s1030" style="position:absolute;visibility:visible;mso-wrap-style:square" from="2186,18949" to="2188,19989" o:connectortype="straight" o:gfxdata="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" strokeweight="2pt"/>
+              <v:line id="Line 6" o:spid="_x0000_s1031" style="position:absolute;visibility:visible;mso-wrap-style:square" from="4919,18949" to="4921,19989" o:connectortype="straight" o:gfxdata="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" strokeweight="2pt"/>
+              <v:line id="Line 7" o:spid="_x0000_s1032" style="position:absolute;visibility:visible;mso-wrap-style:square" from="6557,18959" to="6559,19989" o:connectortype="straight" o:gfxdata="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" strokeweight="2pt"/>
+              <v:line id="Line 8" o:spid="_x0000_s1033" style="position:absolute;visibility:visible;mso-wrap-style:square" from="7650,18949" to="7652,19979" o:connectortype="straight" o:gfxdata="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" strokeweight="2pt"/>
+              <v:line id="Line 9" o:spid="_x0000_s1034" style="position:absolute;visibility:visible;mso-wrap-style:square" from="18905,18949" to="18909,19989" o:connectortype="straight" o:gfxdata="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" strokeweight="2pt"/>
+              <v:line id="Line 10" o:spid="_x0000_s1035" style="position:absolute;visibility:visible;mso-wrap-style:square" from="10,19293" to="7631,19295" o:connectortype="straight" o:gfxdata="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" strokeweight="1pt"/>
+              <v:line id="Line 11" o:spid="_x0000_s1036" style="position:absolute;visibility:visible;mso-wrap-style:square" from="10,19646" to="7631,19647" o:connectortype="straight" o:gfxdata="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" strokeweight="2pt"/>
+              <v:line id="Line 12" o:spid="_x0000_s1037" style="position:absolute;visibility:visible;mso-wrap-style:square" from="18919,19296" to="19990,19297" o:connectortype="straight" o:gfxdata="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" strokeweight="1pt"/>
+              <v:rect id="Rectangle 13" o:spid="_x0000_s1038" style="position:absolute;left:54;top:19660;width:1000;height:309;visibility:visible;mso-wrap-style:square;v-text-anchor:top" o:gfxdata="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" filled="f" stroked="f" strokeweight=".25pt">
+                <v:textbox inset="1pt,1pt,1pt,1pt">
+                  <w:txbxContent>
+                    <w:p>
+                      <w:pPr>
+                        <w:pStyle w:val="affa"/>
+                        <w:jc w:val="center"/>
+                        <w:rPr>
+                          <w:sz w:val="18"/>
+                        </w:rPr>
+                      </w:pPr>
+                      <w:proofErr w:type="spellStart"/>
+                      <w:r>
+                        <w:rPr>
+                          <w:rFonts w:ascii="Times New Roman" w:hAnsi="Times New Roman"/>
+                          <w:i w:val="0"/>
+                          <w:sz w:val="18"/>
+                        </w:rPr>
+                        <w:t>Змн</w:t>
+                      </w:r>
+                      <w:proofErr w:type="spellEnd"/>
+                      <w:r>
+                        <w:rPr>
+                          <w:sz w:val="18"/>
+                        </w:rPr>
+                        <w:t>.</w:t>
+                      </w:r>
+                    </w:p>
+                  </w:txbxContent>
+                </v:textbox>
+              </v:rect>
+              <v:rect id="Rectangle 14" o:spid="_x0000_s1039" style="position:absolute;left:1139;top:19660;width:1001;height:309;visibility:visible;mso-wrap-style:square;v-text-anchor:top" o:gfxdata="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" filled="f" stroked="f" strokeweight=".25pt">
+                <v:textbox inset="1pt,1pt,1pt,1pt">
+                  <w:txbxContent>
+                    <w:p>
+                      <w:pPr>
+                        <w:pStyle w:val="affa"/>
+                        <w:jc w:val="center"/>
+                        <w:rPr>
+                          <w:sz w:val="18"/>
+                        </w:rPr>
+                      </w:pPr>
+                      <w:proofErr w:type="spellStart"/>
+                      <w:r>
+                        <w:rPr>
+                          <w:rFonts w:ascii="Times New Roman" w:hAnsi="Times New Roman"/>
+                          <w:i w:val="0"/>
+                          <w:sz w:val="18"/>
+                        </w:rPr>
+                        <w:t>Арк</w:t>
+                      </w:r>
+                      <w:proofErr w:type="spellEnd"/>
+                      <w:r>
+                        <w:rPr>
+                          <w:sz w:val="18"/>
+                        </w:rPr>
+                        <w:t>.</w:t>
+                      </w:r>
+                    </w:p>
+                  </w:txbxContent>
+                </v:textbox>
+              </v:rect>
+              <v:rect id="Rectangle 15" o:spid="_x0000_s1040" style="position:absolute;left:2267;top:19660;width:2573;height:309;visibility:visible;mso-wrap-style:square;v-text-anchor:top" o:gfxdata="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" filled="f" stroked="f" strokeweight=".25pt">
+                <v:textbox inset="1pt,1pt,1pt,1pt">
+                  <w:txbxContent>
+                    <w:p>
+                      <w:pPr>
+                        <w:pStyle w:val="affa"/>
+                        <w:jc w:val="center"/>
+                        <w:rPr>
+                          <w:rFonts w:ascii="Times New Roman" w:hAnsi="Times New Roman"/>
+                          <w:i w:val="0"/>
+                          <w:sz w:val="18"/>
+                        </w:rPr>
+                      </w:pPr>
+                      <w:r>
+                        <w:rPr>
+                          <w:rFonts w:ascii="Times New Roman" w:hAnsi="Times New Roman"/>
+                          <w:i w:val="0"/>
+                          <w:sz w:val="18"/>
+                        </w:rPr>
+                        <w:t xml:space="preserve">№ </w:t>
+                      </w:r>
+                      <w:proofErr w:type="spellStart"/>
+                      <w:r>
+                        <w:rPr>
+                          <w:rFonts w:ascii="Times New Roman" w:hAnsi="Times New Roman"/>
+                          <w:i w:val="0"/>
+                          <w:sz w:val="18"/>
+                        </w:rPr>
+                        <w:t>докум</w:t>
+                      </w:r>
+                      <w:proofErr w:type="spellEnd"/>
+                      <w:r>
+                        <w:rPr>
+                          <w:rFonts w:ascii="Times New Roman" w:hAnsi="Times New Roman"/>
+                          <w:i w:val="0"/>
+                          <w:sz w:val="18"/>
+                        </w:rPr>
+                        <w:t>.</w:t>
+                      </w:r>
+                    </w:p>
+                  </w:txbxContent>
+                </v:textbox>
+              </v:rect>
+              <v:rect id="Rectangle 16" o:spid="_x0000_s1041" style="position:absolute;left:4983;top:19660;width:1534;height:309;visibility:visible;mso-wrap-style:square;v-text-anchor:top" o:gfxdata="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" filled="f" stroked="f" strokeweight=".25pt">
+                <v:textbox inset="1pt,1pt,1pt,1pt">
+                  <w:txbxContent>
+                    <w:p>
+                      <w:pPr>
+                        <w:pStyle w:val="affa"/>
+                        <w:jc w:val="center"/>
+                        <w:rPr>
+                          <w:rFonts w:ascii="Times New Roman" w:hAnsi="Times New Roman"/>
+                          <w:i w:val="0"/>
+                          <w:sz w:val="18"/>
+                        </w:rPr>
+                      </w:pPr>
+                      <w:r>
+                        <w:rPr>
+                          <w:rFonts w:ascii="Times New Roman" w:hAnsi="Times New Roman"/>
+                          <w:i w:val="0"/>
+                          <w:sz w:val="18"/>
+                        </w:rPr>
+                        <w:t>Підпис</w:t>
+                      </w:r>
+                    </w:p>
+                  </w:txbxContent>
+                </v:textbox>
+              </v:rect>
+              <v:rect id="Rectangle 17" o:spid="_x0000_s1042" style="position:absolute;left:6604;top:19660;width:1000;height:309;visibility:visible;mso-wrap-style:square;v-text-anchor:top" o:gfxdata="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" filled="f" stroked="f" strokeweight=".25pt">
+                <v:textbox inset="1pt,1pt,1pt,1pt">
+                  <w:txbxContent>
+                    <w:p>
+                      <w:pPr>
+                        <w:pStyle w:val="affa"/>
+                        <w:jc w:val="center"/>
+                        <w:rPr>
+                          <w:rFonts w:ascii="Times New Roman" w:hAnsi="Times New Roman"/>
+                          <w:i w:val="0"/>
+                          <w:sz w:val="18"/>
+                        </w:rPr>
+                      </w:pPr>
+                      <w:r>
+                        <w:rPr>
+                          <w:rFonts w:ascii="Times New Roman" w:hAnsi="Times New Roman"/>
+                          <w:i w:val="0"/>
+                          <w:sz w:val="18"/>
+                        </w:rPr>
+                        <w:t>Дата</w:t>
+                      </w:r>
+                    </w:p>
+                  </w:txbxContent>
+                </v:textbox>
+              </v:rect>
+              <v:rect id="Rectangle 18" o:spid="_x0000_s1043" style="position:absolute;left:18949;top:18977;width:1001;height:309;visibility:visible;mso-wrap-style:square;v-text-anchor:top" o:gfxdata="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" filled="f" stroked="f" strokeweight=".25pt">
+                <v:textbox inset="1pt,1pt,1pt,1pt">
+                  <w:txbxContent>
+                    <w:p>
+                      <w:pPr>
+                        <w:pStyle w:val="affa"/>
+                        <w:jc w:val="center"/>
+                        <w:rPr>
+                          <w:rFonts w:ascii="Times New Roman" w:hAnsi="Times New Roman"/>
+                          <w:i w:val="0"/>
+                          <w:sz w:val="18"/>
+                        </w:rPr>
+                      </w:pPr>
+                      <w:proofErr w:type="spellStart"/>
+                      <w:r>
+                        <w:rPr>
+                          <w:rFonts w:ascii="Times New Roman" w:hAnsi="Times New Roman"/>
+                          <w:i w:val="0"/>
+                          <w:sz w:val="18"/>
+                        </w:rPr>
+                        <w:t>Арк</w:t>
+                      </w:r>
+                      <w:proofErr w:type="spellEnd"/>
+                      <w:r>
+                        <w:rPr>
+                          <w:rFonts w:ascii="Times New Roman" w:hAnsi="Times New Roman"/>
+                          <w:i w:val="0"/>
+                          <w:sz w:val="18"/>
+                        </w:rPr>
+                        <w:t>.</w:t>
+                      </w:r>
+                    </w:p>
+                  </w:txbxContent>
+                </v:textbox>
+              </v:rect>
+              <v:rect id="Rectangle 19" o:spid="_x0000_s1044" style="position:absolute;left:18949;top:19435;width:1001;height:423;visibility:visible;mso-wrap-style:square;v-text-anchor:top" o:gfxdata="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" filled="f" stroked="f" strokeweight=".25pt">
+                <v:textbox inset="1pt,1pt,1pt,1pt">
+                  <w:txbxContent>
+                    <w:p>
+                      <w:pPr>
+                        <w:jc w:val="center"/>
+                        <w:rPr>
+                          <w:rFonts w:ascii="Times New Roman" w:hAnsi="Times New Roman" w:cs="Times New Roman"/>
+                          <w:iCs/>
+                        </w:rPr>
+                      </w:pPr>
+                      <w:r>
+                        <w:rPr>
+                          <w:rFonts w:ascii="Times New Roman" w:hAnsi="Times New Roman" w:cs="Times New Roman"/>
+                          <w:iCs/>
+                        </w:rPr>
+                        <w:fldChar w:fldCharType="begin"/>
+                      </w:r>
+                      <w:r>
+                        <w:rPr>
+                          <w:rFonts w:ascii="Times New Roman" w:hAnsi="Times New Roman" w:cs="Times New Roman"/>
+                          <w:iCs/>
+                        </w:rPr>
+                        <w:instrText>PAGE   \* MERGEFORMAT</w:instrText>
+                      </w:r>
+                      <w:r>
+                        <w:rPr>
+                          <w:rFonts w:ascii="Times New Roman" w:hAnsi="Times New Roman" w:cs="Times New Roman"/>
+                          <w:iCs/>
+                        </w:rPr>
+                        <w:fldChar w:fldCharType="separate"/>
+                      </w:r>
+                      <w:r>
+                        <w:rPr>
+                          <w:rFonts w:ascii="Times New Roman" w:hAnsi="Times New Roman" w:cs="Times New Roman"/>
+                          <w:iCs/>
+                          <w:noProof/>
+                          <w:lang w:val="ru-RU"/>
+                        </w:rPr>
+                        <w:t>5</w:t>
+                      </w:r>
+                      <w:r>
+                        <w:rPr>
+                          <w:rFonts w:ascii="Times New Roman" w:hAnsi="Times New Roman" w:cs="Times New Roman"/>
+                          <w:iCs/>
+                        </w:rPr>
+                        <w:fldChar w:fldCharType="end"/>
+                      </w:r>
+                    </w:p>
+                  </w:txbxContent>
+                </v:textbox>
+              </v:rect>
+              <v:rect id="Rectangle 20" o:spid="_x0000_s1045" style="position:absolute;left:7745;top:19221;width:11075;height:477;visibility:visible;mso-wrap-style:square;v-text-anchor:top" o:gfxdata="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" filled="f" stroked="f" strokeweight=".25pt">
+                <v:textbox inset="1pt,1pt,1pt,1pt">
+                  <w:txbxContent>
+                    <w:p>
+                      <w:pPr>
+                        <w:pStyle w:val="affa"/>
+                        <w:jc w:val="center"/>
+                        <w:rPr>
+                          <w:rFonts w:ascii="Times New Roman" w:hAnsi="Times New Roman"/>
+                          <w:i w:val="0"/>
+                        </w:rPr>
+                      </w:pPr>
+                      <w:r>
+                        <w:rPr>
+                          <w:rFonts w:ascii="Times New Roman" w:hAnsi="Times New Roman"/>
+                          <w:i w:val="0"/>
+                        </w:rPr>
+                        <w:t>ЯПЗТ.121.221.016</w:t>
+                      </w:r>
+                    </w:p>
+                    <w:p>
+                      <w:pPr>
+                        <w:pStyle w:val="affa"/>
+                        <w:jc w:val="center"/>
+                        <w:rPr>
+                          <w:rFonts w:ascii="Times New Roman" w:hAnsi="Times New Roman"/>
+                          <w:i w:val="0"/>
+                          <w:lang w:val="ru-RU"/>
+                        </w:rPr>
+                      </w:pPr>
+                    </w:p>
+                    <w:p/>
+                  </w:txbxContent>
+                </v:textbox>
+              </v:rect>
+              <w10:wrap anchorx="page" anchory="page"/>
+              <w10:anchorlock/>
+            </v:group>
+          </w:pict>
+        </mc:Fallback>
+      </mc:AlternateContent>
+    </w:r>
+  </w:p>
+</w:hdr>
+</file>
+
+<file path=word/header2.xml><?xml version="1.0" encoding="utf-8"?>
+<w:hdr xmlns:wpc="http://schemas.microsoft.com/office/word/2010/wordprocessingCanvas" xmlns:cx="http://schemas.microsoft.com/office/drawing/2014/chartex" xmlns:cx1="http://schemas.microsoft.com/office/drawing/2015/9/8/chartex" xmlns:cx2="http://schemas.microsoft.com/office/drawing/2015/10/21/chartex" xmlns:cx3="http://schemas.microsoft.com/office/drawing/2016/5/9/chartex" xmlns:cx4="http://schemas.microsoft.com/office/drawing/2016/5/10/chartex" xmlns:cx5="http://schemas.microsoft.com/office/drawing/2016/5/11/chartex" xmlns:cx6="http://schemas.microsoft.com/office/drawing/2016/5/12/chartex" xmlns:cx7="http://schemas.microsoft.com/office/drawing/2016/5/13/chartex" xmlns:cx8="http://schemas.microsoft.com/office/drawing/2016/5/14/chartex" xmlns:mc="http://schemas.openxmlformats.org/markup-compatibility/2006" xmlns:aink="http://schemas.microsoft.com/office/drawing/2016/ink" xmlns:am3d="http://schemas.microsoft.com/office/drawing/2017/model3d" xmlns:o="urn:schemas-microsoft-com:office:office" xmlns:r="http://schemas.openxmlformats.org/officeDocument/2006/relationships" xmlns:m="http://schemas.openxmlformats.org/officeDocument/2006/math" xmlns:v="urn:schemas-microsoft-com:vml" xmlns:wp14="http://schemas.microsoft.com/office/word/2010/wordprocessingDrawing" xmlns:wp="http://schemas.openxmlformats.org/drawingml/2006/wordprocessingDrawing" xmlns:w10="urn:schemas-microsoft-com:office:word" xmlns:w="http://schemas.openxmlformats.org/wordprocessingml/2006/main" xmlns:w14="http://schemas.microsoft.com/office/word/2010/wordml" xmlns:w15="http://schemas.microsoft.com/office/word/2012/wordml" xmlns:w16cex="http://schemas.microsoft.com/office/word/2018/wordml/cex" xmlns:w16cid="http://schemas.microsoft.com/office/word/2016/wordml/cid" xmlns:w16="http://schemas.microsoft.com/office/word/2018/wordml" xmlns:w16sdtdh="http://schemas.microsoft.com/office/word/2020/wordml/sdtdatahash" xmlns:w16se="http://schemas.microsoft.com/office/word/2015/wordml/symex" xmlns:wpg="http://schemas.microsoft.com/office/word/2010/wordprocessingGroup" xmlns:wpi="http://schemas.microsoft.com/office/word/2010/wordprocessingInk" xmlns:wne="http://schemas.microsoft.com/office/word/2006/wordml" xmlns:wps="http://schemas.microsoft.com/office/word/2010/wordprocessingShape" mc:Ignorable="w14 w15 w16se w16cid w16 w16cex w16sdtdh wp14">
+  <w:p>
+    <w:pPr>
+      <w:pStyle w:val="a5"/>
+    </w:pPr>
+    <w:r>
+      <w:rPr>
+        <w:noProof/>
+      </w:rPr>
+      <mc:AlternateContent>
+        <mc:Choice Requires="wpg">
+          <w:drawing>
+            <wp:anchor distT="0" distB="0" distL="114300" distR="114300" simplePos="0" relativeHeight="251658752" behindDoc="0" locked="1" layoutInCell="1" allowOverlap="1" wp14:anchorId="44E5E4D9" wp14:editId="6FA8D0E7">
+              <wp:simplePos x="0" y="0"/>
+              <wp:positionH relativeFrom="page">
+                <wp:posOffset>580390</wp:posOffset>
+              </wp:positionH>
+              <wp:positionV relativeFrom="page">
+                <wp:posOffset>198755</wp:posOffset>
+              </wp:positionV>
+              <wp:extent cx="6935470" cy="9692640"/>
+              <wp:effectExtent l="0" t="0" r="36830" b="22860"/>
+              <wp:wrapNone/>
+              <wp:docPr id="41" name="Группа 41"/>
+              <wp:cNvGraphicFramePr>
+                <a:graphicFrameLocks xmlns:a="http://schemas.openxmlformats.org/drawingml/2006/main"/>
+              </wp:cNvGraphicFramePr>
+              <a:graphic xmlns:a="http://schemas.openxmlformats.org/drawingml/2006/main">
+                <a:graphicData uri="http://schemas.microsoft.com/office/word/2010/wordprocessingGroup">
+                  <wpg:wgp>
+                    <wpg:cNvGrpSpPr>
+                      <a:grpSpLocks/>
+                    </wpg:cNvGrpSpPr>
+                    <wpg:grpSpPr bwMode="auto">
+                      <a:xfrm>
+                        <a:off x="0" y="0"/>
+                        <a:ext cx="6935470" cy="9692640"/>
+                        <a:chOff x="0" y="0"/>
+                        <a:chExt cx="20000" cy="20000"/>
+                      </a:xfrm>
+                    </wpg:grpSpPr>
+                    <wps:wsp>
+                      <wps:cNvPr id="42" name="Rectangle 22"/>
+                      <wps:cNvSpPr>
+                        <a:spLocks noChangeArrowheads="1"/>
+                      </wps:cNvSpPr>
+                      <wps:spPr bwMode="auto">
+                        <a:xfrm>
+                          <a:off x="0" y="0"/>
+                          <a:ext cx="20000" cy="20000"/>
+                        </a:xfrm>
+                        <a:prstGeom prst="rect">
+                          <a:avLst/>
+                        </a:prstGeom>
+                        <a:noFill/>
+                        <a:ln w="25400">
+                          <a:solidFill>
+                            <a:srgbClr val="000000"/>
+                          </a:solidFill>
+                          <a:miter lim="800000"/>
+                          <a:headEnd/>
+                          <a:tailEnd/>
+                        </a:ln>
+                        <a:effectLst/>
+                        <a:extLst>
+                          <a:ext uri="{909E8E84-426E-40DD-AFC4-6F175D3DCCD1}">
+                            <a14:hiddenFill xmlns:a14="http://schemas.microsoft.com/office/drawing/2010/main">
+                              <a:solidFill>
+                                <a:srgbClr val="FFFFFF"/>
+                              </a:solidFill>
+                            </a14:hiddenFill>
+                          </a:ext>
+                          <a:ext uri="{AF507438-7753-43E0-B8FC-AC1667EBCBE1}">
+                            <a14:hiddenEffects xmlns:a14="http://schemas.microsoft.com/office/drawing/2010/main">
+                              <a:effectLst>
+                                <a:outerShdw dist="35921" dir="2700000" algn="ctr" rotWithShape="0">
+                                  <a:srgbClr val="808080"/>
+                                </a:outerShdw>
+                              </a:effectLst>
+                            </a14:hiddenEffects>
+                          </a:ext>
+                        </a:extLst>
+                      </wps:spPr>
+                      <wps:bodyPr rot="0" vert="horz" wrap="square" lIns="91440" tIns="45720" rIns="91440" bIns="45720" anchor="t" anchorCtr="0" upright="1">
+                        <a:noAutofit/>
+                      </wps:bodyPr>
+                    </wps:wsp>
+                    <wps:wsp>
+                      <wps:cNvPr id="43" name="Line 23"/>
+                      <wps:cNvCnPr>
+                        <a:cxnSpLocks noChangeShapeType="1"/>
+                      </wps:cNvCnPr>
+                      <wps:spPr bwMode="auto">
+                        <a:xfrm>
+                          <a:off x="993" y="17183"/>
+                          <a:ext cx="2" cy="1038"/>
+                        </a:xfrm>
+                        <a:prstGeom prst="line">
+                          <a:avLst/>
+                        </a:prstGeom>
+                        <a:noFill/>
+                        <a:ln w="25400">
+                          <a:solidFill>
+                            <a:srgbClr val="000000"/>
+                          </a:solidFill>
+                          <a:round/>
+                          <a:headEnd/>
+                          <a:tailEnd/>
+                        </a:ln>
+                        <a:effectLst/>
+                        <a:extLst>
+                          <a:ext uri="{909E8E84-426E-40DD-AFC4-6F175D3DCCD1}">
+                            <a14:hiddenFill xmlns:a14="http://schemas.microsoft.com/office/drawing/2010/main">
+                              <a:noFill/>
+                            </a14:hiddenFill>
+                          </a:ext>
+                          <a:ext uri="{AF507438-7753-43E0-B8FC-AC1667EBCBE1}">
+                            <a14:hiddenEffects xmlns:a14="http://schemas.microsoft.com/office/drawing/2010/main">
+                              <a:effectLst>
+                                <a:outerShdw dist="35921" dir="2700000" algn="ctr" rotWithShape="0">
+                                  <a:srgbClr val="808080"/>
+                                </a:outerShdw>
+                              </a:effectLst>
+                            </a14:hiddenEffects>
+                          </a:ext>
+                        </a:extLst>
+                      </wps:spPr>
+                      <wps:bodyPr/>
+                    </wps:wsp>
+                    <wps:wsp>
+                      <wps:cNvPr id="44" name="Line 24"/>
+                      <wps:cNvCnPr>
+                        <a:cxnSpLocks noChangeShapeType="1"/>
+                      </wps:cNvCnPr>
+                      <wps:spPr bwMode="auto">
+                        <a:xfrm>
+                          <a:off x="10" y="17173"/>
+                          <a:ext cx="19967" cy="1"/>
+                        </a:xfrm>
+                        <a:prstGeom prst="line">
+                          <a:avLst/>
+                        </a:prstGeom>
+                        <a:noFill/>
+                        <a:ln w="25400">
+                          <a:solidFill>
+                            <a:srgbClr val="000000"/>
+                          </a:solidFill>
+                          <a:round/>
+                          <a:headEnd/>
+                          <a:tailEnd/>
+                        </a:ln>
+                        <a:effectLst/>
+                        <a:extLst>
+                          <a:ext uri="{909E8E84-426E-40DD-AFC4-6F175D3DCCD1}">
+                            <a14:hiddenFill xmlns:a14="http://schemas.microsoft.com/office/drawing/2010/main">
+                              <a:noFill/>
+                            </a14:hiddenFill>
+                          </a:ext>
+                          <a:ext uri="{AF507438-7753-43E0-B8FC-AC1667EBCBE1}">
+                            <a14:hiddenEffects xmlns:a14="http://schemas.microsoft.com/office/drawing/2010/main">
+                              <a:effectLst>
+                                <a:outerShdw dist="35921" dir="2700000" algn="ctr" rotWithShape="0">
+                                  <a:srgbClr val="808080"/>
+                                </a:outerShdw>
+                              </a:effectLst>
+                            </a14:hiddenEffects>
+                          </a:ext>
+                        </a:extLst>
+                      </wps:spPr>
+                      <wps:bodyPr/>
+                    </wps:wsp>
+                    <wps:wsp>
+                      <wps:cNvPr id="45" name="Line 25"/>
+                      <wps:cNvCnPr>
+                        <a:cxnSpLocks noChangeShapeType="1"/>
+                      </wps:cNvCnPr>
+                      <wps:spPr bwMode="auto">
+                        <a:xfrm>
+                          <a:off x="2186" y="17192"/>
+                          <a:ext cx="2" cy="2797"/>
+                        </a:xfrm>
+                        <a:prstGeom prst="line">
+                          <a:avLst/>
+                        </a:prstGeom>
+                        <a:noFill/>
+                        <a:ln w="25400">
+                          <a:solidFill>
+                            <a:srgbClr val="000000"/>
+                          </a:solidFill>
+                          <a:round/>
+                          <a:headEnd/>
+                          <a:tailEnd/>
+                        </a:ln>
+                        <a:effectLst/>
+                        <a:extLst>
+                          <a:ext uri="{909E8E84-426E-40DD-AFC4-6F175D3DCCD1}">
+                            <a14:hiddenFill xmlns:a14="http://schemas.microsoft.com/office/drawing/2010/main">
+                              <a:noFill/>
+                            </a14:hiddenFill>
+                          </a:ext>
+                          <a:ext uri="{AF507438-7753-43E0-B8FC-AC1667EBCBE1}">
+                            <a14:hiddenEffects xmlns:a14="http://schemas.microsoft.com/office/drawing/2010/main">
+                              <a:effectLst>
+                                <a:outerShdw dist="35921" dir="2700000" algn="ctr" rotWithShape="0">
+                                  <a:srgbClr val="808080"/>
+                                </a:outerShdw>
+                              </a:effectLst>
+                            </a14:hiddenEffects>
+                          </a:ext>
+                        </a:extLst>
+                      </wps:spPr>
+                      <wps:bodyPr/>
+                    </wps:wsp>
+                    <wps:wsp>
+                      <wps:cNvPr id="46" name="Line 26"/>
+                      <wps:cNvCnPr>
+                        <a:cxnSpLocks noChangeShapeType="1"/>
+                      </wps:cNvCnPr>
+                      <wps:spPr bwMode="auto">
+                        <a:xfrm>
+                          <a:off x="4919" y="17192"/>
+                          <a:ext cx="2" cy="2797"/>
+                        </a:xfrm>
+                        <a:prstGeom prst="line">
+                          <a:avLst/>
+                        </a:prstGeom>
+                        <a:noFill/>
+                        <a:ln w="25400">
+                          <a:solidFill>
+                            <a:srgbClr val="000000"/>
+                          </a:solidFill>
+                          <a:round/>
+                          <a:headEnd/>
+                          <a:tailEnd/>
+                        </a:ln>
+                        <a:effectLst/>
+                        <a:extLst>
+                          <a:ext uri="{909E8E84-426E-40DD-AFC4-6F175D3DCCD1}">
+                            <a14:hiddenFill xmlns:a14="http://schemas.microsoft.com/office/drawing/2010/main">
+                              <a:noFill/>
+                            </a14:hiddenFill>
+                          </a:ext>
+                          <a:ext uri="{AF507438-7753-43E0-B8FC-AC1667EBCBE1}">
+                            <a14:hiddenEffects xmlns:a14="http://schemas.microsoft.com/office/drawing/2010/main">
+                              <a:effectLst>
+                                <a:outerShdw dist="35921" dir="2700000" algn="ctr" rotWithShape="0">
+                                  <a:srgbClr val="808080"/>
+                                </a:outerShdw>
+                              </a:effectLst>
+                            </a14:hiddenEffects>
+                          </a:ext>
+                        </a:extLst>
+                      </wps:spPr>
+                      <wps:bodyPr/>
+                    </wps:wsp>
+                    <wps:wsp>
+                      <wps:cNvPr id="47" name="Line 27"/>
+                      <wps:cNvCnPr>
+                        <a:cxnSpLocks noChangeShapeType="1"/>
+                      </wps:cNvCnPr>
+                      <wps:spPr bwMode="auto">
+                        <a:xfrm>
+                          <a:off x="6557" y="17192"/>
+                          <a:ext cx="2" cy="2797"/>
+                        </a:xfrm>
+                        <a:prstGeom prst="line">
+                          <a:avLst/>
+                        </a:prstGeom>
+                        <a:noFill/>
+                        <a:ln w="25400">
+                          <a:solidFill>
+                            <a:srgbClr val="000000"/>
+                          </a:solidFill>
+                          <a:round/>
+                          <a:headEnd/>
+                          <a:tailEnd/>
+                        </a:ln>
+                        <a:effectLst/>
+                        <a:extLst>
+                          <a:ext uri="{909E8E84-426E-40DD-AFC4-6F175D3DCCD1}">
+                            <a14:hiddenFill xmlns:a14="http://schemas.microsoft.com/office/drawing/2010/main">
+                              <a:noFill/>
+                            </a14:hiddenFill>
+                          </a:ext>
+                          <a:ext uri="{AF507438-7753-43E0-B8FC-AC1667EBCBE1}">
+                            <a14:hiddenEffects xmlns:a14="http://schemas.microsoft.com/office/drawing/2010/main">
+                              <a:effectLst>
+                                <a:outerShdw dist="35921" dir="2700000" algn="ctr" rotWithShape="0">
+                                  <a:srgbClr val="808080"/>
+                                </a:outerShdw>
+                              </a:effectLst>
+                            </a14:hiddenEffects>
+                          </a:ext>
+                        </a:extLst>
+                      </wps:spPr>
+                      <wps:bodyPr/>
+                    </wps:wsp>
+                    <wps:wsp>
+                      <wps:cNvPr id="48" name="Line 28"/>
+                      <wps:cNvCnPr>
+                        <a:cxnSpLocks noChangeShapeType="1"/>
+                      </wps:cNvCnPr>
+                      <wps:spPr bwMode="auto">
+                        <a:xfrm>
+                          <a:off x="7650" y="17183"/>
+                          <a:ext cx="2" cy="2796"/>
+                        </a:xfrm>
+                        <a:prstGeom prst="line">
+                          <a:avLst/>
+                        </a:prstGeom>
+                        <a:noFill/>
+                        <a:ln w="25400">
+                          <a:solidFill>
+                            <a:srgbClr val="000000"/>
+                          </a:solidFill>
+                          <a:round/>
+                          <a:headEnd/>
+                          <a:tailEnd/>
+                        </a:ln>
+                        <a:effectLst/>
+                        <a:extLst>
+                          <a:ext uri="{909E8E84-426E-40DD-AFC4-6F175D3DCCD1}">
+                            <a14:hiddenFill xmlns:a14="http://schemas.microsoft.com/office/drawing/2010/main">
+                              <a:noFill/>
+                            </a14:hiddenFill>
+                          </a:ext>
+                          <a:ext uri="{AF507438-7753-43E0-B8FC-AC1667EBCBE1}">
+                            <a14:hiddenEffects xmlns:a14="http://schemas.microsoft.com/office/drawing/2010/main">
+                              <a:effectLst>
+                                <a:outerShdw dist="35921" dir="2700000" algn="ctr" rotWithShape="0">
+                                  <a:srgbClr val="808080"/>
+                                </a:outerShdw>
+                              </a:effectLst>
+                            </a14:hiddenEffects>
+                          </a:ext>
+                        </a:extLst>
+                      </wps:spPr>
+                      <wps:bodyPr/>
+                    </wps:wsp>
+                    <wps:wsp>
+                      <wps:cNvPr id="49" name="Line 29"/>
+                      <wps:cNvCnPr>
+                        <a:cxnSpLocks noChangeShapeType="1"/>
+                      </wps:cNvCnPr>
+                      <wps:spPr bwMode="auto">
+                        <a:xfrm>
+                          <a:off x="15848" y="18239"/>
+                          <a:ext cx="4" cy="693"/>
+                        </a:xfrm>
+                        <a:prstGeom prst="line">
+                          <a:avLst/>
+                        </a:prstGeom>
+                        <a:noFill/>
+                        <a:ln w="25400">
+                          <a:solidFill>
+                            <a:srgbClr val="000000"/>
+                          </a:solidFill>
+                          <a:round/>
+                          <a:headEnd/>
+                          <a:tailEnd/>
+                        </a:ln>
+                        <a:effectLst/>
+                        <a:extLst>
+                          <a:ext uri="{909E8E84-426E-40DD-AFC4-6F175D3DCCD1}">
+                            <a14:hiddenFill xmlns:a14="http://schemas.microsoft.com/office/drawing/2010/main">
+                              <a:noFill/>
+                            </a14:hiddenFill>
+                          </a:ext>
+                          <a:ext uri="{AF507438-7753-43E0-B8FC-AC1667EBCBE1}">
+                            <a14:hiddenEffects xmlns:a14="http://schemas.microsoft.com/office/drawing/2010/main">
+                              <a:effectLst>
+                                <a:outerShdw dist="35921" dir="2700000" algn="ctr" rotWithShape="0">
+                                  <a:srgbClr val="808080"/>
+                                </a:outerShdw>
+                              </a:effectLst>
+                            </a14:hiddenEffects>
+                          </a:ext>
+                        </a:extLst>
+                      </wps:spPr>
+                      <wps:bodyPr/>
+                    </wps:wsp>
+                    <wps:wsp>
+                      <wps:cNvPr id="50" name="Line 30"/>
+                      <wps:cNvCnPr>
+                        <a:cxnSpLocks noChangeShapeType="1"/>
+                      </wps:cNvCnPr>
+                      <wps:spPr bwMode="auto">
+                        <a:xfrm>
+                          <a:off x="10" y="19293"/>
+                          <a:ext cx="7621" cy="2"/>
+                        </a:xfrm>
+                        <a:prstGeom prst="line">
+                          <a:avLst/>
+                        </a:prstGeom>
+                        <a:noFill/>
+                        <a:ln w="12700">
+                          <a:solidFill>
+                            <a:srgbClr val="000000"/>
+                          </a:solidFill>
+                          <a:round/>
+                          <a:headEnd/>
+                          <a:tailEnd/>
+                        </a:ln>
+                        <a:effectLst/>
+                        <a:extLst>
+                          <a:ext uri="{909E8E84-426E-40DD-AFC4-6F175D3DCCD1}">
+                            <a14:hiddenFill xmlns:a14="http://schemas.microsoft.com/office/drawing/2010/main">
+                              <a:noFill/>
+                            </a14:hiddenFill>
+                          </a:ext>
+                          <a:ext uri="{AF507438-7753-43E0-B8FC-AC1667EBCBE1}">
+                            <a14:hiddenEffects xmlns:a14="http://schemas.microsoft.com/office/drawing/2010/main">
+                              <a:effectLst>
+                                <a:outerShdw dist="35921" dir="2700000" algn="ctr" rotWithShape="0">
+                                  <a:srgbClr val="808080"/>
+                                </a:outerShdw>
+                              </a:effectLst>
+                            </a14:hiddenEffects>
+                          </a:ext>
+                        </a:extLst>
+                      </wps:spPr>
+                      <wps:bodyPr/>
+                    </wps:wsp>
+                    <wps:wsp>
+                      <wps:cNvPr id="51" name="Line 31"/>
+                      <wps:cNvCnPr>
+                        <a:cxnSpLocks noChangeShapeType="1"/>
+                      </wps:cNvCnPr>
+                      <wps:spPr bwMode="auto">
+                        <a:xfrm>
+                          <a:off x="10" y="19646"/>
+                          <a:ext cx="7621" cy="1"/>
+                        </a:xfrm>
+                        <a:prstGeom prst="line">
+                          <a:avLst/>
+                        </a:prstGeom>
+                        <a:noFill/>
+                        <a:ln w="12700">
+                          <a:solidFill>
+                            <a:srgbClr val="000000"/>
+                          </a:solidFill>
+                          <a:round/>
+                          <a:headEnd/>
+                          <a:tailEnd/>
+                        </a:ln>
+                        <a:effectLst/>
+                        <a:extLst>
+                          <a:ext uri="{909E8E84-426E-40DD-AFC4-6F175D3DCCD1}">
+                            <a14:hiddenFill xmlns:a14="http://schemas.microsoft.com/office/drawing/2010/main">
+                              <a:noFill/>
+                            </a14:hiddenFill>
+                          </a:ext>
+                          <a:ext uri="{AF507438-7753-43E0-B8FC-AC1667EBCBE1}">
+                            <a14:hiddenEffects xmlns:a14="http://schemas.microsoft.com/office/drawing/2010/main">
+                              <a:effectLst>
+                                <a:outerShdw dist="35921" dir="2700000" algn="ctr" rotWithShape="0">
+                                  <a:srgbClr val="808080"/>
+                                </a:outerShdw>
+                              </a:effectLst>
+                            </a14:hiddenEffects>
+                          </a:ext>
+                        </a:extLst>
+                      </wps:spPr>
+                      <wps:bodyPr/>
+                    </wps:wsp>
+                    <wps:wsp>
+                      <wps:cNvPr id="52" name="Rectangle 32"/>
+                      <wps:cNvSpPr>
+                        <a:spLocks noChangeArrowheads="1"/>
+                      </wps:cNvSpPr>
+                      <wps:spPr bwMode="auto">
+                        <a:xfrm>
+                          <a:off x="54" y="17912"/>
+                          <a:ext cx="883" cy="309"/>
+                        </a:xfrm>
+                        <a:prstGeom prst="rect">
+                          <a:avLst/>
+                        </a:prstGeom>
+                        <a:noFill/>
+                        <a:ln>
+                          <a:noFill/>
+                        </a:ln>
+                        <a:effectLst/>
+                        <a:extLst>
+                          <a:ext uri="{909E8E84-426E-40DD-AFC4-6F175D3DCCD1}">
+                            <a14:hiddenFill xmlns:a14="http://schemas.microsoft.com/office/drawing/2010/main">
+                              <a:solidFill>
+                                <a:srgbClr val="FFFFFF"/>
+                              </a:solidFill>
+                            </a14:hiddenFill>
+                          </a:ext>
+                          <a:ext uri="{91240B29-F687-4F45-9708-019B960494DF}">
+                            <a14:hiddenLine xmlns:a14="http://schemas.microsoft.com/office/drawing/2010/main" w="3175">
+                              <a:solidFill>
+                                <a:srgbClr val="000000"/>
+                              </a:solidFill>
+                              <a:miter lim="800000"/>
+                              <a:headEnd/>
+                              <a:tailEnd/>
+                            </a14:hiddenLine>
+                          </a:ext>
+                          <a:ext uri="{AF507438-7753-43E0-B8FC-AC1667EBCBE1}">
+                            <a14:hiddenEffects xmlns:a14="http://schemas.microsoft.com/office/drawing/2010/main">
+                              <a:effectLst/>
+                            </a14:hiddenEffects>
+                          </a:ext>
+                        </a:extLst>
+                      </wps:spPr>
+                      <wps:txbx>
+                        <w:txbxContent>
+                          <w:p>
+                            <w:pPr>
+                              <w:pStyle w:val="affa"/>
+                              <w:jc w:val="center"/>
+                              <w:rPr>
+                                <w:rFonts w:ascii="Times New Roman" w:hAnsi="Times New Roman"/>
+                                <w:i w:val="0"/>
+                                <w:sz w:val="18"/>
+                              </w:rPr>
+                            </w:pPr>
+                            <w:proofErr w:type="spellStart"/>
+                            <w:r>
+                              <w:rPr>
+                                <w:rFonts w:ascii="Times New Roman" w:hAnsi="Times New Roman"/>
+                                <w:i w:val="0"/>
+                                <w:sz w:val="18"/>
+                              </w:rPr>
+                              <w:t>Змн</w:t>
+                            </w:r>
+                            <w:proofErr w:type="spellEnd"/>
+                            <w:r>
+                              <w:rPr>
+                                <w:rFonts w:ascii="Times New Roman" w:hAnsi="Times New Roman"/>
+                                <w:i w:val="0"/>
+                                <w:sz w:val="18"/>
+                              </w:rPr>
+                              <w:t>.</w:t>
+                            </w:r>
+                          </w:p>
+                        </w:txbxContent>
+                      </wps:txbx>
+                      <wps:bodyPr rot="0" vert="horz" wrap="square" lIns="12700" tIns="12700" rIns="12700" bIns="12700" anchor="t" anchorCtr="0" upright="1">
+                        <a:noAutofit/>
+                      </wps:bodyPr>
+                    </wps:wsp>
+                    <wps:wsp>
+                      <wps:cNvPr id="53" name="Rectangle 33"/>
+                      <wps:cNvSpPr>
+                        <a:spLocks noChangeArrowheads="1"/>
+                      </wps:cNvSpPr>
+                      <wps:spPr bwMode="auto">
+                        <a:xfrm>
+                          <a:off x="1051" y="17912"/>
+                          <a:ext cx="1100" cy="309"/>
+                        </a:xfrm>
+                        <a:prstGeom prst="rect">
+                          <a:avLst/>
+                        </a:prstGeom>
+                        <a:noFill/>
+                        <a:ln>
+                          <a:noFill/>
+                        </a:ln>
+                        <a:effectLst/>
+                        <a:extLst>
+                          <a:ext uri="{909E8E84-426E-40DD-AFC4-6F175D3DCCD1}">
+                            <a14:hiddenFill xmlns:a14="http://schemas.microsoft.com/office/drawing/2010/main">
+                              <a:solidFill>
+                                <a:srgbClr val="FFFFFF"/>
+                              </a:solidFill>
+                            </a14:hiddenFill>
+                          </a:ext>
+                          <a:ext uri="{91240B29-F687-4F45-9708-019B960494DF}">
+                            <a14:hiddenLine xmlns:a14="http://schemas.microsoft.com/office/drawing/2010/main" w="3175">
+                              <a:solidFill>
+                                <a:srgbClr val="000000"/>
+                              </a:solidFill>
+                              <a:miter lim="800000"/>
+                              <a:headEnd/>
+                              <a:tailEnd/>
+                            </a14:hiddenLine>
+                          </a:ext>
+                          <a:ext uri="{AF507438-7753-43E0-B8FC-AC1667EBCBE1}">
+                            <a14:hiddenEffects xmlns:a14="http://schemas.microsoft.com/office/drawing/2010/main">
+                              <a:effectLst/>
+                            </a14:hiddenEffects>
+                          </a:ext>
+                        </a:extLst>
+                      </wps:spPr>
+                      <wps:txbx>
+                        <w:txbxContent>
+                          <w:p>
+                            <w:pPr>
+                              <w:pStyle w:val="affa"/>
+                              <w:jc w:val="center"/>
+                              <w:rPr>
+                                <w:rFonts w:ascii="Times New Roman" w:hAnsi="Times New Roman"/>
+                                <w:i w:val="0"/>
+                                <w:sz w:val="18"/>
+                              </w:rPr>
+                            </w:pPr>
+                            <w:proofErr w:type="spellStart"/>
+                            <w:r>
+                              <w:rPr>
+                                <w:rFonts w:ascii="Times New Roman" w:hAnsi="Times New Roman"/>
+                                <w:i w:val="0"/>
+                                <w:sz w:val="18"/>
+                              </w:rPr>
+                              <w:t>Арк</w:t>
+                            </w:r>
+                            <w:proofErr w:type="spellEnd"/>
+                            <w:r>
+                              <w:rPr>
+                                <w:rFonts w:ascii="Times New Roman" w:hAnsi="Times New Roman"/>
+                                <w:i w:val="0"/>
+                                <w:sz w:val="18"/>
+                              </w:rPr>
+                              <w:t>.</w:t>
+                            </w:r>
+                          </w:p>
+                        </w:txbxContent>
+                      </wps:txbx>
+                      <wps:bodyPr rot="0" vert="horz" wrap="square" lIns="12700" tIns="12700" rIns="12700" bIns="12700" anchor="t" anchorCtr="0" upright="1">
+                        <a:noAutofit/>
+                      </wps:bodyPr>
+                    </wps:wsp>
+                    <wps:wsp>
+                      <wps:cNvPr id="54" name="Rectangle 34"/>
+                      <wps:cNvSpPr>
+                        <a:spLocks noChangeArrowheads="1"/>
+                      </wps:cNvSpPr>
+                      <wps:spPr bwMode="auto">
+                        <a:xfrm>
+                          <a:off x="2267" y="17912"/>
+                          <a:ext cx="2573" cy="309"/>
+                        </a:xfrm>
+                        <a:prstGeom prst="rect">
+                          <a:avLst/>
+                        </a:prstGeom>
+                        <a:noFill/>
+                        <a:ln>
+                          <a:noFill/>
+                        </a:ln>
+                        <a:effectLst/>
+                        <a:extLst>
+                          <a:ext uri="{909E8E84-426E-40DD-AFC4-6F175D3DCCD1}">
+                            <a14:hiddenFill xmlns:a14="http://schemas.microsoft.com/office/drawing/2010/main">
+                              <a:solidFill>
+                                <a:srgbClr val="FFFFFF"/>
+                              </a:solidFill>
+                            </a14:hiddenFill>
+                          </a:ext>
+                          <a:ext uri="{91240B29-F687-4F45-9708-019B960494DF}">
+                            <a14:hiddenLine xmlns:a14="http://schemas.microsoft.com/office/drawing/2010/main" w="3175">
+                              <a:solidFill>
+                                <a:srgbClr val="000000"/>
+                              </a:solidFill>
+                              <a:miter lim="800000"/>
+                              <a:headEnd/>
+                              <a:tailEnd/>
+                            </a14:hiddenLine>
+                          </a:ext>
+                          <a:ext uri="{AF507438-7753-43E0-B8FC-AC1667EBCBE1}">
+                            <a14:hiddenEffects xmlns:a14="http://schemas.microsoft.com/office/drawing/2010/main">
+                              <a:effectLst/>
+                            </a14:hiddenEffects>
+                          </a:ext>
+                        </a:extLst>
+                      </wps:spPr>
+                      <wps:txbx>
+                        <w:txbxContent>
+                          <w:p>
+                            <w:pPr>
+                              <w:pStyle w:val="affa"/>
+                              <w:jc w:val="center"/>
+                              <w:rPr>
+                                <w:rFonts w:ascii="Times New Roman" w:hAnsi="Times New Roman"/>
+                                <w:i w:val="0"/>
+                                <w:sz w:val="18"/>
+                              </w:rPr>
+                            </w:pPr>
+                            <w:r>
+                              <w:rPr>
+                                <w:rFonts w:ascii="Times New Roman" w:hAnsi="Times New Roman"/>
+                                <w:i w:val="0"/>
+                                <w:sz w:val="18"/>
+                              </w:rPr>
+                              <w:t xml:space="preserve">№ </w:t>
+                            </w:r>
+                            <w:proofErr w:type="spellStart"/>
+                            <w:r>
+                              <w:rPr>
+                                <w:rFonts w:ascii="Times New Roman" w:hAnsi="Times New Roman"/>
+                                <w:i w:val="0"/>
+                                <w:sz w:val="18"/>
+                              </w:rPr>
+                              <w:t>докум</w:t>
+                            </w:r>
+                            <w:proofErr w:type="spellEnd"/>
+                            <w:r>
+                              <w:rPr>
+                                <w:rFonts w:ascii="Times New Roman" w:hAnsi="Times New Roman"/>
+                                <w:i w:val="0"/>
+                                <w:sz w:val="18"/>
+                              </w:rPr>
+                              <w:t>.</w:t>
+                            </w:r>
+                          </w:p>
+                        </w:txbxContent>
+                      </wps:txbx>
+                      <wps:bodyPr rot="0" vert="horz" wrap="square" lIns="12700" tIns="12700" rIns="12700" bIns="12700" anchor="t" anchorCtr="0" upright="1">
+                        <a:noAutofit/>
+                      </wps:bodyPr>
+                    </wps:wsp>
+                    <wps:wsp>
+                      <wps:cNvPr id="55" name="Rectangle 35"/>
+                      <wps:cNvSpPr>
+                        <a:spLocks noChangeArrowheads="1"/>
+                      </wps:cNvSpPr>
+                      <wps:spPr bwMode="auto">
+                        <a:xfrm>
+                          <a:off x="4983" y="17912"/>
+                          <a:ext cx="1534" cy="309"/>
+                        </a:xfrm>
+                        <a:prstGeom prst="rect">
+                          <a:avLst/>
+                        </a:prstGeom>
+                        <a:noFill/>
+                        <a:ln>
+                          <a:noFill/>
+                        </a:ln>
+                        <a:effectLst/>
+                        <a:extLst>
+                          <a:ext uri="{909E8E84-426E-40DD-AFC4-6F175D3DCCD1}">
+                            <a14:hiddenFill xmlns:a14="http://schemas.microsoft.com/office/drawing/2010/main">
+                              <a:solidFill>
+                                <a:srgbClr val="FFFFFF"/>
+                              </a:solidFill>
+                            </a14:hiddenFill>
+                          </a:ext>
+                          <a:ext uri="{91240B29-F687-4F45-9708-019B960494DF}">
+                            <a14:hiddenLine xmlns:a14="http://schemas.microsoft.com/office/drawing/2010/main" w="3175">
+                              <a:solidFill>
+                                <a:srgbClr val="000000"/>
+                              </a:solidFill>
+                              <a:miter lim="800000"/>
+                              <a:headEnd/>
+                              <a:tailEnd/>
+                            </a14:hiddenLine>
+                          </a:ext>
+                          <a:ext uri="{AF507438-7753-43E0-B8FC-AC1667EBCBE1}">
+                            <a14:hiddenEffects xmlns:a14="http://schemas.microsoft.com/office/drawing/2010/main">
+                              <a:effectLst/>
+                            </a14:hiddenEffects>
+                          </a:ext>
+                        </a:extLst>
+                      </wps:spPr>
+                      <wps:txbx>
+                        <w:txbxContent>
+                          <w:p>
+                            <w:pPr>
+                              <w:pStyle w:val="affa"/>
+                              <w:jc w:val="center"/>
+                              <w:rPr>
+                                <w:rFonts w:ascii="Times New Roman" w:hAnsi="Times New Roman"/>
+                                <w:i w:val="0"/>
+                                <w:sz w:val="18"/>
+                              </w:rPr>
+                            </w:pPr>
+                            <w:r>
+                              <w:rPr>
+                                <w:rFonts w:ascii="Times New Roman" w:hAnsi="Times New Roman"/>
+                                <w:i w:val="0"/>
+                                <w:sz w:val="18"/>
+                              </w:rPr>
+                              <w:t>Підпис</w:t>
+                            </w:r>
+                          </w:p>
+                        </w:txbxContent>
+                      </wps:txbx>
+                      <wps:bodyPr rot="0" vert="horz" wrap="square" lIns="12700" tIns="12700" rIns="12700" bIns="12700" anchor="t" anchorCtr="0" upright="1">
+                        <a:noAutofit/>
+                      </wps:bodyPr>
+                    </wps:wsp>
+                    <wps:wsp>
+                      <wps:cNvPr id="56" name="Rectangle 36"/>
+                      <wps:cNvSpPr>
+                        <a:spLocks noChangeArrowheads="1"/>
+                      </wps:cNvSpPr>
+                      <wps:spPr bwMode="auto">
+                        <a:xfrm>
+                          <a:off x="6604" y="17912"/>
+                          <a:ext cx="1000" cy="309"/>
+                        </a:xfrm>
+                        <a:prstGeom prst="rect">
+                          <a:avLst/>
+                        </a:prstGeom>
+                        <a:noFill/>
+                        <a:ln>
+                          <a:noFill/>
+                        </a:ln>
+                        <a:effectLst/>
+                        <a:extLst>
+                          <a:ext uri="{909E8E84-426E-40DD-AFC4-6F175D3DCCD1}">
+                            <a14:hiddenFill xmlns:a14="http://schemas.microsoft.com/office/drawing/2010/main">
+                              <a:solidFill>
+                                <a:srgbClr val="FFFFFF"/>
+                              </a:solidFill>
+                            </a14:hiddenFill>
+                          </a:ext>
+                          <a:ext uri="{91240B29-F687-4F45-9708-019B960494DF}">
+                            <a14:hiddenLine xmlns:a14="http://schemas.microsoft.com/office/drawing/2010/main" w="3175">
+                              <a:solidFill>
+                                <a:srgbClr val="000000"/>
+                              </a:solidFill>
+                              <a:miter lim="800000"/>
+                              <a:headEnd/>
+                              <a:tailEnd/>
+                            </a14:hiddenLine>
+                          </a:ext>
+                          <a:ext uri="{AF507438-7753-43E0-B8FC-AC1667EBCBE1}">
+                            <a14:hiddenEffects xmlns:a14="http://schemas.microsoft.com/office/drawing/2010/main">
+                              <a:effectLst/>
+                            </a14:hiddenEffects>
+                          </a:ext>
+                        </a:extLst>
+                      </wps:spPr>
+                      <wps:txbx>
+                        <w:txbxContent>
+                          <w:p>
+                            <w:pPr>
+                              <w:pStyle w:val="affa"/>
+                              <w:jc w:val="center"/>
+                              <w:rPr>
+                                <w:rFonts w:ascii="Times New Roman" w:hAnsi="Times New Roman"/>
+                                <w:i w:val="0"/>
+                                <w:sz w:val="18"/>
+                              </w:rPr>
+                            </w:pPr>
+                            <w:r>
+                              <w:rPr>
+                                <w:rFonts w:ascii="Times New Roman" w:hAnsi="Times New Roman"/>
+                                <w:i w:val="0"/>
+                                <w:sz w:val="18"/>
+                              </w:rPr>
+                              <w:t>Дата</w:t>
+                            </w:r>
+                          </w:p>
+                        </w:txbxContent>
+                      </wps:txbx>
+                      <wps:bodyPr rot="0" vert="horz" wrap="square" lIns="12700" tIns="12700" rIns="12700" bIns="12700" anchor="t" anchorCtr="0" upright="1">
+                        <a:noAutofit/>
+                      </wps:bodyPr>
+                    </wps:wsp>
+                    <wps:wsp>
+                      <wps:cNvPr id="57" name="Rectangle 37"/>
+                      <wps:cNvSpPr>
+                        <a:spLocks noChangeArrowheads="1"/>
+                      </wps:cNvSpPr>
+                      <wps:spPr bwMode="auto">
+                        <a:xfrm>
+                          <a:off x="15929" y="18258"/>
+                          <a:ext cx="1475" cy="309"/>
+                        </a:xfrm>
+                        <a:prstGeom prst="rect">
+                          <a:avLst/>
+                        </a:prstGeom>
+                        <a:noFill/>
+                        <a:ln>
+                          <a:noFill/>
+                        </a:ln>
+                        <a:effectLst/>
+                        <a:extLst>
+                          <a:ext uri="{909E8E84-426E-40DD-AFC4-6F175D3DCCD1}">
+                            <a14:hiddenFill xmlns:a14="http://schemas.microsoft.com/office/drawing/2010/main">
+                              <a:solidFill>
+                                <a:srgbClr val="FFFFFF"/>
+                              </a:solidFill>
+                            </a14:hiddenFill>
+                          </a:ext>
+                          <a:ext uri="{91240B29-F687-4F45-9708-019B960494DF}">
+                            <a14:hiddenLine xmlns:a14="http://schemas.microsoft.com/office/drawing/2010/main" w="3175">
+                              <a:solidFill>
+                                <a:srgbClr val="000000"/>
+                              </a:solidFill>
+                              <a:miter lim="800000"/>
+                              <a:headEnd/>
+                              <a:tailEnd/>
+                            </a14:hiddenLine>
+                          </a:ext>
+                          <a:ext uri="{AF507438-7753-43E0-B8FC-AC1667EBCBE1}">
+                            <a14:hiddenEffects xmlns:a14="http://schemas.microsoft.com/office/drawing/2010/main">
+                              <a:effectLst/>
+                            </a14:hiddenEffects>
+                          </a:ext>
+                        </a:extLst>
+                      </wps:spPr>
+                      <wps:txbx>
+                        <w:txbxContent>
+                          <w:p>
+                            <w:pPr>
+                              <w:pStyle w:val="affa"/>
+                              <w:jc w:val="center"/>
+                              <w:rPr>
+                                <w:rFonts w:ascii="Times New Roman" w:hAnsi="Times New Roman"/>
+                                <w:i w:val="0"/>
+                                <w:sz w:val="18"/>
+                              </w:rPr>
+                            </w:pPr>
+                            <w:proofErr w:type="spellStart"/>
+                            <w:r>
+                              <w:rPr>
+                                <w:rFonts w:ascii="Times New Roman" w:hAnsi="Times New Roman"/>
+                                <w:i w:val="0"/>
+                                <w:sz w:val="18"/>
+                              </w:rPr>
+                              <w:t>Арк</w:t>
+                            </w:r>
+                            <w:proofErr w:type="spellEnd"/>
+                            <w:r>
+                              <w:rPr>
+                                <w:rFonts w:ascii="Times New Roman" w:hAnsi="Times New Roman"/>
+                                <w:i w:val="0"/>
+                                <w:sz w:val="18"/>
+                              </w:rPr>
+                              <w:t>.</w:t>
+                            </w:r>
+                          </w:p>
+                        </w:txbxContent>
+                      </wps:txbx>
+                      <wps:bodyPr rot="0" vert="horz" wrap="square" lIns="12700" tIns="12700" rIns="12700" bIns="12700" anchor="t" anchorCtr="0" upright="1">
+                        <a:noAutofit/>
+                      </wps:bodyPr>
+                    </wps:wsp>
+                    <wps:wsp>
+                      <wps:cNvPr id="58" name="Rectangle 38"/>
+                      <wps:cNvSpPr>
+                        <a:spLocks noChangeArrowheads="1"/>
+                      </wps:cNvSpPr>
+                      <wps:spPr bwMode="auto">
+                        <a:xfrm>
+                          <a:off x="15929" y="18623"/>
+                          <a:ext cx="1475" cy="310"/>
+                        </a:xfrm>
+                        <a:prstGeom prst="rect">
+                          <a:avLst/>
+                        </a:prstGeom>
+                        <a:noFill/>
+                        <a:ln>
+                          <a:noFill/>
+                        </a:ln>
+                        <a:effectLst/>
+                        <a:extLst>
+                          <a:ext uri="{909E8E84-426E-40DD-AFC4-6F175D3DCCD1}">
+                            <a14:hiddenFill xmlns:a14="http://schemas.microsoft.com/office/drawing/2010/main">
+                              <a:solidFill>
+                                <a:srgbClr val="FFFFFF"/>
+                              </a:solidFill>
+                            </a14:hiddenFill>
+                          </a:ext>
+                          <a:ext uri="{91240B29-F687-4F45-9708-019B960494DF}">
+                            <a14:hiddenLine xmlns:a14="http://schemas.microsoft.com/office/drawing/2010/main" w="3175">
+                              <a:solidFill>
+                                <a:srgbClr val="000000"/>
+                              </a:solidFill>
+                              <a:miter lim="800000"/>
+                              <a:headEnd/>
+                              <a:tailEnd/>
+                            </a14:hiddenLine>
+                          </a:ext>
+                          <a:ext uri="{AF507438-7753-43E0-B8FC-AC1667EBCBE1}">
+                            <a14:hiddenEffects xmlns:a14="http://schemas.microsoft.com/office/drawing/2010/main">
+                              <a:effectLst/>
+                            </a14:hiddenEffects>
+                          </a:ext>
+                        </a:extLst>
+                      </wps:spPr>
+                      <wps:txbx>
+                        <w:txbxContent>
+                          <w:p>
+                            <w:pPr>
+                              <w:pStyle w:val="affa"/>
+                              <w:jc w:val="center"/>
+                              <w:rPr>
+                                <w:rFonts w:ascii="Times New Roman" w:hAnsi="Times New Roman"/>
+                                <w:i w:val="0"/>
+                                <w:sz w:val="18"/>
+                                <w:lang w:val="en-US"/>
+                              </w:rPr>
+                            </w:pPr>
+                            <w:r>
+                              <w:rPr>
+                                <w:rFonts w:ascii="Times New Roman" w:hAnsi="Times New Roman"/>
+                                <w:i w:val="0"/>
+                                <w:sz w:val="18"/>
+                                <w:lang w:val="en-US"/>
+                              </w:rPr>
+                              <w:t>1</w:t>
+                            </w:r>
+                          </w:p>
+                        </w:txbxContent>
+                      </wps:txbx>
+                      <wps:bodyPr rot="0" vert="horz" wrap="square" lIns="12700" tIns="12700" rIns="12700" bIns="12700" anchor="t" anchorCtr="0" upright="1">
+                        <a:noAutofit/>
+                      </wps:bodyPr>
+                    </wps:wsp>
+                    <wps:wsp>
+                      <wps:cNvPr id="59" name="Rectangle 39"/>
+                      <wps:cNvSpPr>
+                        <a:spLocks noChangeArrowheads="1"/>
+                      </wps:cNvSpPr>
+                      <wps:spPr bwMode="auto">
+                        <a:xfrm>
+                          <a:off x="7760" y="17481"/>
+                          <a:ext cx="12159" cy="477"/>
+                        </a:xfrm>
+                        <a:prstGeom prst="rect">
+                          <a:avLst/>
+                        </a:prstGeom>
+                        <a:noFill/>
+                        <a:ln>
+                          <a:noFill/>
+                        </a:ln>
+                        <a:effectLst/>
+                        <a:extLst>
+                          <a:ext uri="{909E8E84-426E-40DD-AFC4-6F175D3DCCD1}">
+                            <a14:hiddenFill xmlns:a14="http://schemas.microsoft.com/office/drawing/2010/main">
+                              <a:solidFill>
+                                <a:srgbClr val="FFFFFF"/>
+                              </a:solidFill>
+                            </a14:hiddenFill>
+                          </a:ext>
+                          <a:ext uri="{91240B29-F687-4F45-9708-019B960494DF}">
+                            <a14:hiddenLine xmlns:a14="http://schemas.microsoft.com/office/drawing/2010/main" w="3175">
+                              <a:solidFill>
+                                <a:srgbClr val="000000"/>
+                              </a:solidFill>
+                              <a:miter lim="800000"/>
+                              <a:headEnd/>
+                              <a:tailEnd/>
+                            </a14:hiddenLine>
+                          </a:ext>
+                          <a:ext uri="{AF507438-7753-43E0-B8FC-AC1667EBCBE1}">
+                            <a14:hiddenEffects xmlns:a14="http://schemas.microsoft.com/office/drawing/2010/main">
+                              <a:effectLst/>
+                            </a14:hiddenEffects>
+                          </a:ext>
+                        </a:extLst>
+                      </wps:spPr>
+                      <wps:txbx>
+                        <w:txbxContent>
+                          <w:p>
+                            <w:pPr>
+                              <w:pStyle w:val="affa"/>
+                              <w:jc w:val="center"/>
+                              <w:rPr>
+                                <w:rFonts w:ascii="Times New Roman" w:hAnsi="Times New Roman"/>
+                                <w:i w:val="0"/>
+                              </w:rPr>
+                            </w:pPr>
+                            <w:r>
+                              <w:rPr>
+                                <w:rFonts w:ascii="Times New Roman" w:hAnsi="Times New Roman"/>
+                                <w:i w:val="0"/>
+                              </w:rPr>
+                              <w:t>ЯПЗТ.121.221.016</w:t>
+                            </w:r>
+                          </w:p>
+                          <w:p>
+                            <w:pPr>
+                              <w:pStyle w:val="affa"/>
+                              <w:jc w:val="center"/>
+                              <w:rPr>
+                                <w:rFonts w:ascii="Journal" w:hAnsi="Journal"/>
+                                <w:lang w:val="ru-RU"/>
+                              </w:rPr>
+                            </w:pPr>
+                          </w:p>
+                        </w:txbxContent>
+                      </wps:txbx>
+                      <wps:bodyPr rot="0" vert="horz" wrap="square" lIns="12700" tIns="12700" rIns="12700" bIns="12700" anchor="t" anchorCtr="0" upright="1">
+                        <a:noAutofit/>
+                      </wps:bodyPr>
+                    </wps:wsp>
+                    <wps:wsp>
+                      <wps:cNvPr id="60" name="Line 40"/>
+                      <wps:cNvCnPr>
+                        <a:cxnSpLocks noChangeShapeType="1"/>
+                      </wps:cNvCnPr>
+                      <wps:spPr bwMode="auto">
+                        <a:xfrm>
+                          <a:off x="12" y="18233"/>
+                          <a:ext cx="19967" cy="1"/>
+                        </a:xfrm>
+                        <a:prstGeom prst="line">
+                          <a:avLst/>
+                        </a:prstGeom>
+                        <a:noFill/>
+                        <a:ln w="25400">
+                          <a:solidFill>
+                            <a:srgbClr val="000000"/>
+                          </a:solidFill>
+                          <a:round/>
+                          <a:headEnd/>
+                          <a:tailEnd/>
+                        </a:ln>
+                        <a:effectLst/>
+                        <a:extLst>
+                          <a:ext uri="{909E8E84-426E-40DD-AFC4-6F175D3DCCD1}">
+                            <a14:hiddenFill xmlns:a14="http://schemas.microsoft.com/office/drawing/2010/main">
+                              <a:noFill/>
+                            </a14:hiddenFill>
+                          </a:ext>
+                          <a:ext uri="{AF507438-7753-43E0-B8FC-AC1667EBCBE1}">
+                            <a14:hiddenEffects xmlns:a14="http://schemas.microsoft.com/office/drawing/2010/main">
+                              <a:effectLst>
+                                <a:outerShdw dist="35921" dir="2700000" algn="ctr" rotWithShape="0">
+                                  <a:srgbClr val="808080"/>
+                                </a:outerShdw>
+                              </a:effectLst>
+                            </a14:hiddenEffects>
+                          </a:ext>
+                        </a:extLst>
+                      </wps:spPr>
+                      <wps:bodyPr/>
+                    </wps:wsp>
+                    <wps:wsp>
+                      <wps:cNvPr id="61" name="Line 41"/>
+                      <wps:cNvCnPr>
+                        <a:cxnSpLocks noChangeShapeType="1"/>
+                      </wps:cNvCnPr>
+                      <wps:spPr bwMode="auto">
+                        <a:xfrm>
+                          <a:off x="25" y="17881"/>
+                          <a:ext cx="7621" cy="1"/>
+                        </a:xfrm>
+                        <a:prstGeom prst="line">
+                          <a:avLst/>
+                        </a:prstGeom>
+                        <a:noFill/>
+                        <a:ln w="25400">
+                          <a:solidFill>
+                            <a:srgbClr val="000000"/>
+                          </a:solidFill>
+                          <a:round/>
+                          <a:headEnd/>
+                          <a:tailEnd/>
+                        </a:ln>
+                        <a:effectLst/>
+                        <a:extLst>
+                          <a:ext uri="{909E8E84-426E-40DD-AFC4-6F175D3DCCD1}">
+                            <a14:hiddenFill xmlns:a14="http://schemas.microsoft.com/office/drawing/2010/main">
+                              <a:noFill/>
+                            </a14:hiddenFill>
+                          </a:ext>
+                          <a:ext uri="{AF507438-7753-43E0-B8FC-AC1667EBCBE1}">
+                            <a14:hiddenEffects xmlns:a14="http://schemas.microsoft.com/office/drawing/2010/main">
+                              <a:effectLst>
+                                <a:outerShdw dist="35921" dir="2700000" algn="ctr" rotWithShape="0">
+                                  <a:srgbClr val="808080"/>
+                                </a:outerShdw>
+                              </a:effectLst>
+                            </a14:hiddenEffects>
+                          </a:ext>
+                        </a:extLst>
+                      </wps:spPr>
+                      <wps:bodyPr/>
+                    </wps:wsp>
+                    <wps:wsp>
+                      <wps:cNvPr id="62" name="Line 42"/>
+                      <wps:cNvCnPr>
+                        <a:cxnSpLocks noChangeShapeType="1"/>
+                      </wps:cNvCnPr>
+                      <wps:spPr bwMode="auto">
+                        <a:xfrm>
+                          <a:off x="10" y="17526"/>
+                          <a:ext cx="7621" cy="1"/>
+                        </a:xfrm>
+                        <a:prstGeom prst="line">
+                          <a:avLst/>
+                        </a:prstGeom>
+                        <a:noFill/>
+                        <a:ln w="12700">
+                          <a:solidFill>
+                            <a:srgbClr val="000000"/>
+                          </a:solidFill>
+                          <a:round/>
+                          <a:headEnd/>
+                          <a:tailEnd/>
+                        </a:ln>
+                        <a:effectLst/>
+                        <a:extLst>
+                          <a:ext uri="{909E8E84-426E-40DD-AFC4-6F175D3DCCD1}">
+                            <a14:hiddenFill xmlns:a14="http://schemas.microsoft.com/office/drawing/2010/main">
+                              <a:noFill/>
+                            </a14:hiddenFill>
+                          </a:ext>
+                          <a:ext uri="{AF507438-7753-43E0-B8FC-AC1667EBCBE1}">
+                            <a14:hiddenEffects xmlns:a14="http://schemas.microsoft.com/office/drawing/2010/main">
+                              <a:effectLst>
+                                <a:outerShdw dist="35921" dir="2700000" algn="ctr" rotWithShape="0">
+                                  <a:srgbClr val="808080"/>
+                                </a:outerShdw>
+                              </a:effectLst>
+                            </a14:hiddenEffects>
+                          </a:ext>
+                        </a:extLst>
+                      </wps:spPr>
+                      <wps:bodyPr/>
+                    </wps:wsp>
+                    <wps:wsp>
+                      <wps:cNvPr id="63" name="Line 43"/>
+                      <wps:cNvCnPr>
+                        <a:cxnSpLocks noChangeShapeType="1"/>
+                      </wps:cNvCnPr>
+                      <wps:spPr bwMode="auto">
+                        <a:xfrm>
+                          <a:off x="10" y="18938"/>
+                          <a:ext cx="7621" cy="1"/>
+                        </a:xfrm>
+                        <a:prstGeom prst="line">
+                          <a:avLst/>
+                        </a:prstGeom>
+                        <a:noFill/>
+                        <a:ln w="12700">
+                          <a:solidFill>
+                            <a:srgbClr val="000000"/>
+                          </a:solidFill>
+                          <a:round/>
+                          <a:headEnd/>
+                          <a:tailEnd/>
+                        </a:ln>
+                        <a:effectLst/>
+                        <a:extLst>
+                          <a:ext uri="{909E8E84-426E-40DD-AFC4-6F175D3DCCD1}">
+                            <a14:hiddenFill xmlns:a14="http://schemas.microsoft.com/office/drawing/2010/main">
+                              <a:noFill/>
+                            </a14:hiddenFill>
+                          </a:ext>
+                          <a:ext uri="{AF507438-7753-43E0-B8FC-AC1667EBCBE1}">
+                            <a14:hiddenEffects xmlns:a14="http://schemas.microsoft.com/office/drawing/2010/main">
+                              <a:effectLst>
+                                <a:outerShdw dist="35921" dir="2700000" algn="ctr" rotWithShape="0">
+                                  <a:srgbClr val="808080"/>
+                                </a:outerShdw>
+                              </a:effectLst>
+                            </a14:hiddenEffects>
+                          </a:ext>
+                        </a:extLst>
+                      </wps:spPr>
+                      <wps:bodyPr/>
+                    </wps:wsp>
+                    <wps:wsp>
+                      <wps:cNvPr id="64" name="Line 44"/>
+                      <wps:cNvCnPr>
+                        <a:cxnSpLocks noChangeShapeType="1"/>
+                      </wps:cNvCnPr>
+                      <wps:spPr bwMode="auto">
+                        <a:xfrm>
+                          <a:off x="10" y="18583"/>
+                          <a:ext cx="7621" cy="1"/>
+                        </a:xfrm>
+                        <a:prstGeom prst="line">
+                          <a:avLst/>
+                        </a:prstGeom>
+                        <a:noFill/>
+                        <a:ln w="12700">
+                          <a:solidFill>
+                            <a:srgbClr val="000000"/>
+                          </a:solidFill>
+                          <a:round/>
+                          <a:headEnd/>
+                          <a:tailEnd/>
+                        </a:ln>
+                        <a:effectLst/>
+                        <a:extLst>
+                          <a:ext uri="{909E8E84-426E-40DD-AFC4-6F175D3DCCD1}">
+                            <a14:hiddenFill xmlns:a14="http://schemas.microsoft.com/office/drawing/2010/main">
+                              <a:noFill/>
+                            </a14:hiddenFill>
+                          </a:ext>
+                          <a:ext uri="{AF507438-7753-43E0-B8FC-AC1667EBCBE1}">
+                            <a14:hiddenEffects xmlns:a14="http://schemas.microsoft.com/office/drawing/2010/main">
+                              <a:effectLst>
+                                <a:outerShdw dist="35921" dir="2700000" algn="ctr" rotWithShape="0">
+                                  <a:srgbClr val="808080"/>
+                                </a:outerShdw>
+                              </a:effectLst>
+                            </a14:hiddenEffects>
+                          </a:ext>
+                        </a:extLst>
+                      </wps:spPr>
+                      <wps:bodyPr/>
+                    </wps:wsp>
+                    <wpg:grpSp>
+                      <wpg:cNvPr id="65" name="Group 45"/>
+                      <wpg:cNvGrpSpPr>
+                        <a:grpSpLocks/>
+                      </wpg:cNvGrpSpPr>
+                      <wpg:grpSpPr bwMode="auto">
+                        <a:xfrm>
+                          <a:off x="39" y="18267"/>
+                          <a:ext cx="4801" cy="310"/>
+                          <a:chOff x="0" y="0"/>
+                          <a:chExt cx="19999" cy="20000"/>
+                        </a:xfrm>
+                      </wpg:grpSpPr>
+                      <wps:wsp>
+                        <wps:cNvPr id="66" name="Rectangle 46"/>
+                        <wps:cNvSpPr>
+                          <a:spLocks noChangeArrowheads="1"/>
+                        </wps:cNvSpPr>
+                        <wps:spPr bwMode="auto">
+                          <a:xfrm>
+                            <a:off x="0" y="0"/>
+                            <a:ext cx="8856" cy="20000"/>
+                          </a:xfrm>
+                          <a:prstGeom prst="rect">
+                            <a:avLst/>
+                          </a:prstGeom>
+                          <a:noFill/>
+                          <a:ln>
+                            <a:noFill/>
+                          </a:ln>
+                          <a:effectLst/>
+                          <a:extLst>
+                            <a:ext uri="{909E8E84-426E-40DD-AFC4-6F175D3DCCD1}">
+                              <a14:hiddenFill xmlns:a14="http://schemas.microsoft.com/office/drawing/2010/main">
+                                <a:solidFill>
+                                  <a:srgbClr val="FFFFFF"/>
+                                </a:solidFill>
+                              </a14:hiddenFill>
+                            </a:ext>
+                            <a:ext uri="{91240B29-F687-4F45-9708-019B960494DF}">
+                              <a14:hiddenLine xmlns:a14="http://schemas.microsoft.com/office/drawing/2010/main" w="3175">
+                                <a:solidFill>
+                                  <a:srgbClr val="000000"/>
+                                </a:solidFill>
+                                <a:miter lim="800000"/>
+                                <a:headEnd/>
+                                <a:tailEnd/>
+                              </a14:hiddenLine>
+                            </a:ext>
+                            <a:ext uri="{AF507438-7753-43E0-B8FC-AC1667EBCBE1}">
+                              <a14:hiddenEffects xmlns:a14="http://schemas.microsoft.com/office/drawing/2010/main">
+                                <a:effectLst/>
+                              </a14:hiddenEffects>
+                            </a:ext>
+                          </a:extLst>
+                        </wps:spPr>
+                        <wps:txbx>
+                          <w:txbxContent>
+                            <w:p>
+                              <w:pPr>
+                                <w:pStyle w:val="affa"/>
+                                <w:rPr>
+                                  <w:rFonts w:ascii="Times New Roman" w:hAnsi="Times New Roman"/>
+                                  <w:i w:val="0"/>
+                                  <w:sz w:val="18"/>
+                                </w:rPr>
+                              </w:pPr>
+                              <w:r>
+                                <w:rPr>
+                                  <w:sz w:val="18"/>
+                                </w:rPr>
+                                <w:t xml:space="preserve"> </w:t>
+                              </w:r>
+                              <w:proofErr w:type="spellStart"/>
+                              <w:r>
+                                <w:rPr>
+                                  <w:rFonts w:ascii="Times New Roman" w:hAnsi="Times New Roman"/>
+                                  <w:i w:val="0"/>
+                                  <w:sz w:val="18"/>
+                                </w:rPr>
+                                <w:t>Розроб</w:t>
+                              </w:r>
+                              <w:proofErr w:type="spellEnd"/>
+                              <w:r>
+                                <w:rPr>
+                                  <w:rFonts w:ascii="Times New Roman" w:hAnsi="Times New Roman"/>
+                                  <w:i w:val="0"/>
+                                  <w:sz w:val="18"/>
+                                </w:rPr>
+                                <w:t>.</w:t>
+                              </w:r>
+                            </w:p>
+                          </w:txbxContent>
+                        </wps:txbx>
+                        <wps:bodyPr rot="0" vert="horz" wrap="square" lIns="12700" tIns="12700" rIns="12700" bIns="12700" anchor="t" anchorCtr="0" upright="1">
+                          <a:noAutofit/>
+                        </wps:bodyPr>
+                      </wps:wsp>
+                      <wps:wsp>
+                        <wps:cNvPr id="67" name="Rectangle 47"/>
+                        <wps:cNvSpPr>
+                          <a:spLocks noChangeArrowheads="1"/>
+                        </wps:cNvSpPr>
+                        <wps:spPr bwMode="auto">
+                          <a:xfrm>
+                            <a:off x="9281" y="0"/>
+                            <a:ext cx="10718" cy="20000"/>
+                          </a:xfrm>
+                          <a:prstGeom prst="rect">
+                            <a:avLst/>
+                          </a:prstGeom>
+                          <a:noFill/>
+                          <a:ln>
+                            <a:noFill/>
+                          </a:ln>
+                          <a:effectLst/>
+                          <a:extLst>
+                            <a:ext uri="{909E8E84-426E-40DD-AFC4-6F175D3DCCD1}">
+                              <a14:hiddenFill xmlns:a14="http://schemas.microsoft.com/office/drawing/2010/main">
+                                <a:solidFill>
+                                  <a:srgbClr val="FFFFFF"/>
+                                </a:solidFill>
+                              </a14:hiddenFill>
+                            </a:ext>
+                            <a:ext uri="{91240B29-F687-4F45-9708-019B960494DF}">
+                              <a14:hiddenLine xmlns:a14="http://schemas.microsoft.com/office/drawing/2010/main" w="3175">
+                                <a:solidFill>
+                                  <a:srgbClr val="000000"/>
+                                </a:solidFill>
+                                <a:miter lim="800000"/>
+                                <a:headEnd/>
+                                <a:tailEnd/>
+                              </a14:hiddenLine>
+                            </a:ext>
+                            <a:ext uri="{AF507438-7753-43E0-B8FC-AC1667EBCBE1}">
+                              <a14:hiddenEffects xmlns:a14="http://schemas.microsoft.com/office/drawing/2010/main">
+                                <a:effectLst/>
+                              </a14:hiddenEffects>
+                            </a:ext>
+                          </a:extLst>
+                        </wps:spPr>
+                        <wps:txbx>
+                          <w:txbxContent>
+                            <w:p>
+                              <w:pPr>
+                                <w:pStyle w:val="affa"/>
+                                <w:rPr>
+                                  <w:rFonts w:ascii="Times New Roman" w:hAnsi="Times New Roman"/>
+                                  <w:i w:val="0"/>
+                                  <w:sz w:val="18"/>
+                                  <w:lang w:val="ru-RU"/>
+                                </w:rPr>
+                              </w:pPr>
+                              <w:r>
+                                <w:rPr>
+                                  <w:rFonts w:ascii="Times New Roman" w:hAnsi="Times New Roman"/>
+                                  <w:i w:val="0"/>
+                                  <w:sz w:val="18"/>
+                                  <w:lang w:val="ru-RU"/>
+                                </w:rPr>
+                                <w:t>Троцький К. А.</w:t>
+                              </w:r>
+                            </w:p>
+                          </w:txbxContent>
+                        </wps:txbx>
+                        <wps:bodyPr rot="0" vert="horz" wrap="square" lIns="12700" tIns="12700" rIns="12700" bIns="12700" anchor="t" anchorCtr="0" upright="1">
+                          <a:noAutofit/>
+                        </wps:bodyPr>
+                      </wps:wsp>
+                    </wpg:grpSp>
+                    <wpg:grpSp>
+                      <wpg:cNvPr id="68" name="Group 48"/>
+                      <wpg:cNvGrpSpPr>
+                        <a:grpSpLocks/>
+                      </wpg:cNvGrpSpPr>
+                      <wpg:grpSpPr bwMode="auto">
+                        <a:xfrm>
+                          <a:off x="39" y="18614"/>
+                          <a:ext cx="4801" cy="309"/>
+                          <a:chOff x="0" y="0"/>
+                          <a:chExt cx="19999" cy="20000"/>
+                        </a:xfrm>
+                      </wpg:grpSpPr>
+                      <wps:wsp>
+                        <wps:cNvPr id="69" name="Rectangle 49"/>
+                        <wps:cNvSpPr>
+                          <a:spLocks noChangeArrowheads="1"/>
+                        </wps:cNvSpPr>
+                        <wps:spPr bwMode="auto">
+                          <a:xfrm>
+                            <a:off x="0" y="0"/>
+                            <a:ext cx="8856" cy="20000"/>
+                          </a:xfrm>
+                          <a:prstGeom prst="rect">
+                            <a:avLst/>
+                          </a:prstGeom>
+                          <a:noFill/>
+                          <a:ln>
+                            <a:noFill/>
+                          </a:ln>
+                          <a:effectLst/>
+                          <a:extLst>
+                            <a:ext uri="{909E8E84-426E-40DD-AFC4-6F175D3DCCD1}">
+                              <a14:hiddenFill xmlns:a14="http://schemas.microsoft.com/office/drawing/2010/main">
+                                <a:solidFill>
+                                  <a:srgbClr val="FFFFFF"/>
+                                </a:solidFill>
+                              </a14:hiddenFill>
+                            </a:ext>
+                            <a:ext uri="{91240B29-F687-4F45-9708-019B960494DF}">
+                              <a14:hiddenLine xmlns:a14="http://schemas.microsoft.com/office/drawing/2010/main" w="3175">
+                                <a:solidFill>
+                                  <a:srgbClr val="000000"/>
+                                </a:solidFill>
+                                <a:miter lim="800000"/>
+                                <a:headEnd/>
+                                <a:tailEnd/>
+                              </a14:hiddenLine>
+                            </a:ext>
+                            <a:ext uri="{AF507438-7753-43E0-B8FC-AC1667EBCBE1}">
+                              <a14:hiddenEffects xmlns:a14="http://schemas.microsoft.com/office/drawing/2010/main">
+                                <a:effectLst/>
+                              </a14:hiddenEffects>
+                            </a:ext>
+                          </a:extLst>
+                        </wps:spPr>
+                        <wps:txbx>
+                          <w:txbxContent>
+                            <w:p>
+                              <w:pPr>
+                                <w:pStyle w:val="affa"/>
+                                <w:rPr>
+                                  <w:rFonts w:ascii="Times New Roman" w:hAnsi="Times New Roman"/>
+                                  <w:i w:val="0"/>
+                                  <w:sz w:val="18"/>
+                                </w:rPr>
+                              </w:pPr>
+                              <w:r>
+                                <w:rPr>
+                                  <w:sz w:val="18"/>
+                                </w:rPr>
+                                <w:t xml:space="preserve"> </w:t>
+                              </w:r>
+                              <w:proofErr w:type="spellStart"/>
+                              <w:r>
+                                <w:rPr>
+                                  <w:rFonts w:ascii="Times New Roman" w:hAnsi="Times New Roman"/>
+                                  <w:i w:val="0"/>
+                                  <w:sz w:val="18"/>
+                                </w:rPr>
+                                <w:t>Перевір</w:t>
+                              </w:r>
+                              <w:proofErr w:type="spellEnd"/>
+                              <w:r>
+                                <w:rPr>
+                                  <w:rFonts w:ascii="Times New Roman" w:hAnsi="Times New Roman"/>
+                                  <w:i w:val="0"/>
+                                  <w:sz w:val="18"/>
+                                </w:rPr>
+                                <w:t>.</w:t>
+                              </w:r>
+                            </w:p>
+                          </w:txbxContent>
+                        </wps:txbx>
+                        <wps:bodyPr rot="0" vert="horz" wrap="square" lIns="12700" tIns="12700" rIns="12700" bIns="12700" anchor="t" anchorCtr="0" upright="1">
+                          <a:noAutofit/>
+                        </wps:bodyPr>
+                      </wps:wsp>
+                      <wps:wsp>
+                        <wps:cNvPr id="70" name="Rectangle 50"/>
+                        <wps:cNvSpPr>
+                          <a:spLocks noChangeArrowheads="1"/>
+                        </wps:cNvSpPr>
+                        <wps:spPr bwMode="auto">
+                          <a:xfrm>
+                            <a:off x="9281" y="0"/>
+                            <a:ext cx="10718" cy="20000"/>
+                          </a:xfrm>
+                          <a:prstGeom prst="rect">
+                            <a:avLst/>
+                          </a:prstGeom>
+                          <a:noFill/>
+                          <a:ln>
+                            <a:noFill/>
+                          </a:ln>
+                          <a:effectLst/>
+                          <a:extLst>
+                            <a:ext uri="{909E8E84-426E-40DD-AFC4-6F175D3DCCD1}">
+                              <a14:hiddenFill xmlns:a14="http://schemas.microsoft.com/office/drawing/2010/main">
+                                <a:solidFill>
+                                  <a:srgbClr val="FFFFFF"/>
+                                </a:solidFill>
+                              </a14:hiddenFill>
+                            </a:ext>
+                            <a:ext uri="{91240B29-F687-4F45-9708-019B960494DF}">
+                              <a14:hiddenLine xmlns:a14="http://schemas.microsoft.com/office/drawing/2010/main" w="3175">
+                                <a:solidFill>
+                                  <a:srgbClr val="000000"/>
+                                </a:solidFill>
+                                <a:miter lim="800000"/>
+                                <a:headEnd/>
+                                <a:tailEnd/>
+                              </a14:hiddenLine>
+                            </a:ext>
+                            <a:ext uri="{AF507438-7753-43E0-B8FC-AC1667EBCBE1}">
+                              <a14:hiddenEffects xmlns:a14="http://schemas.microsoft.com/office/drawing/2010/main">
+                                <a:effectLst/>
+                              </a14:hiddenEffects>
+                            </a:ext>
+                          </a:extLst>
+                        </wps:spPr>
+                        <wps:txbx>
+                          <w:txbxContent>
+                            <w:p>
+                              <w:pPr>
+                                <w:pStyle w:val="affa"/>
+                                <w:rPr>
+                                  <w:rFonts w:ascii="Times New Roman" w:hAnsi="Times New Roman"/>
+                                  <w:i w:val="0"/>
+                                  <w:sz w:val="18"/>
+                                </w:rPr>
+                              </w:pPr>
+                              <w:proofErr w:type="spellStart"/>
+                              <w:r>
+                                <w:rPr>
+                                  <w:rFonts w:ascii="Times New Roman" w:hAnsi="Times New Roman"/>
+                                  <w:i w:val="0"/>
+                                  <w:sz w:val="18"/>
+                                  <w:lang w:val="ru-RU"/>
+                                </w:rPr>
+                                <w:t>Трощ</w:t>
+                              </w:r>
+                              <w:r>
+                                <w:rPr>
+                                  <w:rFonts w:ascii="Times New Roman" w:hAnsi="Times New Roman"/>
+                                  <w:i w:val="0"/>
+                                  <w:sz w:val="18"/>
+                                </w:rPr>
+                                <w:t>ій</w:t>
+                              </w:r>
+                              <w:proofErr w:type="spellEnd"/>
+                              <w:r>
+                                <w:rPr>
+                                  <w:rFonts w:ascii="Times New Roman" w:hAnsi="Times New Roman"/>
+                                  <w:i w:val="0"/>
+                                  <w:sz w:val="18"/>
+                                </w:rPr>
+                                <w:t xml:space="preserve"> Ю. Г.</w:t>
+                              </w:r>
+                            </w:p>
+                          </w:txbxContent>
+                        </wps:txbx>
+                        <wps:bodyPr rot="0" vert="horz" wrap="square" lIns="12700" tIns="12700" rIns="12700" bIns="12700" anchor="t" anchorCtr="0" upright="1">
+                          <a:noAutofit/>
+                        </wps:bodyPr>
+                      </wps:wsp>
+                    </wpg:grpSp>
+                    <wpg:grpSp>
+                      <wpg:cNvPr id="71" name="Group 51"/>
+                      <wpg:cNvGrpSpPr>
+                        <a:grpSpLocks/>
+                      </wpg:cNvGrpSpPr>
+                      <wpg:grpSpPr bwMode="auto">
+                        <a:xfrm>
+                          <a:off x="39" y="18969"/>
+                          <a:ext cx="4801" cy="309"/>
+                          <a:chOff x="0" y="0"/>
+                          <a:chExt cx="19999" cy="20000"/>
+                        </a:xfrm>
+                      </wpg:grpSpPr>
+                      <wps:wsp>
+                        <wps:cNvPr id="72" name="Rectangle 52"/>
+                        <wps:cNvSpPr>
+                          <a:spLocks noChangeArrowheads="1"/>
+                        </wps:cNvSpPr>
+                        <wps:spPr bwMode="auto">
+                          <a:xfrm>
+                            <a:off x="0" y="0"/>
+                            <a:ext cx="8856" cy="20000"/>
+                          </a:xfrm>
+                          <a:prstGeom prst="rect">
+                            <a:avLst/>
+                          </a:prstGeom>
+                          <a:noFill/>
+                          <a:ln>
+                            <a:noFill/>
+                          </a:ln>
+                          <a:effectLst/>
+                          <a:extLst>
+                            <a:ext uri="{909E8E84-426E-40DD-AFC4-6F175D3DCCD1}">
+                              <a14:hiddenFill xmlns:a14="http://schemas.microsoft.com/office/drawing/2010/main">
+                                <a:solidFill>
+                                  <a:srgbClr val="FFFFFF"/>
+                                </a:solidFill>
+                              </a14:hiddenFill>
+                            </a:ext>
+                            <a:ext uri="{91240B29-F687-4F45-9708-019B960494DF}">
+                              <a14:hiddenLine xmlns:a14="http://schemas.microsoft.com/office/drawing/2010/main" w="3175">
+                                <a:solidFill>
+                                  <a:srgbClr val="000000"/>
+                                </a:solidFill>
+                                <a:miter lim="800000"/>
+                                <a:headEnd/>
+                                <a:tailEnd/>
+                              </a14:hiddenLine>
+                            </a:ext>
+                            <a:ext uri="{AF507438-7753-43E0-B8FC-AC1667EBCBE1}">
+                              <a14:hiddenEffects xmlns:a14="http://schemas.microsoft.com/office/drawing/2010/main">
+                                <a:effectLst/>
+                              </a14:hiddenEffects>
+                            </a:ext>
+                          </a:extLst>
+                        </wps:spPr>
+                        <wps:txbx>
+                          <w:txbxContent>
+                            <w:p>
+                              <w:pPr>
+                                <w:pStyle w:val="affa"/>
+                                <w:rPr>
+                                  <w:sz w:val="18"/>
+                                </w:rPr>
+                              </w:pPr>
+                              <w:r>
+                                <w:rPr>
+                                  <w:sz w:val="18"/>
+                                </w:rPr>
+                                <w:t xml:space="preserve"> </w:t>
+                              </w:r>
+                            </w:p>
+                          </w:txbxContent>
+                        </wps:txbx>
+                        <wps:bodyPr rot="0" vert="horz" wrap="square" lIns="12700" tIns="12700" rIns="12700" bIns="12700" anchor="t" anchorCtr="0" upright="1">
+                          <a:noAutofit/>
+                        </wps:bodyPr>
+                      </wps:wsp>
+                      <wps:wsp>
+                        <wps:cNvPr id="73" name="Rectangle 53"/>
+                        <wps:cNvSpPr>
+                          <a:spLocks noChangeArrowheads="1"/>
+                        </wps:cNvSpPr>
+                        <wps:spPr bwMode="auto">
+                          <a:xfrm>
+                            <a:off x="9281" y="0"/>
+                            <a:ext cx="10718" cy="20000"/>
+                          </a:xfrm>
+                          <a:prstGeom prst="rect">
+                            <a:avLst/>
+                          </a:prstGeom>
+                          <a:noFill/>
+                          <a:ln>
+                            <a:noFill/>
+                          </a:ln>
+                          <a:effectLst/>
+                          <a:extLst>
+                            <a:ext uri="{909E8E84-426E-40DD-AFC4-6F175D3DCCD1}">
+                              <a14:hiddenFill xmlns:a14="http://schemas.microsoft.com/office/drawing/2010/main">
+                                <a:solidFill>
+                                  <a:srgbClr val="FFFFFF"/>
+                                </a:solidFill>
+                              </a14:hiddenFill>
+                            </a:ext>
+                            <a:ext uri="{91240B29-F687-4F45-9708-019B960494DF}">
+                              <a14:hiddenLine xmlns:a14="http://schemas.microsoft.com/office/drawing/2010/main" w="3175">
+                                <a:solidFill>
+                                  <a:srgbClr val="000000"/>
+                                </a:solidFill>
+                                <a:miter lim="800000"/>
+                                <a:headEnd/>
+                                <a:tailEnd/>
+                              </a14:hiddenLine>
+                            </a:ext>
+                            <a:ext uri="{AF507438-7753-43E0-B8FC-AC1667EBCBE1}">
+                              <a14:hiddenEffects xmlns:a14="http://schemas.microsoft.com/office/drawing/2010/main">
+                                <a:effectLst/>
+                              </a14:hiddenEffects>
+                            </a:ext>
+                          </a:extLst>
+                        </wps:spPr>
+                        <wps:txbx>
+                          <w:txbxContent>
+                            <w:p>
+                              <w:pPr>
+                                <w:pStyle w:val="affa"/>
+                                <w:rPr>
+                                  <w:rFonts w:ascii="Journal" w:hAnsi="Journal"/>
+                                  <w:sz w:val="18"/>
+                                </w:rPr>
+                              </w:pPr>
+                            </w:p>
+                          </w:txbxContent>
+                        </wps:txbx>
+                        <wps:bodyPr rot="0" vert="horz" wrap="square" lIns="12700" tIns="12700" rIns="12700" bIns="12700" anchor="t" anchorCtr="0" upright="1">
+                          <a:noAutofit/>
+                        </wps:bodyPr>
+                      </wps:wsp>
+                    </wpg:grpSp>
+                    <wpg:grpSp>
+                      <wpg:cNvPr id="74" name="Group 54"/>
+                      <wpg:cNvGrpSpPr>
+                        <a:grpSpLocks/>
+                      </wpg:cNvGrpSpPr>
+                      <wpg:grpSpPr bwMode="auto">
+                        <a:xfrm>
+                          <a:off x="39" y="19314"/>
+                          <a:ext cx="4801" cy="310"/>
+                          <a:chOff x="0" y="0"/>
+                          <a:chExt cx="19999" cy="20000"/>
+                        </a:xfrm>
+                      </wpg:grpSpPr>
+                      <wps:wsp>
+                        <wps:cNvPr id="75" name="Rectangle 55"/>
+                        <wps:cNvSpPr>
+                          <a:spLocks noChangeArrowheads="1"/>
+                        </wps:cNvSpPr>
+                        <wps:spPr bwMode="auto">
+                          <a:xfrm>
+                            <a:off x="0" y="0"/>
+                            <a:ext cx="8856" cy="20000"/>
+                          </a:xfrm>
+                          <a:prstGeom prst="rect">
+                            <a:avLst/>
+                          </a:prstGeom>
+                          <a:noFill/>
+                          <a:ln>
+                            <a:noFill/>
+                          </a:ln>
+                          <a:effectLst/>
+                          <a:extLst>
+                            <a:ext uri="{909E8E84-426E-40DD-AFC4-6F175D3DCCD1}">
+                              <a14:hiddenFill xmlns:a14="http://schemas.microsoft.com/office/drawing/2010/main">
+                                <a:solidFill>
+                                  <a:srgbClr val="FFFFFF"/>
+                                </a:solidFill>
+                              </a14:hiddenFill>
+                            </a:ext>
+                            <a:ext uri="{91240B29-F687-4F45-9708-019B960494DF}">
+                              <a14:hiddenLine xmlns:a14="http://schemas.microsoft.com/office/drawing/2010/main" w="3175">
+                                <a:solidFill>
+                                  <a:srgbClr val="000000"/>
+                                </a:solidFill>
+                                <a:miter lim="800000"/>
+                                <a:headEnd/>
+                                <a:tailEnd/>
+                              </a14:hiddenLine>
+                            </a:ext>
+                            <a:ext uri="{AF507438-7753-43E0-B8FC-AC1667EBCBE1}">
+                              <a14:hiddenEffects xmlns:a14="http://schemas.microsoft.com/office/drawing/2010/main">
+                                <a:effectLst/>
+                              </a14:hiddenEffects>
+                            </a:ext>
+                          </a:extLst>
+                        </wps:spPr>
+                        <wps:txbx>
+                          <w:txbxContent>
+                            <w:p>
+                              <w:pPr>
+                                <w:pStyle w:val="affa"/>
+                                <w:rPr>
+                                  <w:rFonts w:ascii="Times New Roman" w:hAnsi="Times New Roman"/>
+                                  <w:i w:val="0"/>
+                                  <w:sz w:val="18"/>
+                                </w:rPr>
+                              </w:pPr>
+                              <w:r>
+                                <w:rPr>
+                                  <w:sz w:val="18"/>
+                                </w:rPr>
+                                <w:t xml:space="preserve"> </w:t>
+                              </w:r>
+                              <w:r>
+                                <w:rPr>
+                                  <w:rFonts w:ascii="Times New Roman" w:hAnsi="Times New Roman"/>
+                                  <w:i w:val="0"/>
+                                  <w:sz w:val="18"/>
+                                </w:rPr>
+                                <w:t>Н. Контр.</w:t>
+                              </w:r>
+                            </w:p>
+                          </w:txbxContent>
+                        </wps:txbx>
+                        <wps:bodyPr rot="0" vert="horz" wrap="square" lIns="12700" tIns="12700" rIns="12700" bIns="12700" anchor="t" anchorCtr="0" upright="1">
+                          <a:noAutofit/>
+                        </wps:bodyPr>
+                      </wps:wsp>
+                      <wps:wsp>
+                        <wps:cNvPr id="76" name="Rectangle 56"/>
+                        <wps:cNvSpPr>
+                          <a:spLocks noChangeArrowheads="1"/>
+                        </wps:cNvSpPr>
+                        <wps:spPr bwMode="auto">
+                          <a:xfrm>
+                            <a:off x="9281" y="0"/>
+                            <a:ext cx="10718" cy="20000"/>
+                          </a:xfrm>
+                          <a:prstGeom prst="rect">
+                            <a:avLst/>
+                          </a:prstGeom>
+                          <a:noFill/>
+                          <a:ln>
+                            <a:noFill/>
+                          </a:ln>
+                          <a:effectLst/>
+                          <a:extLst>
+                            <a:ext uri="{909E8E84-426E-40DD-AFC4-6F175D3DCCD1}">
+                              <a14:hiddenFill xmlns:a14="http://schemas.microsoft.com/office/drawing/2010/main">
+                                <a:solidFill>
+                                  <a:srgbClr val="FFFFFF"/>
+                                </a:solidFill>
+                              </a14:hiddenFill>
+                            </a:ext>
+                            <a:ext uri="{91240B29-F687-4F45-9708-019B960494DF}">
+                              <a14:hiddenLine xmlns:a14="http://schemas.microsoft.com/office/drawing/2010/main" w="3175">
+                                <a:solidFill>
+                                  <a:srgbClr val="000000"/>
+                                </a:solidFill>
+                                <a:miter lim="800000"/>
+                                <a:headEnd/>
+                                <a:tailEnd/>
+                              </a14:hiddenLine>
+                            </a:ext>
+                            <a:ext uri="{AF507438-7753-43E0-B8FC-AC1667EBCBE1}">
+                              <a14:hiddenEffects xmlns:a14="http://schemas.microsoft.com/office/drawing/2010/main">
+                                <a:effectLst/>
+                              </a14:hiddenEffects>
+                            </a:ext>
+                          </a:extLst>
+                        </wps:spPr>
+                        <wps:txbx>
+                          <w:txbxContent>
+                            <w:p>
+                              <w:pPr>
+                                <w:pStyle w:val="affa"/>
+                                <w:rPr>
+                                  <w:rFonts w:ascii="Times New Roman" w:hAnsi="Times New Roman"/>
+                                  <w:i w:val="0"/>
+                                  <w:sz w:val="18"/>
+                                </w:rPr>
+                              </w:pPr>
+                            </w:p>
+                          </w:txbxContent>
+                        </wps:txbx>
+                        <wps:bodyPr rot="0" vert="horz" wrap="square" lIns="12700" tIns="12700" rIns="12700" bIns="12700" anchor="t" anchorCtr="0" upright="1">
+                          <a:noAutofit/>
+                        </wps:bodyPr>
+                      </wps:wsp>
+                    </wpg:grpSp>
+                    <wpg:grpSp>
+                      <wpg:cNvPr id="77" name="Group 57"/>
+                      <wpg:cNvGrpSpPr>
+                        <a:grpSpLocks/>
+                      </wpg:cNvGrpSpPr>
+                      <wpg:grpSpPr bwMode="auto">
+                        <a:xfrm>
+                          <a:off x="39" y="19660"/>
+                          <a:ext cx="4801" cy="309"/>
+                          <a:chOff x="0" y="0"/>
+                          <a:chExt cx="19999" cy="20000"/>
+                        </a:xfrm>
+                      </wpg:grpSpPr>
+                      <wps:wsp>
+                        <wps:cNvPr id="78" name="Rectangle 58"/>
+                        <wps:cNvSpPr>
+                          <a:spLocks noChangeArrowheads="1"/>
+                        </wps:cNvSpPr>
+                        <wps:spPr bwMode="auto">
+                          <a:xfrm>
+                            <a:off x="0" y="0"/>
+                            <a:ext cx="8856" cy="20000"/>
+                          </a:xfrm>
+                          <a:prstGeom prst="rect">
+                            <a:avLst/>
+                          </a:prstGeom>
+                          <a:noFill/>
+                          <a:ln>
+                            <a:noFill/>
+                          </a:ln>
+                          <a:effectLst/>
+                          <a:extLst>
+                            <a:ext uri="{909E8E84-426E-40DD-AFC4-6F175D3DCCD1}">
+                              <a14:hiddenFill xmlns:a14="http://schemas.microsoft.com/office/drawing/2010/main">
+                                <a:solidFill>
+                                  <a:srgbClr val="FFFFFF"/>
+                                </a:solidFill>
+                              </a14:hiddenFill>
+                            </a:ext>
+                            <a:ext uri="{91240B29-F687-4F45-9708-019B960494DF}">
+                              <a14:hiddenLine xmlns:a14="http://schemas.microsoft.com/office/drawing/2010/main" w="3175">
+                                <a:solidFill>
+                                  <a:srgbClr val="000000"/>
+                                </a:solidFill>
+                                <a:miter lim="800000"/>
+                                <a:headEnd/>
+                                <a:tailEnd/>
+                              </a14:hiddenLine>
+                            </a:ext>
+                            <a:ext uri="{AF507438-7753-43E0-B8FC-AC1667EBCBE1}">
+                              <a14:hiddenEffects xmlns:a14="http://schemas.microsoft.com/office/drawing/2010/main">
+                                <a:effectLst/>
+                              </a14:hiddenEffects>
+                            </a:ext>
+                          </a:extLst>
+                        </wps:spPr>
+                        <wps:txbx>
+                          <w:txbxContent>
+                            <w:p>
+                              <w:pPr>
+                                <w:pStyle w:val="affa"/>
+                                <w:rPr>
+                                  <w:rFonts w:ascii="Times New Roman" w:hAnsi="Times New Roman"/>
+                                  <w:i w:val="0"/>
+                                  <w:sz w:val="18"/>
+                                </w:rPr>
+                              </w:pPr>
+                              <w:r>
+                                <w:rPr>
+                                  <w:sz w:val="18"/>
+                                </w:rPr>
+                                <w:t xml:space="preserve"> </w:t>
+                              </w:r>
+                              <w:proofErr w:type="spellStart"/>
+                              <w:r>
+                                <w:rPr>
+                                  <w:rFonts w:ascii="Times New Roman" w:hAnsi="Times New Roman"/>
+                                  <w:i w:val="0"/>
+                                  <w:sz w:val="18"/>
+                                </w:rPr>
+                                <w:t>Затверд</w:t>
+                              </w:r>
+                              <w:proofErr w:type="spellEnd"/>
+                              <w:r>
+                                <w:rPr>
+                                  <w:rFonts w:ascii="Times New Roman" w:hAnsi="Times New Roman"/>
+                                  <w:i w:val="0"/>
+                                  <w:sz w:val="18"/>
+                                </w:rPr>
+                                <w:t>.</w:t>
+                              </w:r>
+                            </w:p>
+                          </w:txbxContent>
+                        </wps:txbx>
+                        <wps:bodyPr rot="0" vert="horz" wrap="square" lIns="12700" tIns="12700" rIns="12700" bIns="12700" anchor="t" anchorCtr="0" upright="1">
+                          <a:noAutofit/>
+                        </wps:bodyPr>
+                      </wps:wsp>
+                      <wps:wsp>
+                        <wps:cNvPr id="79" name="Rectangle 59"/>
+                        <wps:cNvSpPr>
+                          <a:spLocks noChangeArrowheads="1"/>
+                        </wps:cNvSpPr>
+                        <wps:spPr bwMode="auto">
+                          <a:xfrm>
+                            <a:off x="9281" y="0"/>
+                            <a:ext cx="10718" cy="20000"/>
+                          </a:xfrm>
+                          <a:prstGeom prst="rect">
+                            <a:avLst/>
+                          </a:prstGeom>
+                          <a:noFill/>
+                          <a:ln>
+                            <a:noFill/>
+                          </a:ln>
+                          <a:effectLst/>
+                          <a:extLst>
+                            <a:ext uri="{909E8E84-426E-40DD-AFC4-6F175D3DCCD1}">
+                              <a14:hiddenFill xmlns:a14="http://schemas.microsoft.com/office/drawing/2010/main">
+                                <a:solidFill>
+                                  <a:srgbClr val="FFFFFF"/>
+                                </a:solidFill>
+                              </a14:hiddenFill>
+                            </a:ext>
+                            <a:ext uri="{91240B29-F687-4F45-9708-019B960494DF}">
+                              <a14:hiddenLine xmlns:a14="http://schemas.microsoft.com/office/drawing/2010/main" w="3175">
+                                <a:solidFill>
+                                  <a:srgbClr val="000000"/>
+                                </a:solidFill>
+                                <a:miter lim="800000"/>
+                                <a:headEnd/>
+                                <a:tailEnd/>
+                              </a14:hiddenLine>
+                            </a:ext>
+                            <a:ext uri="{AF507438-7753-43E0-B8FC-AC1667EBCBE1}">
+                              <a14:hiddenEffects xmlns:a14="http://schemas.microsoft.com/office/drawing/2010/main">
+                                <a:effectLst/>
+                              </a14:hiddenEffects>
+                            </a:ext>
+                          </a:extLst>
+                        </wps:spPr>
+                        <wps:txbx>
+                          <w:txbxContent>
+                            <w:p>
+                              <w:pPr>
+                                <w:pStyle w:val="affa"/>
+                                <w:rPr>
+                                  <w:rFonts w:ascii="Times New Roman" w:hAnsi="Times New Roman"/>
+                                  <w:i w:val="0"/>
+                                  <w:sz w:val="18"/>
+                                </w:rPr>
+                              </w:pPr>
+                            </w:p>
+                          </w:txbxContent>
+                        </wps:txbx>
+                        <wps:bodyPr rot="0" vert="horz" wrap="square" lIns="12700" tIns="12700" rIns="12700" bIns="12700" anchor="t" anchorCtr="0" upright="1">
+                          <a:noAutofit/>
+                        </wps:bodyPr>
+                      </wps:wsp>
+                    </wpg:grpSp>
+                    <wps:wsp>
+                      <wps:cNvPr id="80" name="Line 60"/>
+                      <wps:cNvCnPr>
+                        <a:cxnSpLocks noChangeShapeType="1"/>
+                      </wps:cNvCnPr>
+                      <wps:spPr bwMode="auto">
+                        <a:xfrm>
+                          <a:off x="14208" y="18239"/>
+                          <a:ext cx="2" cy="1740"/>
+                        </a:xfrm>
+                        <a:prstGeom prst="line">
+                          <a:avLst/>
+                        </a:prstGeom>
+                        <a:noFill/>
+                        <a:ln w="25400">
+                          <a:solidFill>
+                            <a:srgbClr val="000000"/>
+                          </a:solidFill>
+                          <a:round/>
+                          <a:headEnd/>
+                          <a:tailEnd/>
+                        </a:ln>
+                        <a:effectLst/>
+                        <a:extLst>
+                          <a:ext uri="{909E8E84-426E-40DD-AFC4-6F175D3DCCD1}">
+                            <a14:hiddenFill xmlns:a14="http://schemas.microsoft.com/office/drawing/2010/main">
+                              <a:noFill/>
+                            </a14:hiddenFill>
+                          </a:ext>
+                          <a:ext uri="{AF507438-7753-43E0-B8FC-AC1667EBCBE1}">
+                            <a14:hiddenEffects xmlns:a14="http://schemas.microsoft.com/office/drawing/2010/main">
+                              <a:effectLst>
+                                <a:outerShdw dist="35921" dir="2700000" algn="ctr" rotWithShape="0">
+                                  <a:srgbClr val="808080"/>
+                                </a:outerShdw>
+                              </a:effectLst>
+                            </a14:hiddenEffects>
+                          </a:ext>
+                        </a:extLst>
+                      </wps:spPr>
+                      <wps:bodyPr/>
+                    </wps:wsp>
+                    <wps:wsp>
+                      <wps:cNvPr id="81" name="Rectangle 61"/>
+                      <wps:cNvSpPr>
+                        <a:spLocks noChangeArrowheads="1"/>
+                      </wps:cNvSpPr>
+                      <wps:spPr bwMode="auto">
+                        <a:xfrm>
+                          <a:off x="7787" y="18314"/>
+                          <a:ext cx="6292" cy="1609"/>
+                        </a:xfrm>
+                        <a:prstGeom prst="rect">
+                          <a:avLst/>
+                        </a:prstGeom>
+                        <a:noFill/>
+                        <a:ln>
+                          <a:noFill/>
+                        </a:ln>
+                        <a:effectLst/>
+                        <a:extLst>
+                          <a:ext uri="{909E8E84-426E-40DD-AFC4-6F175D3DCCD1}">
+                            <a14:hiddenFill xmlns:a14="http://schemas.microsoft.com/office/drawing/2010/main">
+                              <a:solidFill>
+                                <a:srgbClr val="FFFFFF"/>
+                              </a:solidFill>
+                            </a14:hiddenFill>
+                          </a:ext>
+                          <a:ext uri="{91240B29-F687-4F45-9708-019B960494DF}">
+                            <a14:hiddenLine xmlns:a14="http://schemas.microsoft.com/office/drawing/2010/main" w="3175">
+                              <a:solidFill>
+                                <a:srgbClr val="000000"/>
+                              </a:solidFill>
+                              <a:miter lim="800000"/>
+                              <a:headEnd/>
+                              <a:tailEnd/>
+                            </a14:hiddenLine>
+                          </a:ext>
+                          <a:ext uri="{AF507438-7753-43E0-B8FC-AC1667EBCBE1}">
+                            <a14:hiddenEffects xmlns:a14="http://schemas.microsoft.com/office/drawing/2010/main">
+                              <a:effectLst/>
+                            </a14:hiddenEffects>
+                          </a:ext>
+                        </a:extLst>
+                      </wps:spPr>
+                      <wps:txbx>
+                        <w:txbxContent>
+                          <w:p>
+                            <w:pPr>
+                              <w:pStyle w:val="affa"/>
+                              <w:jc w:val="center"/>
+                              <w:rPr>
+                                <w:rFonts w:ascii="Times New Roman" w:hAnsi="Times New Roman"/>
+                                <w:i w:val="0"/>
+                                <w:iCs/>
+                                <w:lang w:val="ru-RU"/>
+                              </w:rPr>
+                            </w:pPr>
+                            <w:r>
+                              <w:t>Організація ведення таблиць</w:t>
+                            </w:r>
+                          </w:p>
+                        </w:txbxContent>
+                      </wps:txbx>
+                      <wps:bodyPr rot="0" vert="horz" wrap="square" lIns="12700" tIns="12700" rIns="12700" bIns="12700" anchor="t" anchorCtr="0" upright="1">
+                        <a:noAutofit/>
+                      </wps:bodyPr>
+                    </wps:wsp>
+                    <wps:wsp>
+                      <wps:cNvPr id="82" name="Line 62"/>
+                      <wps:cNvCnPr>
+                        <a:cxnSpLocks noChangeShapeType="1"/>
+                      </wps:cNvCnPr>
+                      <wps:spPr bwMode="auto">
+                        <a:xfrm>
+                          <a:off x="14221" y="18587"/>
+                          <a:ext cx="5769" cy="1"/>
+                        </a:xfrm>
+                        <a:prstGeom prst="line">
+                          <a:avLst/>
+                        </a:prstGeom>
+                        <a:noFill/>
+                        <a:ln w="25400">
+                          <a:solidFill>
+                            <a:srgbClr val="000000"/>
+                          </a:solidFill>
+                          <a:round/>
+                          <a:headEnd/>
+                          <a:tailEnd/>
+                        </a:ln>
+                        <a:effectLst/>
+                        <a:extLst>
+                          <a:ext uri="{909E8E84-426E-40DD-AFC4-6F175D3DCCD1}">
+                            <a14:hiddenFill xmlns:a14="http://schemas.microsoft.com/office/drawing/2010/main">
+                              <a:noFill/>
+                            </a14:hiddenFill>
+                          </a:ext>
+                          <a:ext uri="{AF507438-7753-43E0-B8FC-AC1667EBCBE1}">
+                            <a14:hiddenEffects xmlns:a14="http://schemas.microsoft.com/office/drawing/2010/main">
+                              <a:effectLst>
+                                <a:outerShdw dist="35921" dir="2700000" algn="ctr" rotWithShape="0">
+                                  <a:srgbClr val="808080"/>
+                                </a:outerShdw>
+                              </a:effectLst>
+                            </a14:hiddenEffects>
+                          </a:ext>
+                        </a:extLst>
+                      </wps:spPr>
+                      <wps:bodyPr/>
+                    </wps:wsp>
+                    <wps:wsp>
+                      <wps:cNvPr id="83" name="Line 63"/>
+                      <wps:cNvCnPr>
+                        <a:cxnSpLocks noChangeShapeType="1"/>
+                      </wps:cNvCnPr>
+                      <wps:spPr bwMode="auto">
+                        <a:xfrm>
+                          <a:off x="14219" y="18939"/>
+                          <a:ext cx="5769" cy="2"/>
+                        </a:xfrm>
+                        <a:prstGeom prst="line">
+                          <a:avLst/>
+                        </a:prstGeom>
+                        <a:noFill/>
+                        <a:ln w="25400">
+                          <a:solidFill>
+                            <a:srgbClr val="000000"/>
+                          </a:solidFill>
+                          <a:round/>
+                          <a:headEnd/>
+                          <a:tailEnd/>
+                        </a:ln>
+                        <a:effectLst/>
+                        <a:extLst>
+                          <a:ext uri="{909E8E84-426E-40DD-AFC4-6F175D3DCCD1}">
+                            <a14:hiddenFill xmlns:a14="http://schemas.microsoft.com/office/drawing/2010/main">
+                              <a:noFill/>
+                            </a14:hiddenFill>
+                          </a:ext>
+                          <a:ext uri="{AF507438-7753-43E0-B8FC-AC1667EBCBE1}">
+                            <a14:hiddenEffects xmlns:a14="http://schemas.microsoft.com/office/drawing/2010/main">
+                              <a:effectLst>
+                                <a:outerShdw dist="35921" dir="2700000" algn="ctr" rotWithShape="0">
+                                  <a:srgbClr val="808080"/>
+                                </a:outerShdw>
+                              </a:effectLst>
+                            </a14:hiddenEffects>
+                          </a:ext>
+                        </a:extLst>
+                      </wps:spPr>
+                      <wps:bodyPr/>
+                    </wps:wsp>
+                    <wps:wsp>
+                      <wps:cNvPr id="84" name="Line 64"/>
+                      <wps:cNvCnPr>
+                        <a:cxnSpLocks noChangeShapeType="1"/>
+                      </wps:cNvCnPr>
+                      <wps:spPr bwMode="auto">
+                        <a:xfrm>
+                          <a:off x="17487" y="18239"/>
+                          <a:ext cx="3" cy="693"/>
+                        </a:xfrm>
+                        <a:prstGeom prst="line">
+                          <a:avLst/>
+                        </a:prstGeom>
+                        <a:noFill/>
+                        <a:ln w="25400">
+                          <a:solidFill>
+                            <a:srgbClr val="000000"/>
+                          </a:solidFill>
+                          <a:round/>
+                          <a:headEnd/>
+                          <a:tailEnd/>
+                        </a:ln>
+                        <a:effectLst/>
+                        <a:extLst>
+                          <a:ext uri="{909E8E84-426E-40DD-AFC4-6F175D3DCCD1}">
+                            <a14:hiddenFill xmlns:a14="http://schemas.microsoft.com/office/drawing/2010/main">
+                              <a:noFill/>
+                            </a14:hiddenFill>
+                          </a:ext>
+                          <a:ext uri="{AF507438-7753-43E0-B8FC-AC1667EBCBE1}">
+                            <a14:hiddenEffects xmlns:a14="http://schemas.microsoft.com/office/drawing/2010/main">
+                              <a:effectLst>
+                                <a:outerShdw dist="35921" dir="2700000" algn="ctr" rotWithShape="0">
+                                  <a:srgbClr val="808080"/>
+                                </a:outerShdw>
+                              </a:effectLst>
+                            </a14:hiddenEffects>
+                          </a:ext>
+                        </a:extLst>
+                      </wps:spPr>
+                      <wps:bodyPr/>
+                    </wps:wsp>
+                    <wps:wsp>
+                      <wps:cNvPr id="85" name="Rectangle 65"/>
+                      <wps:cNvSpPr>
+                        <a:spLocks noChangeArrowheads="1"/>
+                      </wps:cNvSpPr>
+                      <wps:spPr bwMode="auto">
+                        <a:xfrm>
+                          <a:off x="14295" y="18258"/>
+                          <a:ext cx="1474" cy="309"/>
+                        </a:xfrm>
+                        <a:prstGeom prst="rect">
+                          <a:avLst/>
+                        </a:prstGeom>
+                        <a:noFill/>
+                        <a:ln>
+                          <a:noFill/>
+                        </a:ln>
+                        <a:effectLst/>
+                        <a:extLst>
+                          <a:ext uri="{909E8E84-426E-40DD-AFC4-6F175D3DCCD1}">
+                            <a14:hiddenFill xmlns:a14="http://schemas.microsoft.com/office/drawing/2010/main">
+                              <a:solidFill>
+                                <a:srgbClr val="FFFFFF"/>
+                              </a:solidFill>
+                            </a14:hiddenFill>
+                          </a:ext>
+                          <a:ext uri="{91240B29-F687-4F45-9708-019B960494DF}">
+                            <a14:hiddenLine xmlns:a14="http://schemas.microsoft.com/office/drawing/2010/main" w="3175">
+                              <a:solidFill>
+                                <a:srgbClr val="000000"/>
+                              </a:solidFill>
+                              <a:miter lim="800000"/>
+                              <a:headEnd/>
+                              <a:tailEnd/>
+                            </a14:hiddenLine>
+                          </a:ext>
+                          <a:ext uri="{AF507438-7753-43E0-B8FC-AC1667EBCBE1}">
+                            <a14:hiddenEffects xmlns:a14="http://schemas.microsoft.com/office/drawing/2010/main">
+                              <a:effectLst/>
+                            </a14:hiddenEffects>
+                          </a:ext>
+                        </a:extLst>
+                      </wps:spPr>
+                      <wps:txbx>
+                        <w:txbxContent>
+                          <w:p>
+                            <w:pPr>
+                              <w:pStyle w:val="affa"/>
+                              <w:jc w:val="center"/>
+                              <w:rPr>
+                                <w:rFonts w:ascii="Times New Roman" w:hAnsi="Times New Roman"/>
+                                <w:i w:val="0"/>
+                                <w:sz w:val="18"/>
+                              </w:rPr>
+                            </w:pPr>
+                            <w:r>
+                              <w:rPr>
+                                <w:rFonts w:ascii="Times New Roman" w:hAnsi="Times New Roman"/>
+                                <w:i w:val="0"/>
+                                <w:sz w:val="18"/>
+                              </w:rPr>
+                              <w:t>Літ.</w:t>
+                            </w:r>
+                          </w:p>
+                        </w:txbxContent>
+                      </wps:txbx>
+                      <wps:bodyPr rot="0" vert="horz" wrap="square" lIns="12700" tIns="12700" rIns="12700" bIns="12700" anchor="t" anchorCtr="0" upright="1">
+                        <a:noAutofit/>
+                      </wps:bodyPr>
+                    </wps:wsp>
+                    <wps:wsp>
+                      <wps:cNvPr id="86" name="Rectangle 66"/>
+                      <wps:cNvSpPr>
+                        <a:spLocks noChangeArrowheads="1"/>
+                      </wps:cNvSpPr>
+                      <wps:spPr bwMode="auto">
+                        <a:xfrm>
+                          <a:off x="17577" y="18258"/>
+                          <a:ext cx="2327" cy="309"/>
+                        </a:xfrm>
+                        <a:prstGeom prst="rect">
+                          <a:avLst/>
+                        </a:prstGeom>
+                        <a:noFill/>
+                        <a:ln>
+                          <a:noFill/>
+                        </a:ln>
+                        <a:effectLst/>
+                        <a:extLst>
+                          <a:ext uri="{909E8E84-426E-40DD-AFC4-6F175D3DCCD1}">
+                            <a14:hiddenFill xmlns:a14="http://schemas.microsoft.com/office/drawing/2010/main">
+                              <a:solidFill>
+                                <a:srgbClr val="FFFFFF"/>
+                              </a:solidFill>
+                            </a14:hiddenFill>
+                          </a:ext>
+                          <a:ext uri="{91240B29-F687-4F45-9708-019B960494DF}">
+                            <a14:hiddenLine xmlns:a14="http://schemas.microsoft.com/office/drawing/2010/main" w="3175">
+                              <a:solidFill>
+                                <a:srgbClr val="000000"/>
+                              </a:solidFill>
+                              <a:miter lim="800000"/>
+                              <a:headEnd/>
+                              <a:tailEnd/>
+                            </a14:hiddenLine>
+                          </a:ext>
+                          <a:ext uri="{AF507438-7753-43E0-B8FC-AC1667EBCBE1}">
+                            <a14:hiddenEffects xmlns:a14="http://schemas.microsoft.com/office/drawing/2010/main">
+                              <a:effectLst/>
+                            </a14:hiddenEffects>
+                          </a:ext>
+                        </a:extLst>
+                      </wps:spPr>
+                      <wps:txbx>
+                        <w:txbxContent>
+                          <w:p>
+                            <w:pPr>
+                              <w:pStyle w:val="affa"/>
+                              <w:jc w:val="center"/>
+                              <w:rPr>
+                                <w:rFonts w:ascii="Times New Roman" w:hAnsi="Times New Roman"/>
+                                <w:i w:val="0"/>
+                                <w:sz w:val="18"/>
+                              </w:rPr>
+                            </w:pPr>
+                            <w:proofErr w:type="spellStart"/>
+                            <w:r>
+                              <w:rPr>
+                                <w:rFonts w:ascii="Times New Roman" w:hAnsi="Times New Roman"/>
+                                <w:i w:val="0"/>
+                                <w:sz w:val="18"/>
+                              </w:rPr>
+                              <w:t>Акрушів</w:t>
+                            </w:r>
+                            <w:proofErr w:type="spellEnd"/>
+                          </w:p>
+                        </w:txbxContent>
+                      </wps:txbx>
+                      <wps:bodyPr rot="0" vert="horz" wrap="square" lIns="12700" tIns="12700" rIns="12700" bIns="12700" anchor="t" anchorCtr="0" upright="1">
+                        <a:noAutofit/>
+                      </wps:bodyPr>
+                    </wps:wsp>
+                    <wps:wsp>
+                      <wps:cNvPr id="87" name="Rectangle 67"/>
+                      <wps:cNvSpPr>
+                        <a:spLocks noChangeArrowheads="1"/>
+                      </wps:cNvSpPr>
+                      <wps:spPr bwMode="auto">
+                        <a:xfrm>
+                          <a:off x="17591" y="18613"/>
+                          <a:ext cx="2326" cy="309"/>
+                        </a:xfrm>
+                        <a:prstGeom prst="rect">
+                          <a:avLst/>
+                        </a:prstGeom>
+                        <a:noFill/>
+                        <a:ln>
+                          <a:noFill/>
+                        </a:ln>
+                        <a:effectLst/>
+                        <a:extLst>
+                          <a:ext uri="{909E8E84-426E-40DD-AFC4-6F175D3DCCD1}">
+                            <a14:hiddenFill xmlns:a14="http://schemas.microsoft.com/office/drawing/2010/main">
+                              <a:solidFill>
+                                <a:srgbClr val="FFFFFF"/>
+                              </a:solidFill>
+                            </a14:hiddenFill>
+                          </a:ext>
+                          <a:ext uri="{91240B29-F687-4F45-9708-019B960494DF}">
+                            <a14:hiddenLine xmlns:a14="http://schemas.microsoft.com/office/drawing/2010/main" w="3175">
+                              <a:solidFill>
+                                <a:srgbClr val="000000"/>
+                              </a:solidFill>
+                              <a:miter lim="800000"/>
+                              <a:headEnd/>
+                              <a:tailEnd/>
+                            </a14:hiddenLine>
+                          </a:ext>
+                          <a:ext uri="{AF507438-7753-43E0-B8FC-AC1667EBCBE1}">
+                            <a14:hiddenEffects xmlns:a14="http://schemas.microsoft.com/office/drawing/2010/main">
+                              <a:effectLst/>
+                            </a14:hiddenEffects>
+                          </a:ext>
+                        </a:extLst>
+                      </wps:spPr>
+                      <wps:txbx>
+                        <w:txbxContent>
+                          <w:p>
+                            <w:pPr>
+                              <w:pStyle w:val="affa"/>
+                              <w:jc w:val="center"/>
+                              <w:rPr>
+                                <w:rFonts w:ascii="Times New Roman" w:hAnsi="Times New Roman"/>
+                                <w:i w:val="0"/>
+                                <w:sz w:val="18"/>
+                              </w:rPr>
+                            </w:pPr>
+                          </w:p>
+                        </w:txbxContent>
+                      </wps:txbx>
+                      <wps:bodyPr rot="0" vert="horz" wrap="square" lIns="12700" tIns="12700" rIns="12700" bIns="12700" anchor="t" anchorCtr="0" upright="1">
+                        <a:noAutofit/>
+                      </wps:bodyPr>
+                    </wps:wsp>
+                    <wps:wsp>
+                      <wps:cNvPr id="88" name="Line 68"/>
+                      <wps:cNvCnPr>
+                        <a:cxnSpLocks noChangeShapeType="1"/>
+                      </wps:cNvCnPr>
+                      <wps:spPr bwMode="auto">
+                        <a:xfrm>
+                          <a:off x="14755" y="18594"/>
+                          <a:ext cx="2" cy="338"/>
+                        </a:xfrm>
+                        <a:prstGeom prst="line">
+                          <a:avLst/>
+                        </a:prstGeom>
+                        <a:noFill/>
+                        <a:ln w="12700">
+                          <a:solidFill>
+                            <a:srgbClr val="000000"/>
+                          </a:solidFill>
+                          <a:round/>
+                          <a:headEnd/>
+                          <a:tailEnd/>
+                        </a:ln>
+                        <a:effectLst/>
+                        <a:extLst>
+                          <a:ext uri="{909E8E84-426E-40DD-AFC4-6F175D3DCCD1}">
+                            <a14:hiddenFill xmlns:a14="http://schemas.microsoft.com/office/drawing/2010/main">
+                              <a:noFill/>
+                            </a14:hiddenFill>
+                          </a:ext>
+                          <a:ext uri="{AF507438-7753-43E0-B8FC-AC1667EBCBE1}">
+                            <a14:hiddenEffects xmlns:a14="http://schemas.microsoft.com/office/drawing/2010/main">
+                              <a:effectLst>
+                                <a:outerShdw dist="35921" dir="2700000" algn="ctr" rotWithShape="0">
+                                  <a:srgbClr val="808080"/>
+                                </a:outerShdw>
+                              </a:effectLst>
+                            </a14:hiddenEffects>
+                          </a:ext>
+                        </a:extLst>
+                      </wps:spPr>
+                      <wps:bodyPr/>
+                    </wps:wsp>
+                    <wps:wsp>
+                      <wps:cNvPr id="89" name="Line 69"/>
+                      <wps:cNvCnPr>
+                        <a:cxnSpLocks noChangeShapeType="1"/>
+                      </wps:cNvCnPr>
+                      <wps:spPr bwMode="auto">
+                        <a:xfrm>
+                          <a:off x="15301" y="18595"/>
+                          <a:ext cx="2" cy="338"/>
+                        </a:xfrm>
+                        <a:prstGeom prst="line">
+                          <a:avLst/>
+                        </a:prstGeom>
+                        <a:noFill/>
+                        <a:ln w="12700">
+                          <a:solidFill>
+                            <a:srgbClr val="000000"/>
+                          </a:solidFill>
+                          <a:round/>
+                          <a:headEnd/>
+                          <a:tailEnd/>
+                        </a:ln>
+                        <a:effectLst/>
+                        <a:extLst>
+                          <a:ext uri="{909E8E84-426E-40DD-AFC4-6F175D3DCCD1}">
+                            <a14:hiddenFill xmlns:a14="http://schemas.microsoft.com/office/drawing/2010/main">
+                              <a:noFill/>
+                            </a14:hiddenFill>
+                          </a:ext>
+                          <a:ext uri="{AF507438-7753-43E0-B8FC-AC1667EBCBE1}">
+                            <a14:hiddenEffects xmlns:a14="http://schemas.microsoft.com/office/drawing/2010/main">
+                              <a:effectLst>
+                                <a:outerShdw dist="35921" dir="2700000" algn="ctr" rotWithShape="0">
+                                  <a:srgbClr val="808080"/>
+                                </a:outerShdw>
+                              </a:effectLst>
+                            </a14:hiddenEffects>
+                          </a:ext>
+                        </a:extLst>
+                      </wps:spPr>
+                      <wps:bodyPr/>
+                    </wps:wsp>
+                    <wps:wsp>
+                      <wps:cNvPr id="90" name="Rectangle 70"/>
+                      <wps:cNvSpPr>
+                        <a:spLocks noChangeArrowheads="1"/>
+                      </wps:cNvSpPr>
+                      <wps:spPr bwMode="auto">
+                        <a:xfrm>
+                          <a:off x="14295" y="19221"/>
+                          <a:ext cx="5609" cy="440"/>
+                        </a:xfrm>
+                        <a:prstGeom prst="rect">
+                          <a:avLst/>
+                        </a:prstGeom>
+                        <a:noFill/>
+                        <a:ln>
+                          <a:noFill/>
+                        </a:ln>
+                        <a:effectLst/>
+                        <a:extLst>
+                          <a:ext uri="{909E8E84-426E-40DD-AFC4-6F175D3DCCD1}">
+                            <a14:hiddenFill xmlns:a14="http://schemas.microsoft.com/office/drawing/2010/main">
+                              <a:solidFill>
+                                <a:srgbClr val="FFFFFF"/>
+                              </a:solidFill>
+                            </a14:hiddenFill>
+                          </a:ext>
+                          <a:ext uri="{91240B29-F687-4F45-9708-019B960494DF}">
+                            <a14:hiddenLine xmlns:a14="http://schemas.microsoft.com/office/drawing/2010/main" w="3175">
+                              <a:solidFill>
+                                <a:srgbClr val="000000"/>
+                              </a:solidFill>
+                              <a:miter lim="800000"/>
+                              <a:headEnd/>
+                              <a:tailEnd/>
+                            </a14:hiddenLine>
+                          </a:ext>
+                          <a:ext uri="{AF507438-7753-43E0-B8FC-AC1667EBCBE1}">
+                            <a14:hiddenEffects xmlns:a14="http://schemas.microsoft.com/office/drawing/2010/main">
+                              <a:effectLst/>
+                            </a14:hiddenEffects>
+                          </a:ext>
+                        </a:extLst>
+                      </wps:spPr>
+                      <wps:txbx>
+                        <w:txbxContent>
+                          <w:p>
+                            <w:pPr>
+                              <w:pStyle w:val="affa"/>
+                              <w:jc w:val="center"/>
+                              <w:rPr>
+                                <w:rFonts w:ascii="Times New Roman" w:hAnsi="Times New Roman"/>
+                                <w:i w:val="0"/>
+                                <w:sz w:val="24"/>
+                              </w:rPr>
+                            </w:pPr>
+                            <w:r>
+                              <w:rPr>
+                                <w:rFonts w:ascii="Times New Roman" w:hAnsi="Times New Roman"/>
+                                <w:i w:val="0"/>
+                                <w:sz w:val="24"/>
+                              </w:rPr>
+                              <w:t>ПЗ-221</w:t>
+                            </w:r>
+                          </w:p>
+                        </w:txbxContent>
+                      </wps:txbx>
+                      <wps:bodyPr rot="0" vert="horz" wrap="square" lIns="12700" tIns="12700" rIns="12700" bIns="12700" anchor="t" anchorCtr="0" upright="1">
+                        <a:noAutofit/>
+                      </wps:bodyPr>
+                    </wps:wsp>
+                  </wpg:wgp>
+                </a:graphicData>
+              </a:graphic>
+              <wp14:sizeRelH relativeFrom="page">
+                <wp14:pctWidth>0</wp14:pctWidth>
+              </wp14:sizeRelH>
+              <wp14:sizeRelV relativeFrom="page">
+                <wp14:pctHeight>0</wp14:pctHeight>
+              </wp14:sizeRelV>
+            </wp:anchor>
+          </w:drawing>
+        </mc:Choice>
+        <mc:Fallback>
+          <w:pict>
+            <v:group w14:anchorId="44E5E4D9" id="Группа 41" o:spid="_x0000_s1046" style="position:absolute;margin-left:45.7pt;margin-top:15.65pt;width:546.1pt;height:763.2pt;z-index:251658752;mso-position-horizontal-relative:page;mso-position-vertical-relative:page" coordsize="20000,20000" o:gfxdata="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">
+              <v:rect id="Rectangle 22" o:spid="_x0000_s1047" style="position:absolute;width:20000;height:20000;visibility:visible;mso-wrap-style:square;v-text-anchor:top" o:gfxdata="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" filled="f" strokeweight="2pt"/>
+              <v:line id="Line 23" o:spid="_x0000_s1048" style="position:absolute;visibility:visible;mso-wrap-style:square" from="993,17183" to="995,18221" o:connectortype="straight" o:gfxdata="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" strokeweight="2pt"/>
+              <v:line id="Line 24" o:spid="_x0000_s1049" style="position:absolute;visibility:visible;mso-wrap-style:square" from="10,17173" to="19977,17174" o:connectortype="straight" o:gfxdata="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" strokeweight="2pt"/>
+              <v:line id="Line 25" o:spid="_x0000_s1050" style="position:absolute;visibility:visible;mso-wrap-style:square" from="2186,17192" to="2188,19989" o:connectortype="straight" o:gfxdata="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" strokeweight="2pt"/>
+              <v:line id="Line 26" o:spid="_x0000_s1051" style="position:absolute;visibility:visible;mso-wrap-style:square" from="4919,17192" to="4921,19989" o:connectortype="straight" o:gfxdata="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" strokeweight="2pt"/>
+              <v:line id="Line 27" o:spid="_x0000_s1052" style="position:absolute;visibility:visible;mso-wrap-style:square" from="6557,17192" to="6559,19989" o:connectortype="straight" o:gfxdata="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" strokeweight="2pt"/>
+              <v:line id="Line 28" o:spid="_x0000_s1053" style="position:absolute;visibility:visible;mso-wrap-style:square" from="7650,17183" to="7652,19979" o:connectortype="straight" o:gfxdata="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" strokeweight="2pt"/>
+              <v:line id="Line 29" o:spid="_x0000_s1054" style="position:absolute;visibility:visible;mso-wrap-style:square" from="15848,18239" to="15852,18932" o:connectortype="straight" o:gfxdata="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" strokeweight="2pt"/>
+              <v:line id="Line 30" o:spid="_x0000_s1055" style="position:absolute;visibility:visible;mso-wrap-style:square" from="10,19293" to="7631,19295" o:connectortype="straight" o:gfxdata="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" strokeweight="1pt"/>
+              <v:line id="Line 31" o:spid="_x0000_s1056" style="position:absolute;visibility:visible;mso-wrap-style:square" from="10,19646" to="7631,19647" o:connectortype="straight" o:gfxdata="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" strokeweight="1pt"/>
+              <v:rect id="Rectangle 32" o:spid="_x0000_s1057" style="position:absolute;left:54;top:17912;width:883;height:309;visibility:visible;mso-wrap-style:square;v-text-anchor:top" o:gfxdata="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" filled="f" stroked="f" strokeweight=".25pt">
+                <v:textbox inset="1pt,1pt,1pt,1pt">
+                  <w:txbxContent>
+                    <w:p>
+                      <w:pPr>
+                        <w:pStyle w:val="affa"/>
+                        <w:jc w:val="center"/>
+                        <w:rPr>
+                          <w:rFonts w:ascii="Times New Roman" w:hAnsi="Times New Roman"/>
+                          <w:i w:val="0"/>
+                          <w:sz w:val="18"/>
+                        </w:rPr>
+                      </w:pPr>
+                      <w:proofErr w:type="spellStart"/>
+                      <w:r>
+                        <w:rPr>
+                          <w:rFonts w:ascii="Times New Roman" w:hAnsi="Times New Roman"/>
+                          <w:i w:val="0"/>
+                          <w:sz w:val="18"/>
+                        </w:rPr>
+                        <w:t>Змн</w:t>
+                      </w:r>
+                      <w:proofErr w:type="spellEnd"/>
+                      <w:r>
+                        <w:rPr>
+                          <w:rFonts w:ascii="Times New Roman" w:hAnsi="Times New Roman"/>
+                          <w:i w:val="0"/>
+                          <w:sz w:val="18"/>
+                        </w:rPr>
+                        <w:t>.</w:t>
+                      </w:r>
+                    </w:p>
+                  </w:txbxContent>
+                </v:textbox>
+              </v:rect>
+              <v:rect id="Rectangle 33" o:spid="_x0000_s1058" style="position:absolute;left:1051;top:17912;width:1100;height:309;visibility:visible;mso-wrap-style:square;v-text-anchor:top" o:gfxdata="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" filled="f" stroked="f" strokeweight=".25pt">
+                <v:textbox inset="1pt,1pt,1pt,1pt">
+                  <w:txbxContent>
+                    <w:p>
+                      <w:pPr>
+                        <w:pStyle w:val="affa"/>
+                        <w:jc w:val="center"/>
+                        <w:rPr>
+                          <w:rFonts w:ascii="Times New Roman" w:hAnsi="Times New Roman"/>
+                          <w:i w:val="0"/>
+                          <w:sz w:val="18"/>
+                        </w:rPr>
+                      </w:pPr>
+                      <w:proofErr w:type="spellStart"/>
+                      <w:r>
+                        <w:rPr>
+                          <w:rFonts w:ascii="Times New Roman" w:hAnsi="Times New Roman"/>
+                          <w:i w:val="0"/>
+                          <w:sz w:val="18"/>
+                        </w:rPr>
+                        <w:t>Арк</w:t>
+                      </w:r>
+                      <w:proofErr w:type="spellEnd"/>
+                      <w:r>
+                        <w:rPr>
+                          <w:rFonts w:ascii="Times New Roman" w:hAnsi="Times New Roman"/>
+                          <w:i w:val="0"/>
+                          <w:sz w:val="18"/>
+                        </w:rPr>
+                        <w:t>.</w:t>
+                      </w:r>
+                    </w:p>
+                  </w:txbxContent>
+                </v:textbox>
+              </v:rect>
+              <v:rect id="Rectangle 34" o:spid="_x0000_s1059" style="position:absolute;left:2267;top:17912;width:2573;height:309;visibility:visible;mso-wrap-style:square;v-text-anchor:top" o:gfxdata="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" filled="f" stroked="f" strokeweight=".25pt">
+                <v:textbox inset="1pt,1pt,1pt,1pt">
+                  <w:txbxContent>
+                    <w:p>
+                      <w:pPr>
+                        <w:pStyle w:val="affa"/>
+                        <w:jc w:val="center"/>
+                        <w:rPr>
+                          <w:rFonts w:ascii="Times New Roman" w:hAnsi="Times New Roman"/>
+                          <w:i w:val="0"/>
+                          <w:sz w:val="18"/>
+                        </w:rPr>
+                      </w:pPr>
+                      <w:r>
+                        <w:rPr>
+                          <w:rFonts w:ascii="Times New Roman" w:hAnsi="Times New Roman"/>
+                          <w:i w:val="0"/>
+                          <w:sz w:val="18"/>
+                        </w:rPr>
+                        <w:t xml:space="preserve">№ </w:t>
+                      </w:r>
+                      <w:proofErr w:type="spellStart"/>
+                      <w:r>
+                        <w:rPr>
+                          <w:rFonts w:ascii="Times New Roman" w:hAnsi="Times New Roman"/>
+                          <w:i w:val="0"/>
+                          <w:sz w:val="18"/>
+                        </w:rPr>
+                        <w:t>докум</w:t>
+                      </w:r>
+                      <w:proofErr w:type="spellEnd"/>
+                      <w:r>
+                        <w:rPr>
+                          <w:rFonts w:ascii="Times New Roman" w:hAnsi="Times New Roman"/>
+                          <w:i w:val="0"/>
+                          <w:sz w:val="18"/>
+                        </w:rPr>
+                        <w:t>.</w:t>
+                      </w:r>
+                    </w:p>
+                  </w:txbxContent>
+                </v:textbox>
+              </v:rect>
+              <v:rect id="Rectangle 35" o:spid="_x0000_s1060" style="position:absolute;left:4983;top:17912;width:1534;height:309;visibility:visible;mso-wrap-style:square;v-text-anchor:top" o:gfxdata="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" filled="f" stroked="f" strokeweight=".25pt">
+                <v:textbox inset="1pt,1pt,1pt,1pt">
+                  <w:txbxContent>
+                    <w:p>
+                      <w:pPr>
+                        <w:pStyle w:val="affa"/>
+                        <w:jc w:val="center"/>
+                        <w:rPr>
+                          <w:rFonts w:ascii="Times New Roman" w:hAnsi="Times New Roman"/>
+                          <w:i w:val="0"/>
+                          <w:sz w:val="18"/>
+                        </w:rPr>
+                      </w:pPr>
+                      <w:r>
+                        <w:rPr>
+                          <w:rFonts w:ascii="Times New Roman" w:hAnsi="Times New Roman"/>
+                          <w:i w:val="0"/>
+                          <w:sz w:val="18"/>
+                        </w:rPr>
+                        <w:t>Підпис</w:t>
+                      </w:r>
+                    </w:p>
+                  </w:txbxContent>
+                </v:textbox>
+              </v:rect>
+              <v:rect id="Rectangle 36" o:spid="_x0000_s1061" style="position:absolute;left:6604;top:17912;width:1000;height:309;visibility:visible;mso-wrap-style:square;v-text-anchor:top" o:gfxdata="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" filled="f" stroked="f" strokeweight=".25pt">
+                <v:textbox inset="1pt,1pt,1pt,1pt">
+                  <w:txbxContent>
+                    <w:p>
+                      <w:pPr>
+                        <w:pStyle w:val="affa"/>
+                        <w:jc w:val="center"/>
+                        <w:rPr>
+                          <w:rFonts w:ascii="Times New Roman" w:hAnsi="Times New Roman"/>
+                          <w:i w:val="0"/>
+                          <w:sz w:val="18"/>
+                        </w:rPr>
+                      </w:pPr>
+                      <w:r>
+                        <w:rPr>
+                          <w:rFonts w:ascii="Times New Roman" w:hAnsi="Times New Roman"/>
+                          <w:i w:val="0"/>
+                          <w:sz w:val="18"/>
+                        </w:rPr>
+                        <w:t>Дата</w:t>
+                      </w:r>
+                    </w:p>
+                  </w:txbxContent>
+                </v:textbox>
+              </v:rect>
+              <v:rect id="Rectangle 37" o:spid="_x0000_s1062" style="position:absolute;left:15929;top:18258;width:1475;height:309;visibility:visible;mso-wrap-style:square;v-text-anchor:top" o:gfxdata="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" filled="f" stroked="f" strokeweight=".25pt">
+                <v:textbox inset="1pt,1pt,1pt,1pt">
+                  <w:txbxContent>
+                    <w:p>
+                      <w:pPr>
+                        <w:pStyle w:val="affa"/>
+                        <w:jc w:val="center"/>
+                        <w:rPr>
+                          <w:rFonts w:ascii="Times New Roman" w:hAnsi="Times New Roman"/>
+                          <w:i w:val="0"/>
+                          <w:sz w:val="18"/>
+                        </w:rPr>
+                      </w:pPr>
+                      <w:proofErr w:type="spellStart"/>
+                      <w:r>
+                        <w:rPr>
+                          <w:rFonts w:ascii="Times New Roman" w:hAnsi="Times New Roman"/>
+                          <w:i w:val="0"/>
+                          <w:sz w:val="18"/>
+                        </w:rPr>
+                        <w:t>Арк</w:t>
+                      </w:r>
+                      <w:proofErr w:type="spellEnd"/>
+                      <w:r>
+                        <w:rPr>
+                          <w:rFonts w:ascii="Times New Roman" w:hAnsi="Times New Roman"/>
+                          <w:i w:val="0"/>
+                          <w:sz w:val="18"/>
+                        </w:rPr>
+                        <w:t>.</w:t>
+                      </w:r>
+                    </w:p>
+                  </w:txbxContent>
+                </v:textbox>
+              </v:rect>
+              <v:rect id="Rectangle 38" o:spid="_x0000_s1063" style="position:absolute;left:15929;top:18623;width:1475;height:310;visibility:visible;mso-wrap-style:square;v-text-anchor:top" o:gfxdata="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" filled="f" stroked="f" strokeweight=".25pt">
+                <v:textbox inset="1pt,1pt,1pt,1pt">
+                  <w:txbxContent>
+                    <w:p>
+                      <w:pPr>
+                        <w:pStyle w:val="affa"/>
+                        <w:jc w:val="center"/>
+                        <w:rPr>
+                          <w:rFonts w:ascii="Times New Roman" w:hAnsi="Times New Roman"/>
+                          <w:i w:val="0"/>
+                          <w:sz w:val="18"/>
+                          <w:lang w:val="en-US"/>
+                        </w:rPr>
+                      </w:pPr>
+                      <w:r>
+                        <w:rPr>
+                          <w:rFonts w:ascii="Times New Roman" w:hAnsi="Times New Roman"/>
+                          <w:i w:val="0"/>
+                          <w:sz w:val="18"/>
+                          <w:lang w:val="en-US"/>
+                        </w:rPr>
+                        <w:t>1</w:t>
+                      </w:r>
+                    </w:p>
+                  </w:txbxContent>
+                </v:textbox>
+              </v:rect>
+              <v:rect id="Rectangle 39" o:spid="_x0000_s1064" style="position:absolute;left:7760;top:17481;width:12159;height:477;visibility:visible;mso-wrap-style:square;v-text-anchor:top" o:gfxdata="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" filled="f" stroked="f" strokeweight=".25pt">
+                <v:textbox inset="1pt,1pt,1pt,1pt">
+                  <w:txbxContent>
+                    <w:p>
+                      <w:pPr>
+                        <w:pStyle w:val="affa"/>
+                        <w:jc w:val="center"/>
+                        <w:rPr>
+                          <w:rFonts w:ascii="Times New Roman" w:hAnsi="Times New Roman"/>
+                          <w:i w:val="0"/>
+                        </w:rPr>
+                      </w:pPr>
+                      <w:r>
+                        <w:rPr>
+                          <w:rFonts w:ascii="Times New Roman" w:hAnsi="Times New Roman"/>
+                          <w:i w:val="0"/>
+                        </w:rPr>
+                        <w:t>ЯПЗТ.121.221.016</w:t>
+                      </w:r>
+                    </w:p>
+                    <w:p>
+                      <w:pPr>
+                        <w:pStyle w:val="affa"/>
+                        <w:jc w:val="center"/>
+                        <w:rPr>
+                          <w:rFonts w:ascii="Journal" w:hAnsi="Journal"/>
+                          <w:lang w:val="ru-RU"/>
+                        </w:rPr>
+                      </w:pPr>
+                    </w:p>
+                  </w:txbxContent>
+                </v:textbox>
+              </v:rect>
+              <v:line id="Line 40" o:spid="_x0000_s1065" style="position:absolute;visibility:visible;mso-wrap-style:square" from="12,18233" to="19979,18234" o:connectortype="straight" o:gfxdata="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" strokeweight="2pt"/>
+              <v:line id="Line 41" o:spid="_x0000_s1066" style="position:absolute;visibility:visible;mso-wrap-style:square" from="25,17881" to="7646,17882" o:connectortype="straight" o:gfxdata="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" strokeweight="2pt"/>
+              <v:line id="Line 42" o:spid="_x0000_s1067" style="position:absolute;visibility:visible;mso-wrap-style:square" from="10,17526" to="7631,17527" o:connectortype="straight" o:gfxdata="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" strokeweight="1pt"/>
+              <v:line id="Line 43" o:spid="_x0000_s1068" style="position:absolute;visibility:visible;mso-wrap-style:square" from="10,18938" to="7631,18939" o:connectortype="straight" o:gfxdata="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" strokeweight="1pt"/>
+              <v:line id="Line 44" o:spid="_x0000_s1069" style="position:absolute;visibility:visible;mso-wrap-style:square" from="10,18583" to="7631,18584" o:connectortype="straight" o:gfxdata="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" strokeweight="1pt"/>
+              <v:group id="Group 45" o:spid="_x0000_s1070" style="position:absolute;left:39;top:18267;width:4801;height:310" coordsize="19999,20000" o:gfxdata="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">
+                <v:rect id="Rectangle 46" o:spid="_x0000_s1071" style="position:absolute;width:8856;height:20000;visibility:visible;mso-wrap-style:square;v-text-anchor:top" o:gfxdata="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" filled="f" stroked="f" strokeweight=".25pt">
+                  <v:textbox inset="1pt,1pt,1pt,1pt">
+                    <w:txbxContent>
+                      <w:p>
+                        <w:pPr>
+                          <w:pStyle w:val="affa"/>
+                          <w:rPr>
+                            <w:rFonts w:ascii="Times New Roman" w:hAnsi="Times New Roman"/>
+                            <w:i w:val="0"/>
+                            <w:sz w:val="18"/>
+                          </w:rPr>
+                        </w:pPr>
+                        <w:r>
+                          <w:rPr>
+                            <w:sz w:val="18"/>
+                          </w:rPr>
+                          <w:t xml:space="preserve"> </w:t>
+                        </w:r>
+                        <w:proofErr w:type="spellStart"/>
+                        <w:r>
+                          <w:rPr>
+                            <w:rFonts w:ascii="Times New Roman" w:hAnsi="Times New Roman"/>
+                            <w:i w:val="0"/>
+                            <w:sz w:val="18"/>
+                          </w:rPr>
+                          <w:t>Розроб</w:t>
+                        </w:r>
+                        <w:proofErr w:type="spellEnd"/>
+                        <w:r>
+                          <w:rPr>
+                            <w:rFonts w:ascii="Times New Roman" w:hAnsi="Times New Roman"/>
+                            <w:i w:val="0"/>
+                            <w:sz w:val="18"/>
+                          </w:rPr>
+                          <w:t>.</w:t>
+                        </w:r>
+                      </w:p>
+                    </w:txbxContent>
+                  </v:textbox>
+                </v:rect>
+                <v:rect id="Rectangle 47" o:spid="_x0000_s1072" style="position:absolute;left:9281;width:10718;height:20000;visibility:visible;mso-wrap-style:square;v-text-anchor:top" o:gfxdata="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" filled="f" stroked="f" strokeweight=".25pt">
+                  <v:textbox inset="1pt,1pt,1pt,1pt">
+                    <w:txbxContent>
+                      <w:p>
+                        <w:pPr>
+                          <w:pStyle w:val="affa"/>
+                          <w:rPr>
+                            <w:rFonts w:ascii="Times New Roman" w:hAnsi="Times New Roman"/>
+                            <w:i w:val="0"/>
+                            <w:sz w:val="18"/>
+                            <w:lang w:val="ru-RU"/>
+                          </w:rPr>
+                        </w:pPr>
+                        <w:r>
+                          <w:rPr>
+                            <w:rFonts w:ascii="Times New Roman" w:hAnsi="Times New Roman"/>
+                            <w:i w:val="0"/>
+                            <w:sz w:val="18"/>
+                            <w:lang w:val="ru-RU"/>
+                          </w:rPr>
+                          <w:t>Троцький К. А.</w:t>
+                        </w:r>
+                      </w:p>
+                    </w:txbxContent>
+                  </v:textbox>
+                </v:rect>
+              </v:group>
+              <v:group id="Group 48" o:spid="_x0000_s1073" style="position:absolute;left:39;top:18614;width:4801;height:309" coordsize="19999,20000" o:gfxdata="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">
+                <v:rect id="Rectangle 49" o:spid="_x0000_s1074" style="position:absolute;width:8856;height:20000;visibility:visible;mso-wrap-style:square;v-text-anchor:top" o:gfxdata="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" filled="f" stroked="f" strokeweight=".25pt">
+                  <v:textbox inset="1pt,1pt,1pt,1pt">
+                    <w:txbxContent>
+                      <w:p>
+                        <w:pPr>
+                          <w:pStyle w:val="affa"/>
+                          <w:rPr>
+                            <w:rFonts w:ascii="Times New Roman" w:hAnsi="Times New Roman"/>
+                            <w:i w:val="0"/>
+                            <w:sz w:val="18"/>
+                          </w:rPr>
+                        </w:pPr>
+                        <w:r>
+                          <w:rPr>
+                            <w:sz w:val="18"/>
+                          </w:rPr>
+                          <w:t xml:space="preserve"> </w:t>
+                        </w:r>
+                        <w:proofErr w:type="spellStart"/>
+                        <w:r>
+                          <w:rPr>
+                            <w:rFonts w:ascii="Times New Roman" w:hAnsi="Times New Roman"/>
+                            <w:i w:val="0"/>
+                            <w:sz w:val="18"/>
+                          </w:rPr>
+                          <w:t>Перевір</w:t>
+                        </w:r>
+                        <w:proofErr w:type="spellEnd"/>
+                        <w:r>
+                          <w:rPr>
+                            <w:rFonts w:ascii="Times New Roman" w:hAnsi="Times New Roman"/>
+                            <w:i w:val="0"/>
+                            <w:sz w:val="18"/>
+                          </w:rPr>
+                          <w:t>.</w:t>
+                        </w:r>
+                      </w:p>
+                    </w:txbxContent>
+                  </v:textbox>
+                </v:rect>
+                <v:rect id="Rectangle 50" o:spid="_x0000_s1075" style="position:absolute;left:9281;width:10718;height:20000;visibility:visible;mso-wrap-style:square;v-text-anchor:top" o:gfxdata="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" filled="f" stroked="f" strokeweight=".25pt">
+                  <v:textbox inset="1pt,1pt,1pt,1pt">
+                    <w:txbxContent>
+                      <w:p>
+                        <w:pPr>
+                          <w:pStyle w:val="affa"/>
+                          <w:rPr>
+                            <w:rFonts w:ascii="Times New Roman" w:hAnsi="Times New Roman"/>
+                            <w:i w:val="0"/>
+                            <w:sz w:val="18"/>
+                          </w:rPr>
+                        </w:pPr>
+                        <w:proofErr w:type="spellStart"/>
+                        <w:r>
+                          <w:rPr>
+                            <w:rFonts w:ascii="Times New Roman" w:hAnsi="Times New Roman"/>
+                            <w:i w:val="0"/>
+                            <w:sz w:val="18"/>
+                            <w:lang w:val="ru-RU"/>
+                          </w:rPr>
+                          <w:t>Трощ</w:t>
+                        </w:r>
+                        <w:r>
+                          <w:rPr>
+                            <w:rFonts w:ascii="Times New Roman" w:hAnsi="Times New Roman"/>
+                            <w:i w:val="0"/>
+                            <w:sz w:val="18"/>
+                          </w:rPr>
+                          <w:t>ій</w:t>
+                        </w:r>
+                        <w:proofErr w:type="spellEnd"/>
+                        <w:r>
+                          <w:rPr>
+                            <w:rFonts w:ascii="Times New Roman" w:hAnsi="Times New Roman"/>
+                            <w:i w:val="0"/>
+                            <w:sz w:val="18"/>
+                          </w:rPr>
+                          <w:t xml:space="preserve"> Ю. Г.</w:t>
+                        </w:r>
+                      </w:p>
+                    </w:txbxContent>
+                  </v:textbox>
+                </v:rect>
+              </v:group>
+              <v:group id="Group 51" o:spid="_x0000_s1076" style="position:absolute;left:39;top:18969;width:4801;height:309" coordsize="19999,20000" o:gfxdata="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">
+                <v:rect id="Rectangle 52" o:spid="_x0000_s1077" style="position:absolute;width:8856;height:20000;visibility:visible;mso-wrap-style:square;v-text-anchor:top" o:gfxdata="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" filled="f" stroked="f" strokeweight=".25pt">
+                  <v:textbox inset="1pt,1pt,1pt,1pt">
+                    <w:txbxContent>
+                      <w:p>
+                        <w:pPr>
+                          <w:pStyle w:val="affa"/>
+                          <w:rPr>
+                            <w:sz w:val="18"/>
+                          </w:rPr>
+                        </w:pPr>
+                        <w:r>
+                          <w:rPr>
+                            <w:sz w:val="18"/>
+                          </w:rPr>
+                          <w:t xml:space="preserve"> </w:t>
+                        </w:r>
+                      </w:p>
+                    </w:txbxContent>
+                  </v:textbox>
+                </v:rect>
+                <v:rect id="Rectangle 53" o:spid="_x0000_s1078" style="position:absolute;left:9281;width:10718;height:20000;visibility:visible;mso-wrap-style:square;v-text-anchor:top" o:gfxdata="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" filled="f" stroked="f" strokeweight=".25pt">
+                  <v:textbox inset="1pt,1pt,1pt,1pt">
+                    <w:txbxContent>
+                      <w:p>
+                        <w:pPr>
+                          <w:pStyle w:val="affa"/>
+                          <w:rPr>
+                            <w:rFonts w:ascii="Journal" w:hAnsi="Journal"/>
+                            <w:sz w:val="18"/>
+                          </w:rPr>
+                        </w:pPr>
+                      </w:p>
+                    </w:txbxContent>
+                  </v:textbox>
+                </v:rect>
+              </v:group>
+              <v:group id="Group 54" o:spid="_x0000_s1079" style="position:absolute;left:39;top:19314;width:4801;height:310" coordsize="19999,20000" o:gfxdata="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">
+                <v:rect id="Rectangle 55" o:spid="_x0000_s1080" style="position:absolute;width:8856;height:20000;visibility:visible;mso-wrap-style:square;v-text-anchor:top" o:gfxdata="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" filled="f" stroked="f" strokeweight=".25pt">
+                  <v:textbox inset="1pt,1pt,1pt,1pt">
+                    <w:txbxContent>
+                      <w:p>
+                        <w:pPr>
+                          <w:pStyle w:val="affa"/>
+                          <w:rPr>
+                            <w:rFonts w:ascii="Times New Roman" w:hAnsi="Times New Roman"/>
+                            <w:i w:val="0"/>
+                            <w:sz w:val="18"/>
+                          </w:rPr>
+                        </w:pPr>
+                        <w:r>
+                          <w:rPr>
+                            <w:sz w:val="18"/>
+                          </w:rPr>
+                          <w:t xml:space="preserve"> </w:t>
+                        </w:r>
+                        <w:r>
+                          <w:rPr>
+                            <w:rFonts w:ascii="Times New Roman" w:hAnsi="Times New Roman"/>
+                            <w:i w:val="0"/>
+                            <w:sz w:val="18"/>
+                          </w:rPr>
+                          <w:t>Н. Контр.</w:t>
+                        </w:r>
+                      </w:p>
+                    </w:txbxContent>
+                  </v:textbox>
+                </v:rect>
+                <v:rect id="Rectangle 56" o:spid="_x0000_s1081" style="position:absolute;left:9281;width:10718;height:20000;visibility:visible;mso-wrap-style:square;v-text-anchor:top" o:gfxdata="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" filled="f" stroked="f" strokeweight=".25pt">
+                  <v:textbox inset="1pt,1pt,1pt,1pt">
+                    <w:txbxContent>
+                      <w:p>
+                        <w:pPr>
+                          <w:pStyle w:val="affa"/>
+                          <w:rPr>
+                            <w:rFonts w:ascii="Times New Roman" w:hAnsi="Times New Roman"/>
+                            <w:i w:val="0"/>
+                            <w:sz w:val="18"/>
+                          </w:rPr>
+                        </w:pPr>
+                      </w:p>
+                    </w:txbxContent>
+                  </v:textbox>
+                </v:rect>
+              </v:group>
+              <v:group id="Group 57" o:spid="_x0000_s1082" style="position:absolute;left:39;top:19660;width:4801;height:309" coordsize="19999,20000" o:gfxdata="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">
+                <v:rect id="Rectangle 58" o:spid="_x0000_s1083" style="position:absolute;width:8856;height:20000;visibility:visible;mso-wrap-style:square;v-text-anchor:top" o:gfxdata="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" filled="f" stroked="f" strokeweight=".25pt">
+                  <v:textbox inset="1pt,1pt,1pt,1pt">
+                    <w:txbxContent>
+                      <w:p>
+                        <w:pPr>
+                          <w:pStyle w:val="affa"/>
+                          <w:rPr>
+                            <w:rFonts w:ascii="Times New Roman" w:hAnsi="Times New Roman"/>
+                            <w:i w:val="0"/>
+                            <w:sz w:val="18"/>
+                          </w:rPr>
+                        </w:pPr>
+                        <w:r>
+                          <w:rPr>
+                            <w:sz w:val="18"/>
+                          </w:rPr>
+                          <w:t xml:space="preserve"> </w:t>
+                        </w:r>
+                        <w:proofErr w:type="spellStart"/>
+                        <w:r>
+                          <w:rPr>
+                            <w:rFonts w:ascii="Times New Roman" w:hAnsi="Times New Roman"/>
+                            <w:i w:val="0"/>
+                            <w:sz w:val="18"/>
+                          </w:rPr>
+                          <w:t>Затверд</w:t>
+                        </w:r>
+                        <w:proofErr w:type="spellEnd"/>
+                        <w:r>
+                          <w:rPr>
+                            <w:rFonts w:ascii="Times New Roman" w:hAnsi="Times New Roman"/>
+                            <w:i w:val="0"/>
+                            <w:sz w:val="18"/>
+                          </w:rPr>
+                          <w:t>.</w:t>
+                        </w:r>
+                      </w:p>
+                    </w:txbxContent>
+                  </v:textbox>
+                </v:rect>
+                <v:rect id="Rectangle 59" o:spid="_x0000_s1084" style="position:absolute;left:9281;width:10718;height:20000;visibility:visible;mso-wrap-style:square;v-text-anchor:top" o:gfxdata="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" filled="f" stroked="f" strokeweight=".25pt">
+                  <v:textbox inset="1pt,1pt,1pt,1pt">
+                    <w:txbxContent>
+                      <w:p>
+                        <w:pPr>
+                          <w:pStyle w:val="affa"/>
+                          <w:rPr>
+                            <w:rFonts w:ascii="Times New Roman" w:hAnsi="Times New Roman"/>
+                            <w:i w:val="0"/>
+                            <w:sz w:val="18"/>
+                          </w:rPr>
+                        </w:pPr>
+                      </w:p>
+                    </w:txbxContent>
+                  </v:textbox>
+                </v:rect>
+              </v:group>
+              <v:line id="Line 60" o:spid="_x0000_s1085" style="position:absolute;visibility:visible;mso-wrap-style:square" from="14208,18239" to="14210,19979" o:connectortype="straight" o:gfxdata="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" strokeweight="2pt"/>
+              <v:rect id="Rectangle 61" o:spid="_x0000_s1086" style="position:absolute;left:7787;top:18314;width:6292;height:1609;visibility:visible;mso-wrap-style:square;v-text-anchor:top" o:gfxdata="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" filled="f" stroked="f" strokeweight=".25pt">
+                <v:textbox inset="1pt,1pt,1pt,1pt">
+                  <w:txbxContent>
+                    <w:p>
+                      <w:pPr>
+                        <w:pStyle w:val="affa"/>
+                        <w:jc w:val="center"/>
+                        <w:rPr>
+                          <w:rFonts w:ascii="Times New Roman" w:hAnsi="Times New Roman"/>
+                          <w:i w:val="0"/>
+                          <w:iCs/>
+                          <w:lang w:val="ru-RU"/>
+                        </w:rPr>
+                      </w:pPr>
+                      <w:r>
+                        <w:t>Організація ведення таблиць</w:t>
+                      </w:r>
+                    </w:p>
+                  </w:txbxContent>
+                </v:textbox>
+              </v:rect>
+              <v:line id="Line 62" o:spid="_x0000_s1087" style="position:absolute;visibility:visible;mso-wrap-style:square" from="14221,18587" to="19990,18588" o:connectortype="straight" o:gfxdata="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" strokeweight="2pt"/>
+              <v:line id="Line 63" o:spid="_x0000_s1088" style="position:absolute;visibility:visible;mso-wrap-style:square" from="14219,18939" to="19988,18941" o:connectortype="straight" o:gfxdata="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" strokeweight="2pt"/>
+              <v:line id="Line 64" o:spid="_x0000_s1089" style="position:absolute;visibility:visible;mso-wrap-style:square" from="17487,18239" to="17490,18932" o:connectortype="straight" o:gfxdata="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" strokeweight="2pt"/>
+              <v:rect id="Rectangle 65" o:spid="_x0000_s1090" style="position:absolute;left:14295;top:18258;width:1474;height:309;visibility:visible;mso-wrap-style:square;v-text-anchor:top" o:gfxdata="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" filled="f" stroked="f" strokeweight=".25pt">
+                <v:textbox inset="1pt,1pt,1pt,1pt">
+                  <w:txbxContent>
+                    <w:p>
+                      <w:pPr>
+                        <w:pStyle w:val="affa"/>
+                        <w:jc w:val="center"/>
+                        <w:rPr>
+                          <w:rFonts w:ascii="Times New Roman" w:hAnsi="Times New Roman"/>
+                          <w:i w:val="0"/>
+                          <w:sz w:val="18"/>
+                        </w:rPr>
+                      </w:pPr>
+                      <w:r>
+                        <w:rPr>
+                          <w:rFonts w:ascii="Times New Roman" w:hAnsi="Times New Roman"/>
+                          <w:i w:val="0"/>
+                          <w:sz w:val="18"/>
+                        </w:rPr>
+                        <w:t>Літ.</w:t>
+                      </w:r>
+                    </w:p>
+                  </w:txbxContent>
+                </v:textbox>
+              </v:rect>
+              <v:rect id="Rectangle 66" o:spid="_x0000_s1091" style="position:absolute;left:17577;top:18258;width:2327;height:309;visibility:visible;mso-wrap-style:square;v-text-anchor:top" o:gfxdata="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" filled="f" stroked="f" strokeweight=".25pt">
+                <v:textbox inset="1pt,1pt,1pt,1pt">
+                  <w:txbxContent>
+                    <w:p>
+                      <w:pPr>
+                        <w:pStyle w:val="affa"/>
+                        <w:jc w:val="center"/>
+                        <w:rPr>
+                          <w:rFonts w:ascii="Times New Roman" w:hAnsi="Times New Roman"/>
+                          <w:i w:val="0"/>
+                          <w:sz w:val="18"/>
+                        </w:rPr>
+                      </w:pPr>
+                      <w:proofErr w:type="spellStart"/>
+                      <w:r>
+                        <w:rPr>
+                          <w:rFonts w:ascii="Times New Roman" w:hAnsi="Times New Roman"/>
+                          <w:i w:val="0"/>
+                          <w:sz w:val="18"/>
+                        </w:rPr>
+                        <w:t>Акрушів</w:t>
+                      </w:r>
+                      <w:proofErr w:type="spellEnd"/>
+                    </w:p>
+                  </w:txbxContent>
+                </v:textbox>
+              </v:rect>
+              <v:rect id="Rectangle 67" o:spid="_x0000_s1092" style="position:absolute;left:17591;top:18613;width:2326;height:309;visibility:visible;mso-wrap-style:square;v-text-anchor:top" o:gfxdata="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" filled="f" stroked="f" strokeweight=".25pt">
+                <v:textbox inset="1pt,1pt,1pt,1pt">
+                  <w:txbxContent>
+                    <w:p>
+                      <w:pPr>
+                        <w:pStyle w:val="affa"/>
+                        <w:jc w:val="center"/>
+                        <w:rPr>
+                          <w:rFonts w:ascii="Times New Roman" w:hAnsi="Times New Roman"/>
+                          <w:i w:val="0"/>
+                          <w:sz w:val="18"/>
+                        </w:rPr>
+                      </w:pPr>
+                    </w:p>
+                  </w:txbxContent>
+                </v:textbox>
+              </v:rect>
+              <v:line id="Line 68" o:spid="_x0000_s1093" style="position:absolute;visibility:visible;mso-wrap-style:square" from="14755,18594" to="14757,18932" o:connectortype="straight" o:gfxdata="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" strokeweight="1pt"/>
+              <v:line id="Line 69" o:spid="_x0000_s1094" style="position:absolute;visibility:visible;mso-wrap-style:square" from="15301,18595" to="15303,18933" o:connectortype="straight" o:gfxdata="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" strokeweight="1pt"/>
+              <v:rect id="Rectangle 70" o:spid="_x0000_s1095" style="position:absolute;left:14295;top:19221;width:5609;height:440;visibility:visible;mso-wrap-style:square;v-text-anchor:top" o:gfxdata="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" filled="f" stroked="f" strokeweight=".25pt">
+                <v:textbox inset="1pt,1pt,1pt,1pt">
+                  <w:txbxContent>
+                    <w:p>
+                      <w:pPr>
+                        <w:pStyle w:val="affa"/>
+                        <w:jc w:val="center"/>
+                        <w:rPr>
+                          <w:rFonts w:ascii="Times New Roman" w:hAnsi="Times New Roman"/>
+                          <w:i w:val="0"/>
+                          <w:sz w:val="24"/>
+                        </w:rPr>
+                      </w:pPr>
+                      <w:r>
+                        <w:rPr>
+                          <w:rFonts w:ascii="Times New Roman" w:hAnsi="Times New Roman"/>
+                          <w:i w:val="0"/>
+                          <w:sz w:val="24"/>
+                        </w:rPr>
+                        <w:t>ПЗ-221</w:t>
+                      </w:r>
+                    </w:p>
+                  </w:txbxContent>
+                </v:textbox>
+              </v:rect>
+              <w10:wrap anchorx="page" anchory="page"/>
+              <w10:anchorlock/>
+            </v:group>
+          </w:pict>
+        </mc:Fallback>
+      </mc:AlternateContent>
+    </w:r>
+  </w:p>
+</w:hdr>
 </file>
 
 <file path=word/numbering.xml><?xml version="1.0" encoding="utf-8"?>
@@ -20715,6 +24847,21 @@
       </w:tcPr>
     </w:tblStylePr>
   </w:style>
+  <w:style w:type="paragraph" w:customStyle="1" w:styleId="affa">
+    <w:name w:val="Чертежный"/>
+    <w:rsid w:val="00841001"/>
+    <w:pPr>
+      <w:spacing w:after="0" w:line="240" w:lineRule="auto"/>
+      <w:jc w:val="both"/>
+    </w:pPr>
+    <w:rPr>
+      <w:rFonts w:ascii="ISOCPEUR" w:eastAsia="Times New Roman" w:hAnsi="ISOCPEUR" w:cs="Times New Roman"/>
+      <w:i/>
+      <w:sz w:val="28"/>
+      <w:szCs w:val="20"/>
+      <w:lang w:val="uk-UA" w:eastAsia="ru-RU"/>
+    </w:rPr>
+  </w:style>
 </w:styles>
 </file>
 
